--- a/src/src/main/webapp/portal/wo/woExportTemplate/template.docx
+++ b/src/src/main/webapp/portal/wo/woExportTemplate/template.docx
@@ -1836,8 +1836,6 @@
             <w:r>
               <w:t>e</w:t>
             </w:r>
-            <w:bookmarkStart w:id="0" w:name="_GoBack"/>
-            <w:bookmarkEnd w:id="0"/>
             <w:r>
               <w:rPr>
                 <w:rFonts w:hint="eastAsia"/>
@@ -1933,8 +1931,10 @@
               <w:rPr>
                 <w:rFonts w:hint="eastAsia"/>
               </w:rPr>
-              <w:t>处理描述</w:t>
-            </w:r>
+              <w:t>审核信息</w:t>
+            </w:r>
+            <w:bookmarkStart w:id="0" w:name="_GoBack"/>
+            <w:bookmarkEnd w:id="0"/>
           </w:p>
         </w:tc>
       </w:tr>
@@ -2734,7 +2734,7 @@
 </file>
 
 <file path=customXml/itemProps1.xml><?xml version="1.0" encoding="utf-8"?>
-<ds:datastoreItem xmlns:ds="http://schemas.openxmlformats.org/officeDocument/2006/customXml" ds:itemID="{A4E0A942-F241-4F1D-ADD3-B4BC441E31FC}">
+<ds:datastoreItem xmlns:ds="http://schemas.openxmlformats.org/officeDocument/2006/customXml" ds:itemID="{18C6FC25-AD2F-49CD-91C8-63AE7173FC62}">
   <ds:schemaRefs>
     <ds:schemaRef ds:uri="http://schemas.openxmlformats.org/officeDocument/2006/bibliography"/>
   </ds:schemaRefs>

--- a/src/src/main/webapp/portal/wo/woExportTemplate/template.docx
+++ b/src/src/main/webapp/portal/wo/woExportTemplate/template.docx
@@ -6,15 +6,27 @@
       <w:pPr>
         <w:jc w:val="center"/>
         <w:rPr>
-          <w:rFonts w:ascii="宋体" w:eastAsia="宋体" w:hAnsi="宋体" w:cs="宋体"/>
+          <w:rFonts w:ascii="微软雅黑" w:eastAsia="微软雅黑" w:hAnsi="微软雅黑"/>
+          <w:b/>
+          <w:sz w:val="24"/>
+          <w:szCs w:val="24"/>
         </w:rPr>
       </w:pPr>
       <w:r>
+        <w:rPr>
+          <w:rFonts w:ascii="微软雅黑" w:eastAsia="微软雅黑" w:hAnsi="微软雅黑"/>
+          <w:b/>
+          <w:sz w:val="24"/>
+          <w:szCs w:val="24"/>
+        </w:rPr>
         <w:t>医疗设备维修工</w:t>
       </w:r>
       <w:r>
         <w:rPr>
-          <w:rFonts w:ascii="宋体" w:eastAsia="宋体" w:hAnsi="宋体" w:cs="宋体" w:hint="eastAsia"/>
+          <w:rFonts w:ascii="微软雅黑" w:eastAsia="微软雅黑" w:hAnsi="微软雅黑" w:hint="eastAsia"/>
+          <w:b/>
+          <w:sz w:val="24"/>
+          <w:szCs w:val="24"/>
         </w:rPr>
         <w:t>单</w:t>
       </w:r>
@@ -22,13 +34,28 @@
     <w:p>
       <w:pPr>
         <w:jc w:val="center"/>
+        <w:rPr>
+          <w:rFonts w:ascii="微软雅黑" w:eastAsia="微软雅黑" w:hAnsi="微软雅黑"/>
+          <w:b/>
+          <w:sz w:val="24"/>
+          <w:szCs w:val="24"/>
+        </w:rPr>
       </w:pPr>
       <w:r>
+        <w:rPr>
+          <w:rFonts w:ascii="微软雅黑" w:eastAsia="微软雅黑" w:hAnsi="微软雅黑"/>
+          <w:b/>
+          <w:sz w:val="24"/>
+          <w:szCs w:val="24"/>
+        </w:rPr>
         <w:t>设备信</w:t>
       </w:r>
       <w:r>
         <w:rPr>
-          <w:rFonts w:ascii="宋体" w:eastAsia="宋体" w:hAnsi="宋体" w:cs="宋体" w:hint="eastAsia"/>
+          <w:rFonts w:ascii="微软雅黑" w:eastAsia="微软雅黑" w:hAnsi="微软雅黑" w:cs="宋体" w:hint="eastAsia"/>
+          <w:b/>
+          <w:sz w:val="24"/>
+          <w:szCs w:val="24"/>
         </w:rPr>
         <w:t>息</w:t>
       </w:r>
@@ -53,13 +80,23 @@
           <w:p>
             <w:pPr>
               <w:jc w:val="center"/>
-            </w:pPr>
-            <w:r>
+              <w:rPr>
+                <w:sz w:val="20"/>
+                <w:szCs w:val="20"/>
+              </w:rPr>
+            </w:pPr>
+            <w:r>
+              <w:rPr>
+                <w:sz w:val="20"/>
+                <w:szCs w:val="20"/>
+              </w:rPr>
               <w:t>设备名</w:t>
             </w:r>
             <w:r>
               <w:rPr>
                 <w:rFonts w:ascii="宋体" w:eastAsia="宋体" w:hAnsi="宋体" w:cs="宋体" w:hint="eastAsia"/>
+                <w:sz w:val="20"/>
+                <w:szCs w:val="20"/>
               </w:rPr>
               <w:t>称</w:t>
             </w:r>
@@ -72,19 +109,33 @@
           <w:p>
             <w:pPr>
               <w:jc w:val="center"/>
-            </w:pPr>
-            <w:r>
+              <w:rPr>
+                <w:sz w:val="20"/>
+                <w:szCs w:val="20"/>
+              </w:rPr>
+            </w:pPr>
+            <w:r>
+              <w:rPr>
+                <w:sz w:val="20"/>
+                <w:szCs w:val="20"/>
+              </w:rPr>
               <w:t>{{</w:t>
             </w:r>
             <w:proofErr w:type="spellStart"/>
             <w:r>
               <w:rPr>
                 <w:rFonts w:hint="eastAsia"/>
+                <w:sz w:val="20"/>
+                <w:szCs w:val="20"/>
               </w:rPr>
               <w:t>device_name</w:t>
             </w:r>
             <w:proofErr w:type="spellEnd"/>
             <w:r>
+              <w:rPr>
+                <w:sz w:val="20"/>
+                <w:szCs w:val="20"/>
+              </w:rPr>
               <w:t>}}</w:t>
             </w:r>
           </w:p>
@@ -96,13 +147,23 @@
           <w:p>
             <w:pPr>
               <w:jc w:val="center"/>
-            </w:pPr>
-            <w:r>
+              <w:rPr>
+                <w:sz w:val="20"/>
+                <w:szCs w:val="20"/>
+              </w:rPr>
+            </w:pPr>
+            <w:r>
+              <w:rPr>
+                <w:sz w:val="20"/>
+                <w:szCs w:val="20"/>
+              </w:rPr>
               <w:t>所属科</w:t>
             </w:r>
             <w:r>
               <w:rPr>
                 <w:rFonts w:ascii="宋体" w:eastAsia="宋体" w:hAnsi="宋体" w:cs="宋体" w:hint="eastAsia"/>
+                <w:sz w:val="20"/>
+                <w:szCs w:val="20"/>
               </w:rPr>
               <w:t>室</w:t>
             </w:r>
@@ -115,16 +176,32 @@
           <w:p>
             <w:pPr>
               <w:jc w:val="center"/>
-            </w:pPr>
-            <w:r>
+              <w:rPr>
+                <w:sz w:val="20"/>
+                <w:szCs w:val="20"/>
+              </w:rPr>
+            </w:pPr>
+            <w:r>
+              <w:rPr>
+                <w:sz w:val="20"/>
+                <w:szCs w:val="20"/>
+              </w:rPr>
               <w:t>{{</w:t>
             </w:r>
             <w:proofErr w:type="spellStart"/>
             <w:r>
+              <w:rPr>
+                <w:sz w:val="20"/>
+                <w:szCs w:val="20"/>
+              </w:rPr>
               <w:t>device_department</w:t>
             </w:r>
             <w:proofErr w:type="spellEnd"/>
             <w:r>
+              <w:rPr>
+                <w:sz w:val="20"/>
+                <w:szCs w:val="20"/>
+              </w:rPr>
               <w:t>}}</w:t>
             </w:r>
           </w:p>
@@ -138,13 +215,23 @@
           <w:p>
             <w:pPr>
               <w:jc w:val="center"/>
-            </w:pPr>
-            <w:r>
+              <w:rPr>
+                <w:sz w:val="20"/>
+                <w:szCs w:val="20"/>
+              </w:rPr>
+            </w:pPr>
+            <w:r>
+              <w:rPr>
+                <w:sz w:val="20"/>
+                <w:szCs w:val="20"/>
+              </w:rPr>
               <w:t>设备型</w:t>
             </w:r>
             <w:r>
               <w:rPr>
                 <w:rFonts w:ascii="宋体" w:eastAsia="宋体" w:hAnsi="宋体" w:cs="宋体" w:hint="eastAsia"/>
+                <w:sz w:val="20"/>
+                <w:szCs w:val="20"/>
               </w:rPr>
               <w:t>号</w:t>
             </w:r>
@@ -157,16 +244,32 @@
           <w:p>
             <w:pPr>
               <w:jc w:val="center"/>
-            </w:pPr>
-            <w:r>
+              <w:rPr>
+                <w:sz w:val="20"/>
+                <w:szCs w:val="20"/>
+              </w:rPr>
+            </w:pPr>
+            <w:r>
+              <w:rPr>
+                <w:sz w:val="20"/>
+                <w:szCs w:val="20"/>
+              </w:rPr>
               <w:t>{{</w:t>
             </w:r>
             <w:proofErr w:type="spellStart"/>
             <w:r>
+              <w:rPr>
+                <w:sz w:val="20"/>
+                <w:szCs w:val="20"/>
+              </w:rPr>
               <w:t>device_type</w:t>
             </w:r>
             <w:proofErr w:type="spellEnd"/>
             <w:r>
+              <w:rPr>
+                <w:sz w:val="20"/>
+                <w:szCs w:val="20"/>
+              </w:rPr>
               <w:t>}}</w:t>
             </w:r>
           </w:p>
@@ -178,13 +281,23 @@
           <w:p>
             <w:pPr>
               <w:jc w:val="center"/>
-            </w:pPr>
-            <w:r>
+              <w:rPr>
+                <w:sz w:val="20"/>
+                <w:szCs w:val="20"/>
+              </w:rPr>
+            </w:pPr>
+            <w:r>
+              <w:rPr>
+                <w:sz w:val="20"/>
+                <w:szCs w:val="20"/>
+              </w:rPr>
               <w:t>生产厂</w:t>
             </w:r>
             <w:r>
               <w:rPr>
                 <w:rFonts w:ascii="宋体" w:eastAsia="宋体" w:hAnsi="宋体" w:cs="宋体" w:hint="eastAsia"/>
+                <w:sz w:val="20"/>
+                <w:szCs w:val="20"/>
               </w:rPr>
               <w:t>家</w:t>
             </w:r>
@@ -197,16 +310,32 @@
           <w:p>
             <w:pPr>
               <w:jc w:val="center"/>
-            </w:pPr>
-            <w:r>
+              <w:rPr>
+                <w:sz w:val="20"/>
+                <w:szCs w:val="20"/>
+              </w:rPr>
+            </w:pPr>
+            <w:r>
+              <w:rPr>
+                <w:sz w:val="20"/>
+                <w:szCs w:val="20"/>
+              </w:rPr>
               <w:t>{{</w:t>
             </w:r>
             <w:proofErr w:type="spellStart"/>
             <w:r>
+              <w:rPr>
+                <w:sz w:val="20"/>
+                <w:szCs w:val="20"/>
+              </w:rPr>
               <w:t>device_oem</w:t>
             </w:r>
             <w:proofErr w:type="spellEnd"/>
             <w:r>
+              <w:rPr>
+                <w:sz w:val="20"/>
+                <w:szCs w:val="20"/>
+              </w:rPr>
               <w:t>}}</w:t>
             </w:r>
           </w:p>
@@ -220,8 +349,16 @@
           <w:p>
             <w:pPr>
               <w:jc w:val="center"/>
-            </w:pPr>
-            <w:r>
+              <w:rPr>
+                <w:sz w:val="20"/>
+                <w:szCs w:val="20"/>
+              </w:rPr>
+            </w:pPr>
+            <w:r>
+              <w:rPr>
+                <w:sz w:val="20"/>
+                <w:szCs w:val="20"/>
+              </w:rPr>
               <w:t>序列号</w:t>
             </w:r>
           </w:p>
@@ -233,16 +370,32 @@
           <w:p>
             <w:pPr>
               <w:jc w:val="center"/>
-            </w:pPr>
-            <w:r>
+              <w:rPr>
+                <w:sz w:val="20"/>
+                <w:szCs w:val="20"/>
+              </w:rPr>
+            </w:pPr>
+            <w:r>
+              <w:rPr>
+                <w:sz w:val="20"/>
+                <w:szCs w:val="20"/>
+              </w:rPr>
               <w:t>{{</w:t>
             </w:r>
             <w:proofErr w:type="spellStart"/>
             <w:r>
+              <w:rPr>
+                <w:sz w:val="20"/>
+                <w:szCs w:val="20"/>
+              </w:rPr>
               <w:t>device_serial</w:t>
             </w:r>
             <w:proofErr w:type="spellEnd"/>
             <w:r>
+              <w:rPr>
+                <w:sz w:val="20"/>
+                <w:szCs w:val="20"/>
+              </w:rPr>
               <w:t>}}</w:t>
             </w:r>
           </w:p>
@@ -254,13 +407,23 @@
           <w:p>
             <w:pPr>
               <w:jc w:val="center"/>
-            </w:pPr>
-            <w:r>
+              <w:rPr>
+                <w:sz w:val="20"/>
+                <w:szCs w:val="20"/>
+              </w:rPr>
+            </w:pPr>
+            <w:r>
+              <w:rPr>
+                <w:sz w:val="20"/>
+                <w:szCs w:val="20"/>
+              </w:rPr>
               <w:t>设备编</w:t>
             </w:r>
             <w:r>
               <w:rPr>
                 <w:rFonts w:ascii="宋体" w:eastAsia="宋体" w:hAnsi="宋体" w:cs="宋体" w:hint="eastAsia"/>
+                <w:sz w:val="20"/>
+                <w:szCs w:val="20"/>
               </w:rPr>
               <w:t>号</w:t>
             </w:r>
@@ -273,16 +436,32 @@
           <w:p>
             <w:pPr>
               <w:jc w:val="center"/>
-            </w:pPr>
-            <w:r>
+              <w:rPr>
+                <w:sz w:val="20"/>
+                <w:szCs w:val="20"/>
+              </w:rPr>
+            </w:pPr>
+            <w:r>
+              <w:rPr>
+                <w:sz w:val="20"/>
+                <w:szCs w:val="20"/>
+              </w:rPr>
               <w:t>{{</w:t>
             </w:r>
             <w:proofErr w:type="spellStart"/>
             <w:r>
+              <w:rPr>
+                <w:sz w:val="20"/>
+                <w:szCs w:val="20"/>
+              </w:rPr>
               <w:t>device_number</w:t>
             </w:r>
             <w:proofErr w:type="spellEnd"/>
             <w:r>
+              <w:rPr>
+                <w:sz w:val="20"/>
+                <w:szCs w:val="20"/>
+              </w:rPr>
               <w:t>}}</w:t>
             </w:r>
           </w:p>
@@ -296,13 +475,23 @@
           <w:p>
             <w:pPr>
               <w:jc w:val="center"/>
-            </w:pPr>
-            <w:r>
+              <w:rPr>
+                <w:sz w:val="20"/>
+                <w:szCs w:val="20"/>
+              </w:rPr>
+            </w:pPr>
+            <w:r>
+              <w:rPr>
+                <w:sz w:val="20"/>
+                <w:szCs w:val="20"/>
+              </w:rPr>
               <w:t>二维</w:t>
             </w:r>
             <w:r>
               <w:rPr>
                 <w:rFonts w:ascii="宋体" w:eastAsia="宋体" w:hAnsi="宋体" w:cs="宋体" w:hint="eastAsia"/>
+                <w:sz w:val="20"/>
+                <w:szCs w:val="20"/>
               </w:rPr>
               <w:t>码</w:t>
             </w:r>
@@ -315,16 +504,32 @@
           <w:p>
             <w:pPr>
               <w:jc w:val="center"/>
-            </w:pPr>
-            <w:r>
+              <w:rPr>
+                <w:sz w:val="20"/>
+                <w:szCs w:val="20"/>
+              </w:rPr>
+            </w:pPr>
+            <w:r>
+              <w:rPr>
+                <w:sz w:val="20"/>
+                <w:szCs w:val="20"/>
+              </w:rPr>
               <w:t>{{</w:t>
             </w:r>
             <w:proofErr w:type="spellStart"/>
             <w:r>
+              <w:rPr>
+                <w:sz w:val="20"/>
+                <w:szCs w:val="20"/>
+              </w:rPr>
               <w:t>device_qr</w:t>
             </w:r>
             <w:proofErr w:type="spellEnd"/>
             <w:r>
+              <w:rPr>
+                <w:sz w:val="20"/>
+                <w:szCs w:val="20"/>
+              </w:rPr>
               <w:t>}}</w:t>
             </w:r>
           </w:p>
@@ -336,13 +541,23 @@
           <w:p>
             <w:pPr>
               <w:jc w:val="center"/>
-            </w:pPr>
-            <w:r>
+              <w:rPr>
+                <w:sz w:val="20"/>
+                <w:szCs w:val="20"/>
+              </w:rPr>
+            </w:pPr>
+            <w:r>
+              <w:rPr>
+                <w:sz w:val="20"/>
+                <w:szCs w:val="20"/>
+              </w:rPr>
               <w:t>当前位</w:t>
             </w:r>
             <w:r>
               <w:rPr>
                 <w:rFonts w:ascii="宋体" w:eastAsia="宋体" w:hAnsi="宋体" w:cs="宋体" w:hint="eastAsia"/>
+                <w:sz w:val="20"/>
+                <w:szCs w:val="20"/>
               </w:rPr>
               <w:t>置</w:t>
             </w:r>
@@ -355,16 +570,32 @@
           <w:p>
             <w:pPr>
               <w:jc w:val="center"/>
-            </w:pPr>
-            <w:r>
+              <w:rPr>
+                <w:sz w:val="20"/>
+                <w:szCs w:val="20"/>
+              </w:rPr>
+            </w:pPr>
+            <w:r>
+              <w:rPr>
+                <w:sz w:val="20"/>
+                <w:szCs w:val="20"/>
+              </w:rPr>
               <w:t>{{</w:t>
             </w:r>
             <w:proofErr w:type="spellStart"/>
             <w:r>
+              <w:rPr>
+                <w:sz w:val="20"/>
+                <w:szCs w:val="20"/>
+              </w:rPr>
               <w:t>device_location</w:t>
             </w:r>
             <w:proofErr w:type="spellEnd"/>
             <w:r>
+              <w:rPr>
+                <w:sz w:val="20"/>
+                <w:szCs w:val="20"/>
+              </w:rPr>
               <w:t>}}</w:t>
             </w:r>
           </w:p>
@@ -380,15 +611,27 @@
       <w:pPr>
         <w:jc w:val="center"/>
         <w:rPr>
-          <w:rFonts w:ascii="宋体" w:eastAsia="宋体" w:hAnsi="宋体" w:cs="宋体"/>
+          <w:rFonts w:ascii="微软雅黑" w:eastAsia="微软雅黑" w:hAnsi="微软雅黑"/>
+          <w:b/>
+          <w:sz w:val="24"/>
+          <w:szCs w:val="24"/>
         </w:rPr>
       </w:pPr>
       <w:r>
+        <w:rPr>
+          <w:rFonts w:ascii="微软雅黑" w:eastAsia="微软雅黑" w:hAnsi="微软雅黑"/>
+          <w:b/>
+          <w:sz w:val="24"/>
+          <w:szCs w:val="24"/>
+        </w:rPr>
         <w:t>报修信</w:t>
       </w:r>
       <w:r>
         <w:rPr>
-          <w:rFonts w:ascii="宋体" w:eastAsia="宋体" w:hAnsi="宋体" w:cs="宋体" w:hint="eastAsia"/>
+          <w:rFonts w:ascii="微软雅黑" w:eastAsia="微软雅黑" w:hAnsi="微软雅黑" w:hint="eastAsia"/>
+          <w:b/>
+          <w:sz w:val="24"/>
+          <w:szCs w:val="24"/>
         </w:rPr>
         <w:t>息</w:t>
       </w:r>
@@ -420,13 +663,23 @@
           <w:p>
             <w:pPr>
               <w:jc w:val="center"/>
-            </w:pPr>
-            <w:r>
+              <w:rPr>
+                <w:sz w:val="20"/>
+                <w:szCs w:val="20"/>
+              </w:rPr>
+            </w:pPr>
+            <w:r>
+              <w:rPr>
+                <w:sz w:val="20"/>
+                <w:szCs w:val="20"/>
+              </w:rPr>
               <w:t>报修单</w:t>
             </w:r>
             <w:r>
               <w:rPr>
                 <w:rFonts w:ascii="宋体" w:eastAsia="宋体" w:hAnsi="宋体" w:cs="宋体" w:hint="eastAsia"/>
+                <w:sz w:val="20"/>
+                <w:szCs w:val="20"/>
               </w:rPr>
               <w:t>号</w:t>
             </w:r>
@@ -439,16 +692,32 @@
           <w:p>
             <w:pPr>
               <w:jc w:val="center"/>
-            </w:pPr>
-            <w:r>
+              <w:rPr>
+                <w:sz w:val="20"/>
+                <w:szCs w:val="20"/>
+              </w:rPr>
+            </w:pPr>
+            <w:r>
+              <w:rPr>
+                <w:sz w:val="20"/>
+                <w:szCs w:val="20"/>
+              </w:rPr>
               <w:t>{{</w:t>
             </w:r>
             <w:proofErr w:type="spellStart"/>
             <w:r>
+              <w:rPr>
+                <w:sz w:val="20"/>
+                <w:szCs w:val="20"/>
+              </w:rPr>
               <w:t>issue_number</w:t>
             </w:r>
             <w:proofErr w:type="spellEnd"/>
             <w:r>
+              <w:rPr>
+                <w:sz w:val="20"/>
+                <w:szCs w:val="20"/>
+              </w:rPr>
               <w:t>}}</w:t>
             </w:r>
           </w:p>
@@ -459,39 +728,71 @@
             <w:vMerge w:val="restart"/>
           </w:tcPr>
           <w:p>
-            <w:r>
-              <w:rPr>
-                <w:rFonts w:hint="eastAsia"/>
+            <w:pPr>
+              <w:rPr>
+                <w:sz w:val="20"/>
+                <w:szCs w:val="20"/>
+              </w:rPr>
+            </w:pPr>
+            <w:r>
+              <w:rPr>
+                <w:rFonts w:hint="eastAsia"/>
+                <w:sz w:val="20"/>
+                <w:szCs w:val="20"/>
               </w:rPr>
               <w:t>故障现象</w:t>
             </w:r>
             <w:r>
+              <w:rPr>
+                <w:sz w:val="20"/>
+                <w:szCs w:val="20"/>
+              </w:rPr>
               <w:t xml:space="preserve">: </w:t>
             </w:r>
             <w:r>
               <w:rPr>
                 <w:rFonts w:hint="eastAsia"/>
+                <w:sz w:val="20"/>
+                <w:szCs w:val="20"/>
               </w:rPr>
               <w:t>{</w:t>
             </w:r>
             <w:r>
+              <w:rPr>
+                <w:sz w:val="20"/>
+                <w:szCs w:val="20"/>
+              </w:rPr>
               <w:t>{</w:t>
             </w:r>
             <w:proofErr w:type="spellStart"/>
             <w:r>
+              <w:rPr>
+                <w:sz w:val="20"/>
+                <w:szCs w:val="20"/>
+              </w:rPr>
               <w:t>issue_desc</w:t>
             </w:r>
             <w:proofErr w:type="spellEnd"/>
             <w:r>
+              <w:rPr>
+                <w:sz w:val="20"/>
+                <w:szCs w:val="20"/>
+              </w:rPr>
               <w:t>}</w:t>
             </w:r>
             <w:r>
               <w:rPr>
                 <w:rFonts w:hint="eastAsia"/>
+                <w:sz w:val="20"/>
+                <w:szCs w:val="20"/>
               </w:rPr>
               <w:t>}</w:t>
             </w:r>
             <w:r>
+              <w:rPr>
+                <w:sz w:val="20"/>
+                <w:szCs w:val="20"/>
+              </w:rPr>
               <w:t xml:space="preserve"> </w:t>
             </w:r>
           </w:p>
@@ -505,22 +806,44 @@
           <w:p>
             <w:pPr>
               <w:jc w:val="center"/>
-            </w:pPr>
-            <w:r>
+              <w:rPr>
+                <w:sz w:val="20"/>
+                <w:szCs w:val="20"/>
+              </w:rPr>
+            </w:pPr>
+            <w:r>
+              <w:rPr>
+                <w:sz w:val="20"/>
+                <w:szCs w:val="20"/>
+              </w:rPr>
               <w:t>报</w:t>
             </w:r>
             <w:r>
+              <w:rPr>
+                <w:sz w:val="20"/>
+                <w:szCs w:val="20"/>
+              </w:rPr>
               <w:t xml:space="preserve"> </w:t>
             </w:r>
             <w:r>
+              <w:rPr>
+                <w:sz w:val="20"/>
+                <w:szCs w:val="20"/>
+              </w:rPr>
               <w:t>修</w:t>
             </w:r>
             <w:r>
+              <w:rPr>
+                <w:sz w:val="20"/>
+                <w:szCs w:val="20"/>
+              </w:rPr>
               <w:t xml:space="preserve"> </w:t>
             </w:r>
             <w:r>
               <w:rPr>
                 <w:rFonts w:ascii="宋体" w:eastAsia="宋体" w:hAnsi="宋体" w:cs="宋体" w:hint="eastAsia"/>
+                <w:sz w:val="20"/>
+                <w:szCs w:val="20"/>
               </w:rPr>
               <w:t>人</w:t>
             </w:r>
@@ -533,16 +856,32 @@
           <w:p>
             <w:pPr>
               <w:jc w:val="center"/>
-            </w:pPr>
-            <w:r>
+              <w:rPr>
+                <w:sz w:val="20"/>
+                <w:szCs w:val="20"/>
+              </w:rPr>
+            </w:pPr>
+            <w:r>
+              <w:rPr>
+                <w:sz w:val="20"/>
+                <w:szCs w:val="20"/>
+              </w:rPr>
               <w:t>{{</w:t>
             </w:r>
             <w:proofErr w:type="spellStart"/>
             <w:r>
+              <w:rPr>
+                <w:sz w:val="20"/>
+                <w:szCs w:val="20"/>
+              </w:rPr>
               <w:t>issue_reporter</w:t>
             </w:r>
             <w:proofErr w:type="spellEnd"/>
             <w:r>
+              <w:rPr>
+                <w:sz w:val="20"/>
+                <w:szCs w:val="20"/>
+              </w:rPr>
               <w:t>}}</w:t>
             </w:r>
           </w:p>
@@ -567,13 +906,23 @@
           <w:p>
             <w:pPr>
               <w:jc w:val="center"/>
-            </w:pPr>
-            <w:r>
+              <w:rPr>
+                <w:sz w:val="20"/>
+                <w:szCs w:val="20"/>
+              </w:rPr>
+            </w:pPr>
+            <w:r>
+              <w:rPr>
+                <w:sz w:val="20"/>
+                <w:szCs w:val="20"/>
+              </w:rPr>
               <w:t>联系电</w:t>
             </w:r>
             <w:r>
               <w:rPr>
                 <w:rFonts w:ascii="宋体" w:eastAsia="宋体" w:hAnsi="宋体" w:cs="宋体" w:hint="eastAsia"/>
+                <w:sz w:val="20"/>
+                <w:szCs w:val="20"/>
               </w:rPr>
               <w:t>话</w:t>
             </w:r>
@@ -586,25 +935,32 @@
           <w:p>
             <w:pPr>
               <w:jc w:val="center"/>
-            </w:pPr>
-            <w:r>
+              <w:rPr>
+                <w:sz w:val="20"/>
+                <w:szCs w:val="20"/>
+              </w:rPr>
+            </w:pPr>
+            <w:r>
+              <w:rPr>
+                <w:sz w:val="20"/>
+                <w:szCs w:val="20"/>
+              </w:rPr>
               <w:t>{{</w:t>
             </w:r>
             <w:proofErr w:type="spellStart"/>
             <w:r>
-              <w:t>issue_report</w:t>
-            </w:r>
-            <w:r>
-              <w:t>er</w:t>
-            </w:r>
-            <w:r>
-              <w:t>_</w:t>
-            </w:r>
-            <w:r>
-              <w:t>phone</w:t>
+              <w:rPr>
+                <w:sz w:val="20"/>
+                <w:szCs w:val="20"/>
+              </w:rPr>
+              <w:t>issue_reporter_phone</w:t>
             </w:r>
             <w:proofErr w:type="spellEnd"/>
             <w:r>
+              <w:rPr>
+                <w:sz w:val="20"/>
+                <w:szCs w:val="20"/>
+              </w:rPr>
               <w:t>}}</w:t>
             </w:r>
           </w:p>
@@ -629,13 +985,23 @@
           <w:p>
             <w:pPr>
               <w:jc w:val="center"/>
-            </w:pPr>
-            <w:r>
+              <w:rPr>
+                <w:sz w:val="20"/>
+                <w:szCs w:val="20"/>
+              </w:rPr>
+            </w:pPr>
+            <w:r>
+              <w:rPr>
+                <w:sz w:val="20"/>
+                <w:szCs w:val="20"/>
+              </w:rPr>
               <w:t>报修时</w:t>
             </w:r>
             <w:r>
               <w:rPr>
                 <w:rFonts w:ascii="宋体" w:eastAsia="宋体" w:hAnsi="宋体" w:cs="宋体" w:hint="eastAsia"/>
+                <w:sz w:val="20"/>
+                <w:szCs w:val="20"/>
               </w:rPr>
               <w:t>间</w:t>
             </w:r>
@@ -648,22 +1014,32 @@
           <w:p>
             <w:pPr>
               <w:jc w:val="center"/>
-            </w:pPr>
-            <w:r>
+              <w:rPr>
+                <w:sz w:val="20"/>
+                <w:szCs w:val="20"/>
+              </w:rPr>
+            </w:pPr>
+            <w:r>
+              <w:rPr>
+                <w:sz w:val="20"/>
+                <w:szCs w:val="20"/>
+              </w:rPr>
               <w:t>{{</w:t>
             </w:r>
             <w:proofErr w:type="spellStart"/>
             <w:r>
-              <w:t>issue_reporte</w:t>
-            </w:r>
-            <w:r>
-              <w:t>_</w:t>
-            </w:r>
-            <w:r>
-              <w:t>time</w:t>
+              <w:rPr>
+                <w:sz w:val="20"/>
+                <w:szCs w:val="20"/>
+              </w:rPr>
+              <w:t>issue_reporte_time</w:t>
             </w:r>
             <w:proofErr w:type="spellEnd"/>
             <w:r>
+              <w:rPr>
+                <w:sz w:val="20"/>
+                <w:szCs w:val="20"/>
+              </w:rPr>
               <w:t>}}</w:t>
             </w:r>
           </w:p>
@@ -688,13 +1064,23 @@
           <w:p>
             <w:pPr>
               <w:jc w:val="center"/>
-            </w:pPr>
-            <w:r>
+              <w:rPr>
+                <w:sz w:val="20"/>
+                <w:szCs w:val="20"/>
+              </w:rPr>
+            </w:pPr>
+            <w:r>
+              <w:rPr>
+                <w:sz w:val="20"/>
+                <w:szCs w:val="20"/>
+              </w:rPr>
               <w:t>报修状</w:t>
             </w:r>
             <w:r>
               <w:rPr>
                 <w:rFonts w:ascii="宋体" w:eastAsia="宋体" w:hAnsi="宋体" w:cs="宋体" w:hint="eastAsia"/>
+                <w:sz w:val="20"/>
+                <w:szCs w:val="20"/>
               </w:rPr>
               <w:t>态</w:t>
             </w:r>
@@ -707,16 +1093,32 @@
           <w:p>
             <w:pPr>
               <w:jc w:val="center"/>
-            </w:pPr>
-            <w:r>
+              <w:rPr>
+                <w:sz w:val="20"/>
+                <w:szCs w:val="20"/>
+              </w:rPr>
+            </w:pPr>
+            <w:r>
+              <w:rPr>
+                <w:sz w:val="20"/>
+                <w:szCs w:val="20"/>
+              </w:rPr>
               <w:t>{{</w:t>
             </w:r>
             <w:proofErr w:type="spellStart"/>
             <w:r>
+              <w:rPr>
+                <w:sz w:val="20"/>
+                <w:szCs w:val="20"/>
+              </w:rPr>
               <w:t>issue_report_status</w:t>
             </w:r>
             <w:proofErr w:type="spellEnd"/>
             <w:r>
+              <w:rPr>
+                <w:sz w:val="20"/>
+                <w:szCs w:val="20"/>
+              </w:rPr>
               <w:t>}}</w:t>
             </w:r>
           </w:p>
@@ -741,13 +1143,23 @@
           <w:p>
             <w:pPr>
               <w:jc w:val="center"/>
-            </w:pPr>
-            <w:r>
+              <w:rPr>
+                <w:sz w:val="20"/>
+                <w:szCs w:val="20"/>
+              </w:rPr>
+            </w:pPr>
+            <w:r>
+              <w:rPr>
+                <w:sz w:val="20"/>
+                <w:szCs w:val="20"/>
+              </w:rPr>
               <w:t>停机时</w:t>
             </w:r>
             <w:r>
               <w:rPr>
                 <w:rFonts w:ascii="宋体" w:eastAsia="宋体" w:hAnsi="宋体" w:cs="宋体" w:hint="eastAsia"/>
+                <w:sz w:val="20"/>
+                <w:szCs w:val="20"/>
               </w:rPr>
               <w:t>间</w:t>
             </w:r>
@@ -760,16 +1172,32 @@
           <w:p>
             <w:pPr>
               <w:jc w:val="center"/>
-            </w:pPr>
-            <w:r>
+              <w:rPr>
+                <w:sz w:val="20"/>
+                <w:szCs w:val="20"/>
+              </w:rPr>
+            </w:pPr>
+            <w:r>
+              <w:rPr>
+                <w:sz w:val="20"/>
+                <w:szCs w:val="20"/>
+              </w:rPr>
               <w:t>{{</w:t>
             </w:r>
             <w:proofErr w:type="spellStart"/>
             <w:r>
+              <w:rPr>
+                <w:sz w:val="20"/>
+                <w:szCs w:val="20"/>
+              </w:rPr>
               <w:t>issue_device_stop_time</w:t>
             </w:r>
             <w:proofErr w:type="spellEnd"/>
             <w:r>
+              <w:rPr>
+                <w:sz w:val="20"/>
+                <w:szCs w:val="20"/>
+              </w:rPr>
               <w:t>}}</w:t>
             </w:r>
           </w:p>
@@ -794,14 +1222,25 @@
       <w:r>
         <w:t xml:space="preserve"> </w:t>
       </w:r>
+      <w:bookmarkStart w:id="0" w:name="_GoBack"/>
+      <w:bookmarkEnd w:id="0"/>
     </w:p>
     <w:p>
       <w:pPr>
         <w:jc w:val="center"/>
+        <w:rPr>
+          <w:rFonts w:ascii="微软雅黑" w:eastAsia="微软雅黑" w:hAnsi="微软雅黑"/>
+          <w:b/>
+          <w:sz w:val="24"/>
+          <w:szCs w:val="24"/>
+        </w:rPr>
       </w:pPr>
       <w:r>
         <w:rPr>
-          <w:rFonts w:hint="eastAsia"/>
+          <w:rFonts w:ascii="微软雅黑" w:eastAsia="微软雅黑" w:hAnsi="微软雅黑" w:hint="eastAsia"/>
+          <w:b/>
+          <w:sz w:val="24"/>
+          <w:szCs w:val="24"/>
         </w:rPr>
         <w:t>维修信息</w:t>
       </w:r>
@@ -813,13 +1252,13 @@
         <w:tblLook w:val="04A0" w:firstRow="1" w:lastRow="0" w:firstColumn="1" w:lastColumn="0" w:noHBand="0" w:noVBand="1"/>
       </w:tblPr>
       <w:tblGrid>
-        <w:gridCol w:w="1055"/>
-        <w:gridCol w:w="1391"/>
-        <w:gridCol w:w="1746"/>
-        <w:gridCol w:w="1477"/>
-        <w:gridCol w:w="1602"/>
-        <w:gridCol w:w="1540"/>
-        <w:gridCol w:w="1984"/>
+        <w:gridCol w:w="1144"/>
+        <w:gridCol w:w="1371"/>
+        <w:gridCol w:w="1607"/>
+        <w:gridCol w:w="1513"/>
+        <w:gridCol w:w="1586"/>
+        <w:gridCol w:w="1586"/>
+        <w:gridCol w:w="1988"/>
       </w:tblGrid>
       <w:tr>
         <w:tc>
@@ -829,10 +1268,16 @@
           <w:p>
             <w:pPr>
               <w:jc w:val="center"/>
-            </w:pPr>
-            <w:r>
-              <w:rPr>
-                <w:rFonts w:hint="eastAsia"/>
+              <w:rPr>
+                <w:sz w:val="20"/>
+                <w:szCs w:val="20"/>
+              </w:rPr>
+            </w:pPr>
+            <w:r>
+              <w:rPr>
+                <w:rFonts w:hint="eastAsia"/>
+                <w:sz w:val="20"/>
+                <w:szCs w:val="20"/>
               </w:rPr>
               <w:t>当前状态</w:t>
             </w:r>
@@ -846,27 +1291,47 @@
           <w:p>
             <w:pPr>
               <w:jc w:val="center"/>
-            </w:pPr>
-            <w:r>
-              <w:rPr>
-                <w:rFonts w:hint="eastAsia"/>
+              <w:rPr>
+                <w:sz w:val="20"/>
+                <w:szCs w:val="20"/>
+              </w:rPr>
+            </w:pPr>
+            <w:r>
+              <w:rPr>
+                <w:rFonts w:hint="eastAsia"/>
+                <w:sz w:val="20"/>
+                <w:szCs w:val="20"/>
               </w:rPr>
               <w:t>{</w:t>
             </w:r>
             <w:r>
+              <w:rPr>
+                <w:sz w:val="20"/>
+                <w:szCs w:val="20"/>
+              </w:rPr>
               <w:t>{</w:t>
             </w:r>
             <w:proofErr w:type="spellStart"/>
             <w:r>
+              <w:rPr>
+                <w:sz w:val="20"/>
+                <w:szCs w:val="20"/>
+              </w:rPr>
               <w:t>fix_status</w:t>
             </w:r>
             <w:proofErr w:type="spellEnd"/>
             <w:r>
+              <w:rPr>
+                <w:sz w:val="20"/>
+                <w:szCs w:val="20"/>
+              </w:rPr>
               <w:t>}</w:t>
             </w:r>
             <w:r>
               <w:rPr>
                 <w:rFonts w:hint="eastAsia"/>
+                <w:sz w:val="20"/>
+                <w:szCs w:val="20"/>
               </w:rPr>
               <w:t>}</w:t>
             </w:r>
@@ -879,10 +1344,16 @@
           <w:p>
             <w:pPr>
               <w:jc w:val="center"/>
-            </w:pPr>
-            <w:r>
-              <w:rPr>
-                <w:rFonts w:hint="eastAsia"/>
+              <w:rPr>
+                <w:sz w:val="20"/>
+                <w:szCs w:val="20"/>
+              </w:rPr>
+            </w:pPr>
+            <w:r>
+              <w:rPr>
+                <w:rFonts w:hint="eastAsia"/>
+                <w:sz w:val="20"/>
+                <w:szCs w:val="20"/>
               </w:rPr>
               <w:t>总工时</w:t>
             </w:r>
@@ -895,25 +1366,47 @@
           <w:p>
             <w:pPr>
               <w:jc w:val="center"/>
-            </w:pPr>
-            <w:r>
+              <w:rPr>
+                <w:sz w:val="20"/>
+                <w:szCs w:val="20"/>
+              </w:rPr>
+            </w:pPr>
+            <w:r>
+              <w:rPr>
+                <w:sz w:val="20"/>
+                <w:szCs w:val="20"/>
+              </w:rPr>
               <w:t>{</w:t>
             </w:r>
             <w:r>
+              <w:rPr>
+                <w:sz w:val="20"/>
+                <w:szCs w:val="20"/>
+              </w:rPr>
               <w:t>{</w:t>
             </w:r>
             <w:proofErr w:type="spellStart"/>
             <w:r>
+              <w:rPr>
+                <w:sz w:val="20"/>
+                <w:szCs w:val="20"/>
+              </w:rPr>
               <w:t>fix_hours</w:t>
             </w:r>
             <w:proofErr w:type="spellEnd"/>
             <w:r>
               <w:rPr>
                 <w:rFonts w:hint="eastAsia"/>
+                <w:sz w:val="20"/>
+                <w:szCs w:val="20"/>
               </w:rPr>
               <w:t>}</w:t>
             </w:r>
             <w:r>
+              <w:rPr>
+                <w:sz w:val="20"/>
+                <w:szCs w:val="20"/>
+              </w:rPr>
               <w:t>}</w:t>
             </w:r>
           </w:p>
@@ -925,10 +1418,16 @@
           <w:p>
             <w:pPr>
               <w:jc w:val="center"/>
-            </w:pPr>
-            <w:r>
-              <w:rPr>
-                <w:rFonts w:hint="eastAsia"/>
+              <w:rPr>
+                <w:sz w:val="20"/>
+                <w:szCs w:val="20"/>
+              </w:rPr>
+            </w:pPr>
+            <w:r>
+              <w:rPr>
+                <w:rFonts w:hint="eastAsia"/>
+                <w:sz w:val="20"/>
+                <w:szCs w:val="20"/>
               </w:rPr>
               <w:t>总费用（元）</w:t>
             </w:r>
@@ -941,25 +1440,47 @@
           <w:p>
             <w:pPr>
               <w:jc w:val="center"/>
-            </w:pPr>
-            <w:r>
+              <w:rPr>
+                <w:sz w:val="20"/>
+                <w:szCs w:val="20"/>
+              </w:rPr>
+            </w:pPr>
+            <w:r>
+              <w:rPr>
+                <w:sz w:val="20"/>
+                <w:szCs w:val="20"/>
+              </w:rPr>
               <w:t>{</w:t>
             </w:r>
             <w:r>
+              <w:rPr>
+                <w:sz w:val="20"/>
+                <w:szCs w:val="20"/>
+              </w:rPr>
               <w:t>{</w:t>
             </w:r>
             <w:proofErr w:type="spellStart"/>
             <w:r>
+              <w:rPr>
+                <w:sz w:val="20"/>
+                <w:szCs w:val="20"/>
+              </w:rPr>
               <w:t>fix_fee</w:t>
             </w:r>
             <w:proofErr w:type="spellEnd"/>
             <w:r>
               <w:rPr>
                 <w:rFonts w:hint="eastAsia"/>
+                <w:sz w:val="20"/>
+                <w:szCs w:val="20"/>
               </w:rPr>
               <w:t>}</w:t>
             </w:r>
             <w:r>
+              <w:rPr>
+                <w:sz w:val="20"/>
+                <w:szCs w:val="20"/>
+              </w:rPr>
               <w:t>}</w:t>
             </w:r>
           </w:p>
@@ -973,10 +1494,16 @@
           <w:p>
             <w:pPr>
               <w:jc w:val="center"/>
-            </w:pPr>
-            <w:r>
-              <w:rPr>
-                <w:rFonts w:hint="eastAsia"/>
+              <w:rPr>
+                <w:sz w:val="20"/>
+                <w:szCs w:val="20"/>
+              </w:rPr>
+            </w:pPr>
+            <w:r>
+              <w:rPr>
+                <w:rFonts w:hint="eastAsia"/>
+                <w:sz w:val="20"/>
+                <w:szCs w:val="20"/>
               </w:rPr>
               <w:t>签到时间</w:t>
             </w:r>
@@ -990,36 +1517,62 @@
           <w:p>
             <w:pPr>
               <w:jc w:val="center"/>
-            </w:pPr>
-            <w:r>
+              <w:rPr>
+                <w:sz w:val="20"/>
+                <w:szCs w:val="20"/>
+              </w:rPr>
+            </w:pPr>
+            <w:r>
+              <w:rPr>
+                <w:sz w:val="20"/>
+                <w:szCs w:val="20"/>
+              </w:rPr>
               <w:t>{</w:t>
             </w:r>
             <w:r>
               <w:rPr>
                 <w:rFonts w:hint="eastAsia"/>
+                <w:sz w:val="20"/>
+                <w:szCs w:val="20"/>
               </w:rPr>
               <w:t>{</w:t>
             </w:r>
             <w:proofErr w:type="spellStart"/>
             <w:r>
+              <w:rPr>
+                <w:sz w:val="20"/>
+                <w:szCs w:val="20"/>
+              </w:rPr>
               <w:t>fix_</w:t>
             </w:r>
             <w:r>
+              <w:rPr>
+                <w:sz w:val="20"/>
+                <w:szCs w:val="20"/>
+              </w:rPr>
               <w:t>sign_</w:t>
             </w:r>
             <w:r>
+              <w:rPr>
+                <w:sz w:val="20"/>
+                <w:szCs w:val="20"/>
+              </w:rPr>
               <w:t>time</w:t>
             </w:r>
             <w:proofErr w:type="spellEnd"/>
             <w:r>
               <w:rPr>
                 <w:rFonts w:hint="eastAsia"/>
+                <w:sz w:val="20"/>
+                <w:szCs w:val="20"/>
               </w:rPr>
               <w:t>}</w:t>
             </w:r>
             <w:r>
               <w:rPr>
                 <w:rFonts w:hint="eastAsia"/>
+                <w:sz w:val="20"/>
+                <w:szCs w:val="20"/>
               </w:rPr>
               <w:t>}</w:t>
             </w:r>
@@ -1032,10 +1585,16 @@
           <w:p>
             <w:pPr>
               <w:jc w:val="center"/>
-            </w:pPr>
-            <w:r>
-              <w:rPr>
-                <w:rFonts w:hint="eastAsia"/>
+              <w:rPr>
+                <w:sz w:val="20"/>
+                <w:szCs w:val="20"/>
+              </w:rPr>
+            </w:pPr>
+            <w:r>
+              <w:rPr>
+                <w:rFonts w:hint="eastAsia"/>
+                <w:sz w:val="20"/>
+                <w:szCs w:val="20"/>
               </w:rPr>
               <w:t>工单类型</w:t>
             </w:r>
@@ -1048,25 +1607,47 @@
           <w:p>
             <w:pPr>
               <w:jc w:val="center"/>
-            </w:pPr>
-            <w:r>
+              <w:rPr>
+                <w:sz w:val="20"/>
+                <w:szCs w:val="20"/>
+              </w:rPr>
+            </w:pPr>
+            <w:r>
+              <w:rPr>
+                <w:sz w:val="20"/>
+                <w:szCs w:val="20"/>
+              </w:rPr>
               <w:t>{</w:t>
             </w:r>
             <w:r>
+              <w:rPr>
+                <w:sz w:val="20"/>
+                <w:szCs w:val="20"/>
+              </w:rPr>
               <w:t>{</w:t>
             </w:r>
             <w:proofErr w:type="spellStart"/>
             <w:r>
+              <w:rPr>
+                <w:sz w:val="20"/>
+                <w:szCs w:val="20"/>
+              </w:rPr>
               <w:t>fix_type</w:t>
             </w:r>
             <w:proofErr w:type="spellEnd"/>
             <w:r>
               <w:rPr>
                 <w:rFonts w:hint="eastAsia"/>
+                <w:sz w:val="20"/>
+                <w:szCs w:val="20"/>
               </w:rPr>
               <w:t>}</w:t>
             </w:r>
             <w:r>
+              <w:rPr>
+                <w:sz w:val="20"/>
+                <w:szCs w:val="20"/>
+              </w:rPr>
               <w:t>}</w:t>
             </w:r>
           </w:p>
@@ -1078,10 +1659,16 @@
           <w:p>
             <w:pPr>
               <w:jc w:val="center"/>
-            </w:pPr>
-            <w:r>
-              <w:rPr>
-                <w:rFonts w:hint="eastAsia"/>
+              <w:rPr>
+                <w:sz w:val="20"/>
+                <w:szCs w:val="20"/>
+              </w:rPr>
+            </w:pPr>
+            <w:r>
+              <w:rPr>
+                <w:rFonts w:hint="eastAsia"/>
+                <w:sz w:val="20"/>
+                <w:szCs w:val="20"/>
               </w:rPr>
               <w:t>故障类型</w:t>
             </w:r>
@@ -1094,24 +1681,46 @@
           <w:p>
             <w:pPr>
               <w:jc w:val="center"/>
-            </w:pPr>
-            <w:r>
+              <w:rPr>
+                <w:sz w:val="20"/>
+                <w:szCs w:val="20"/>
+              </w:rPr>
+            </w:pPr>
+            <w:r>
+              <w:rPr>
+                <w:sz w:val="20"/>
+                <w:szCs w:val="20"/>
+              </w:rPr>
               <w:t>{</w:t>
             </w:r>
             <w:r>
+              <w:rPr>
+                <w:sz w:val="20"/>
+                <w:szCs w:val="20"/>
+              </w:rPr>
               <w:t>{</w:t>
             </w:r>
             <w:proofErr w:type="spellStart"/>
             <w:r>
+              <w:rPr>
+                <w:sz w:val="20"/>
+                <w:szCs w:val="20"/>
+              </w:rPr>
               <w:t>fix_error_type</w:t>
             </w:r>
             <w:proofErr w:type="spellEnd"/>
             <w:r>
+              <w:rPr>
+                <w:sz w:val="20"/>
+                <w:szCs w:val="20"/>
+              </w:rPr>
               <w:t>}</w:t>
             </w:r>
             <w:r>
               <w:rPr>
                 <w:rFonts w:hint="eastAsia"/>
+                <w:sz w:val="20"/>
+                <w:szCs w:val="20"/>
               </w:rPr>
               <w:t>}</w:t>
             </w:r>
@@ -1126,10 +1735,16 @@
           <w:p>
             <w:pPr>
               <w:jc w:val="center"/>
-            </w:pPr>
-            <w:r>
-              <w:rPr>
-                <w:rFonts w:hint="eastAsia"/>
+              <w:rPr>
+                <w:sz w:val="20"/>
+                <w:szCs w:val="20"/>
+              </w:rPr>
+            </w:pPr>
+            <w:r>
+              <w:rPr>
+                <w:rFonts w:hint="eastAsia"/>
+                <w:sz w:val="20"/>
+                <w:szCs w:val="20"/>
               </w:rPr>
               <w:t>处理人</w:t>
             </w:r>
@@ -1142,30 +1757,48 @@
           <w:p>
             <w:pPr>
               <w:jc w:val="center"/>
-            </w:pPr>
-            <w:r>
+              <w:rPr>
+                <w:sz w:val="20"/>
+                <w:szCs w:val="20"/>
+              </w:rPr>
+            </w:pPr>
+            <w:r>
+              <w:rPr>
+                <w:sz w:val="20"/>
+                <w:szCs w:val="20"/>
+              </w:rPr>
               <w:t>{</w:t>
             </w:r>
             <w:r>
               <w:rPr>
                 <w:rFonts w:hint="eastAsia"/>
+                <w:sz w:val="20"/>
+                <w:szCs w:val="20"/>
               </w:rPr>
               <w:t>{</w:t>
             </w:r>
             <w:proofErr w:type="spellStart"/>
             <w:r>
+              <w:rPr>
+                <w:sz w:val="20"/>
+                <w:szCs w:val="20"/>
+              </w:rPr>
               <w:t>fix_owner</w:t>
             </w:r>
             <w:proofErr w:type="spellEnd"/>
             <w:r>
               <w:rPr>
                 <w:rFonts w:hint="eastAsia"/>
+                <w:sz w:val="20"/>
+                <w:szCs w:val="20"/>
               </w:rPr>
               <w:t>}</w:t>
             </w:r>
             <w:r>
               <w:rPr>
                 <w:rFonts w:hint="eastAsia"/>
+                <w:sz w:val="20"/>
+                <w:szCs w:val="20"/>
               </w:rPr>
               <w:t>}</w:t>
             </w:r>
@@ -1178,36 +1811,56 @@
           <w:p>
             <w:pPr>
               <w:jc w:val="center"/>
-            </w:pPr>
-            <w:r>
-              <w:rPr>
-                <w:rFonts w:hint="eastAsia"/>
+              <w:rPr>
+                <w:sz w:val="20"/>
+                <w:szCs w:val="20"/>
+              </w:rPr>
+            </w:pPr>
+            <w:r>
+              <w:rPr>
+                <w:rFonts w:hint="eastAsia"/>
+                <w:sz w:val="20"/>
+                <w:szCs w:val="20"/>
               </w:rPr>
               <w:t>工时：</w:t>
             </w:r>
             <w:r>
               <w:rPr>
                 <w:rFonts w:hint="eastAsia"/>
+                <w:sz w:val="20"/>
+                <w:szCs w:val="20"/>
               </w:rPr>
               <w:t>{</w:t>
             </w:r>
             <w:r>
               <w:rPr>
                 <w:rFonts w:hint="eastAsia"/>
+                <w:sz w:val="20"/>
+                <w:szCs w:val="20"/>
               </w:rPr>
               <w:t>{</w:t>
             </w:r>
             <w:proofErr w:type="spellStart"/>
             <w:r>
+              <w:rPr>
+                <w:sz w:val="20"/>
+                <w:szCs w:val="20"/>
+              </w:rPr>
               <w:t>fix_man_hour</w:t>
             </w:r>
             <w:proofErr w:type="spellEnd"/>
             <w:r>
+              <w:rPr>
+                <w:sz w:val="20"/>
+                <w:szCs w:val="20"/>
+              </w:rPr>
               <w:t>}</w:t>
             </w:r>
             <w:r>
               <w:rPr>
                 <w:rFonts w:hint="eastAsia"/>
+                <w:sz w:val="20"/>
+                <w:szCs w:val="20"/>
               </w:rPr>
               <w:t>}</w:t>
             </w:r>
@@ -1220,32 +1873,46 @@
           <w:p>
             <w:pPr>
               <w:jc w:val="center"/>
-            </w:pPr>
-            <w:r>
-              <w:rPr>
-                <w:rFonts w:hint="eastAsia"/>
+              <w:rPr>
+                <w:sz w:val="20"/>
+                <w:szCs w:val="20"/>
+              </w:rPr>
+            </w:pPr>
+            <w:r>
+              <w:rPr>
+                <w:rFonts w:hint="eastAsia"/>
+                <w:sz w:val="20"/>
+                <w:szCs w:val="20"/>
               </w:rPr>
               <w:t>协作者：</w:t>
             </w:r>
             <w:r>
               <w:rPr>
                 <w:rFonts w:hint="eastAsia"/>
+                <w:sz w:val="20"/>
+                <w:szCs w:val="20"/>
               </w:rPr>
               <w:t>{</w:t>
             </w:r>
             <w:r>
+              <w:rPr>
+                <w:sz w:val="20"/>
+                <w:szCs w:val="20"/>
+              </w:rPr>
               <w:t>{</w:t>
             </w:r>
             <w:r>
-              <w:t>fix_</w:t>
-            </w:r>
-            <w:r>
-              <w:t>co</w:t>
-            </w:r>
-            <w:r>
-              <w:t>1</w:t>
-            </w:r>
-            <w:r>
+              <w:rPr>
+                <w:sz w:val="20"/>
+                <w:szCs w:val="20"/>
+              </w:rPr>
+              <w:t>fix_co1</w:t>
+            </w:r>
+            <w:r>
+              <w:rPr>
+                <w:sz w:val="20"/>
+                <w:szCs w:val="20"/>
+              </w:rPr>
               <w:t>}}</w:t>
             </w:r>
           </w:p>
@@ -1257,37 +1924,53 @@
           <w:p>
             <w:pPr>
               <w:jc w:val="center"/>
-            </w:pPr>
-            <w:r>
-              <w:rPr>
-                <w:rFonts w:hint="eastAsia"/>
+              <w:rPr>
+                <w:sz w:val="20"/>
+                <w:szCs w:val="20"/>
+              </w:rPr>
+            </w:pPr>
+            <w:r>
+              <w:rPr>
+                <w:rFonts w:hint="eastAsia"/>
+                <w:sz w:val="20"/>
+                <w:szCs w:val="20"/>
               </w:rPr>
               <w:t>工时：</w:t>
             </w:r>
             <w:r>
               <w:rPr>
                 <w:rFonts w:hint="eastAsia"/>
+                <w:sz w:val="20"/>
+                <w:szCs w:val="20"/>
               </w:rPr>
               <w:t>{</w:t>
             </w:r>
             <w:r>
+              <w:rPr>
+                <w:sz w:val="20"/>
+                <w:szCs w:val="20"/>
+              </w:rPr>
               <w:t>{</w:t>
             </w:r>
             <w:r>
-              <w:t>fix_</w:t>
-            </w:r>
-            <w:r>
-              <w:t>co</w:t>
-            </w:r>
-            <w:r>
-              <w:t>hour1</w:t>
-            </w:r>
-            <w:r>
+              <w:rPr>
+                <w:sz w:val="20"/>
+                <w:szCs w:val="20"/>
+              </w:rPr>
+              <w:t>fix_cohour1</w:t>
+            </w:r>
+            <w:r>
+              <w:rPr>
+                <w:sz w:val="20"/>
+                <w:szCs w:val="20"/>
+              </w:rPr>
               <w:t>}</w:t>
             </w:r>
             <w:r>
               <w:rPr>
                 <w:rFonts w:hint="eastAsia"/>
+                <w:sz w:val="20"/>
+                <w:szCs w:val="20"/>
               </w:rPr>
               <w:t>}</w:t>
             </w:r>
@@ -1300,31 +1983,53 @@
           <w:p>
             <w:pPr>
               <w:jc w:val="center"/>
-            </w:pPr>
-            <w:r>
-              <w:rPr>
-                <w:rFonts w:hint="eastAsia"/>
+              <w:rPr>
+                <w:sz w:val="20"/>
+                <w:szCs w:val="20"/>
+              </w:rPr>
+            </w:pPr>
+            <w:r>
+              <w:rPr>
+                <w:rFonts w:hint="eastAsia"/>
+                <w:sz w:val="20"/>
+                <w:szCs w:val="20"/>
               </w:rPr>
               <w:t>协作者：</w:t>
             </w:r>
             <w:r>
               <w:rPr>
                 <w:rFonts w:hint="eastAsia"/>
+                <w:sz w:val="20"/>
+                <w:szCs w:val="20"/>
               </w:rPr>
               <w:t>{</w:t>
             </w:r>
             <w:r>
+              <w:rPr>
+                <w:sz w:val="20"/>
+                <w:szCs w:val="20"/>
+              </w:rPr>
               <w:t>{</w:t>
             </w:r>
             <w:r>
+              <w:rPr>
+                <w:sz w:val="20"/>
+                <w:szCs w:val="20"/>
+              </w:rPr>
               <w:t>fix_co2</w:t>
             </w:r>
             <w:r>
+              <w:rPr>
+                <w:sz w:val="20"/>
+                <w:szCs w:val="20"/>
+              </w:rPr>
               <w:t>}</w:t>
             </w:r>
             <w:r>
               <w:rPr>
                 <w:rFonts w:hint="eastAsia"/>
+                <w:sz w:val="20"/>
+                <w:szCs w:val="20"/>
               </w:rPr>
               <w:t>}</w:t>
             </w:r>
@@ -1337,25 +2042,39 @@
           <w:p>
             <w:pPr>
               <w:jc w:val="center"/>
-            </w:pPr>
-            <w:r>
-              <w:rPr>
-                <w:rFonts w:hint="eastAsia"/>
+              <w:rPr>
+                <w:sz w:val="20"/>
+                <w:szCs w:val="20"/>
+              </w:rPr>
+            </w:pPr>
+            <w:r>
+              <w:rPr>
+                <w:rFonts w:hint="eastAsia"/>
+                <w:sz w:val="20"/>
+                <w:szCs w:val="20"/>
               </w:rPr>
               <w:t>工时：</w:t>
             </w:r>
             <w:r>
               <w:rPr>
                 <w:rFonts w:hint="eastAsia"/>
+                <w:sz w:val="20"/>
+                <w:szCs w:val="20"/>
               </w:rPr>
               <w:t>{{</w:t>
             </w:r>
             <w:r>
+              <w:rPr>
+                <w:sz w:val="20"/>
+                <w:szCs w:val="20"/>
+              </w:rPr>
               <w:t>fix_cohour2</w:t>
             </w:r>
             <w:r>
               <w:rPr>
                 <w:rFonts w:hint="eastAsia"/>
+                <w:sz w:val="20"/>
+                <w:szCs w:val="20"/>
               </w:rPr>
               <w:t>}}</w:t>
             </w:r>
@@ -1371,10 +2090,16 @@
           <w:p>
             <w:pPr>
               <w:jc w:val="center"/>
-            </w:pPr>
-            <w:r>
-              <w:rPr>
-                <w:rFonts w:hint="eastAsia"/>
+              <w:rPr>
+                <w:sz w:val="20"/>
+                <w:szCs w:val="20"/>
+              </w:rPr>
+            </w:pPr>
+            <w:r>
+              <w:rPr>
+                <w:rFonts w:hint="eastAsia"/>
+                <w:sz w:val="20"/>
+                <w:szCs w:val="20"/>
               </w:rPr>
               <w:t>故障原因描述</w:t>
             </w:r>
@@ -1388,10 +2113,16 @@
           <w:p>
             <w:pPr>
               <w:jc w:val="center"/>
-            </w:pPr>
-            <w:r>
-              <w:rPr>
-                <w:rFonts w:hint="eastAsia"/>
+              <w:rPr>
+                <w:sz w:val="20"/>
+                <w:szCs w:val="20"/>
+              </w:rPr>
+            </w:pPr>
+            <w:r>
+              <w:rPr>
+                <w:rFonts w:hint="eastAsia"/>
+                <w:sz w:val="20"/>
+                <w:szCs w:val="20"/>
               </w:rPr>
               <w:t>解决方案</w:t>
             </w:r>
@@ -1405,10 +2136,16 @@
           <w:p>
             <w:pPr>
               <w:jc w:val="center"/>
-            </w:pPr>
-            <w:r>
-              <w:rPr>
-                <w:rFonts w:hint="eastAsia"/>
+              <w:rPr>
+                <w:sz w:val="20"/>
+                <w:szCs w:val="20"/>
+              </w:rPr>
+            </w:pPr>
+            <w:r>
+              <w:rPr>
+                <w:rFonts w:hint="eastAsia"/>
+                <w:sz w:val="20"/>
+                <w:szCs w:val="20"/>
               </w:rPr>
               <w:t>交付前检测</w:t>
             </w:r>
@@ -1424,27 +2161,47 @@
           <w:p>
             <w:pPr>
               <w:jc w:val="center"/>
-            </w:pPr>
-            <w:r>
-              <w:rPr>
-                <w:rFonts w:hint="eastAsia"/>
+              <w:rPr>
+                <w:sz w:val="20"/>
+                <w:szCs w:val="20"/>
+              </w:rPr>
+            </w:pPr>
+            <w:r>
+              <w:rPr>
+                <w:rFonts w:hint="eastAsia"/>
+                <w:sz w:val="20"/>
+                <w:szCs w:val="20"/>
               </w:rPr>
               <w:t>{</w:t>
             </w:r>
             <w:r>
+              <w:rPr>
+                <w:sz w:val="20"/>
+                <w:szCs w:val="20"/>
+              </w:rPr>
               <w:t>{</w:t>
             </w:r>
             <w:proofErr w:type="spellStart"/>
             <w:r>
+              <w:rPr>
+                <w:sz w:val="20"/>
+                <w:szCs w:val="20"/>
+              </w:rPr>
               <w:t>fix_reason</w:t>
             </w:r>
             <w:proofErr w:type="spellEnd"/>
             <w:r>
+              <w:rPr>
+                <w:sz w:val="20"/>
+                <w:szCs w:val="20"/>
+              </w:rPr>
               <w:t>}</w:t>
             </w:r>
             <w:r>
               <w:rPr>
                 <w:rFonts w:hint="eastAsia"/>
+                <w:sz w:val="20"/>
+                <w:szCs w:val="20"/>
               </w:rPr>
               <w:t>}</w:t>
             </w:r>
@@ -1458,21 +2215,33 @@
           <w:p>
             <w:pPr>
               <w:jc w:val="center"/>
-            </w:pPr>
-            <w:r>
-              <w:rPr>
-                <w:rFonts w:hint="eastAsia"/>
+              <w:rPr>
+                <w:sz w:val="20"/>
+                <w:szCs w:val="20"/>
+              </w:rPr>
+            </w:pPr>
+            <w:r>
+              <w:rPr>
+                <w:rFonts w:hint="eastAsia"/>
+                <w:sz w:val="20"/>
+                <w:szCs w:val="20"/>
               </w:rPr>
               <w:t>{{</w:t>
             </w:r>
             <w:proofErr w:type="spellStart"/>
             <w:r>
+              <w:rPr>
+                <w:sz w:val="20"/>
+                <w:szCs w:val="20"/>
+              </w:rPr>
               <w:t>fix_solution</w:t>
             </w:r>
             <w:proofErr w:type="spellEnd"/>
             <w:r>
               <w:rPr>
                 <w:rFonts w:hint="eastAsia"/>
+                <w:sz w:val="20"/>
+                <w:szCs w:val="20"/>
               </w:rPr>
               <w:t>}}</w:t>
             </w:r>
@@ -1486,27 +2255,47 @@
           <w:p>
             <w:pPr>
               <w:jc w:val="center"/>
-            </w:pPr>
-            <w:r>
-              <w:rPr>
-                <w:rFonts w:hint="eastAsia"/>
+              <w:rPr>
+                <w:sz w:val="20"/>
+                <w:szCs w:val="20"/>
+              </w:rPr>
+            </w:pPr>
+            <w:r>
+              <w:rPr>
+                <w:rFonts w:hint="eastAsia"/>
+                <w:sz w:val="20"/>
+                <w:szCs w:val="20"/>
               </w:rPr>
               <w:t>{</w:t>
             </w:r>
             <w:r>
+              <w:rPr>
+                <w:sz w:val="20"/>
+                <w:szCs w:val="20"/>
+              </w:rPr>
               <w:t>{</w:t>
             </w:r>
             <w:proofErr w:type="spellStart"/>
             <w:r>
+              <w:rPr>
+                <w:sz w:val="20"/>
+                <w:szCs w:val="20"/>
+              </w:rPr>
               <w:t>fix_validation</w:t>
             </w:r>
             <w:proofErr w:type="spellEnd"/>
             <w:r>
+              <w:rPr>
+                <w:sz w:val="20"/>
+                <w:szCs w:val="20"/>
+              </w:rPr>
               <w:t>}</w:t>
             </w:r>
             <w:r>
               <w:rPr>
                 <w:rFonts w:hint="eastAsia"/>
+                <w:sz w:val="20"/>
+                <w:szCs w:val="20"/>
               </w:rPr>
               <w:t>}</w:t>
             </w:r>
@@ -1522,10 +2311,19 @@
     <w:p>
       <w:pPr>
         <w:jc w:val="center"/>
+        <w:rPr>
+          <w:rFonts w:ascii="微软雅黑" w:eastAsia="微软雅黑" w:hAnsi="微软雅黑"/>
+          <w:b/>
+          <w:sz w:val="24"/>
+          <w:szCs w:val="24"/>
+        </w:rPr>
       </w:pPr>
       <w:r>
         <w:rPr>
-          <w:rFonts w:hint="eastAsia"/>
+          <w:rFonts w:ascii="微软雅黑" w:eastAsia="微软雅黑" w:hAnsi="微软雅黑" w:hint="eastAsia"/>
+          <w:b/>
+          <w:sz w:val="24"/>
+          <w:szCs w:val="24"/>
         </w:rPr>
         <w:t>备件信息</w:t>
       </w:r>
@@ -1553,10 +2351,14 @@
           <w:p>
             <w:pPr>
               <w:jc w:val="center"/>
-            </w:pPr>
-            <w:r>
-              <w:rPr>
-                <w:rFonts w:hint="eastAsia"/>
+              <w:rPr>
+                <w:b/>
+              </w:rPr>
+            </w:pPr>
+            <w:r>
+              <w:rPr>
+                <w:rFonts w:hint="eastAsia"/>
+                <w:b/>
               </w:rPr>
               <w:t>备件</w:t>
             </w:r>
@@ -1569,10 +2371,14 @@
           <w:p>
             <w:pPr>
               <w:jc w:val="center"/>
-            </w:pPr>
-            <w:r>
-              <w:rPr>
-                <w:rFonts w:hint="eastAsia"/>
+              <w:rPr>
+                <w:b/>
+              </w:rPr>
+            </w:pPr>
+            <w:r>
+              <w:rPr>
+                <w:rFonts w:hint="eastAsia"/>
+                <w:b/>
               </w:rPr>
               <w:t>数量</w:t>
             </w:r>
@@ -1585,10 +2391,14 @@
           <w:p>
             <w:pPr>
               <w:jc w:val="center"/>
-            </w:pPr>
-            <w:r>
-              <w:rPr>
-                <w:rFonts w:hint="eastAsia"/>
+              <w:rPr>
+                <w:b/>
+              </w:rPr>
+            </w:pPr>
+            <w:r>
+              <w:rPr>
+                <w:rFonts w:hint="eastAsia"/>
+                <w:b/>
               </w:rPr>
               <w:t>单价（元）</w:t>
             </w:r>
@@ -1601,10 +2411,14 @@
           <w:p>
             <w:pPr>
               <w:jc w:val="center"/>
-            </w:pPr>
-            <w:r>
-              <w:rPr>
-                <w:rFonts w:hint="eastAsia"/>
+              <w:rPr>
+                <w:b/>
+              </w:rPr>
+            </w:pPr>
+            <w:r>
+              <w:rPr>
+                <w:rFonts w:hint="eastAsia"/>
+                <w:b/>
               </w:rPr>
               <w:t>类型</w:t>
             </w:r>
@@ -1617,10 +2431,14 @@
           <w:p>
             <w:pPr>
               <w:jc w:val="center"/>
-            </w:pPr>
-            <w:r>
-              <w:rPr>
-                <w:rFonts w:hint="eastAsia"/>
+              <w:rPr>
+                <w:b/>
+              </w:rPr>
+            </w:pPr>
+            <w:r>
+              <w:rPr>
+                <w:rFonts w:hint="eastAsia"/>
+                <w:b/>
               </w:rPr>
               <w:t>序列号</w:t>
             </w:r>
@@ -1633,10 +2451,14 @@
           <w:p>
             <w:pPr>
               <w:jc w:val="center"/>
-            </w:pPr>
-            <w:r>
-              <w:rPr>
-                <w:rFonts w:hint="eastAsia"/>
+              <w:rPr>
+                <w:b/>
+              </w:rPr>
+            </w:pPr>
+            <w:r>
+              <w:rPr>
+                <w:rFonts w:hint="eastAsia"/>
+                <w:b/>
               </w:rPr>
               <w:t>质保期</w:t>
             </w:r>
@@ -1649,10 +2471,14 @@
           <w:p>
             <w:pPr>
               <w:jc w:val="center"/>
-            </w:pPr>
-            <w:r>
-              <w:rPr>
-                <w:rFonts w:hint="eastAsia"/>
+              <w:rPr>
+                <w:b/>
+              </w:rPr>
+            </w:pPr>
+            <w:r>
+              <w:rPr>
+                <w:rFonts w:hint="eastAsia"/>
+                <w:b/>
               </w:rPr>
               <w:t>到货</w:t>
             </w:r>
@@ -1707,10 +2533,19 @@
     <w:p>
       <w:pPr>
         <w:jc w:val="center"/>
+        <w:rPr>
+          <w:rFonts w:ascii="微软雅黑" w:eastAsia="微软雅黑" w:hAnsi="微软雅黑"/>
+          <w:b/>
+          <w:sz w:val="24"/>
+          <w:szCs w:val="24"/>
+        </w:rPr>
       </w:pPr>
       <w:r>
         <w:rPr>
-          <w:rFonts w:hint="eastAsia"/>
+          <w:rFonts w:ascii="微软雅黑" w:eastAsia="微软雅黑" w:hAnsi="微软雅黑" w:hint="eastAsia"/>
+          <w:b/>
+          <w:sz w:val="24"/>
+          <w:szCs w:val="24"/>
         </w:rPr>
         <w:t>维修流程</w:t>
       </w:r>
@@ -1736,10 +2571,14 @@
           <w:p>
             <w:pPr>
               <w:jc w:val="center"/>
-            </w:pPr>
-            <w:r>
-              <w:rPr>
-                <w:rFonts w:hint="eastAsia"/>
+              <w:rPr>
+                <w:b/>
+              </w:rPr>
+            </w:pPr>
+            <w:r>
+              <w:rPr>
+                <w:rFonts w:hint="eastAsia"/>
+                <w:b/>
               </w:rPr>
               <w:t>流程步骤</w:t>
             </w:r>
@@ -1752,10 +2591,14 @@
           <w:p>
             <w:pPr>
               <w:jc w:val="center"/>
-            </w:pPr>
-            <w:r>
-              <w:rPr>
-                <w:rFonts w:hint="eastAsia"/>
+              <w:rPr>
+                <w:b/>
+              </w:rPr>
+            </w:pPr>
+            <w:r>
+              <w:rPr>
+                <w:rFonts w:hint="eastAsia"/>
+                <w:b/>
               </w:rPr>
               <w:t>责任人</w:t>
             </w:r>
@@ -1768,10 +2611,14 @@
           <w:p>
             <w:pPr>
               <w:jc w:val="center"/>
-            </w:pPr>
-            <w:r>
-              <w:rPr>
-                <w:rFonts w:hint="eastAsia"/>
+              <w:rPr>
+                <w:b/>
+              </w:rPr>
+            </w:pPr>
+            <w:r>
+              <w:rPr>
+                <w:rFonts w:hint="eastAsia"/>
+                <w:b/>
               </w:rPr>
               <w:t>开始时间</w:t>
             </w:r>
@@ -1784,10 +2631,14 @@
           <w:p>
             <w:pPr>
               <w:jc w:val="center"/>
-            </w:pPr>
-            <w:r>
-              <w:rPr>
-                <w:rFonts w:hint="eastAsia"/>
+              <w:rPr>
+                <w:b/>
+              </w:rPr>
+            </w:pPr>
+            <w:r>
+              <w:rPr>
+                <w:rFonts w:hint="eastAsia"/>
+                <w:b/>
               </w:rPr>
               <w:t>结束时间</w:t>
             </w:r>
@@ -1800,10 +2651,14 @@
           <w:p>
             <w:pPr>
               <w:jc w:val="center"/>
-            </w:pPr>
-            <w:r>
-              <w:rPr>
-                <w:rFonts w:hint="eastAsia"/>
+              <w:rPr>
+                <w:b/>
+              </w:rPr>
+            </w:pPr>
+            <w:r>
+              <w:rPr>
+                <w:rFonts w:hint="eastAsia"/>
+                <w:b/>
               </w:rPr>
               <w:t>处理描述</w:t>
             </w:r>
@@ -1867,10 +2722,19 @@
     <w:p>
       <w:pPr>
         <w:jc w:val="center"/>
+        <w:rPr>
+          <w:rFonts w:ascii="微软雅黑" w:eastAsia="微软雅黑" w:hAnsi="微软雅黑"/>
+          <w:b/>
+          <w:sz w:val="24"/>
+          <w:szCs w:val="24"/>
+        </w:rPr>
       </w:pPr>
       <w:r>
         <w:rPr>
-          <w:rFonts w:hint="eastAsia"/>
+          <w:rFonts w:ascii="微软雅黑" w:eastAsia="微软雅黑" w:hAnsi="微软雅黑" w:hint="eastAsia"/>
+          <w:b/>
+          <w:sz w:val="24"/>
+          <w:szCs w:val="24"/>
         </w:rPr>
         <w:t>费用审核记录</w:t>
       </w:r>
@@ -1894,10 +2758,14 @@
           <w:p>
             <w:pPr>
               <w:jc w:val="center"/>
-            </w:pPr>
-            <w:r>
-              <w:rPr>
-                <w:rFonts w:hint="eastAsia"/>
+              <w:rPr>
+                <w:b/>
+              </w:rPr>
+            </w:pPr>
+            <w:r>
+              <w:rPr>
+                <w:rFonts w:hint="eastAsia"/>
+                <w:b/>
               </w:rPr>
               <w:t>时间</w:t>
             </w:r>
@@ -1910,10 +2778,14 @@
           <w:p>
             <w:pPr>
               <w:jc w:val="center"/>
-            </w:pPr>
-            <w:r>
-              <w:rPr>
-                <w:rFonts w:hint="eastAsia"/>
+              <w:rPr>
+                <w:b/>
+              </w:rPr>
+            </w:pPr>
+            <w:r>
+              <w:rPr>
+                <w:rFonts w:hint="eastAsia"/>
+                <w:b/>
               </w:rPr>
               <w:t>责任人</w:t>
             </w:r>
@@ -1926,15 +2798,17 @@
           <w:p>
             <w:pPr>
               <w:jc w:val="center"/>
-            </w:pPr>
-            <w:r>
-              <w:rPr>
-                <w:rFonts w:hint="eastAsia"/>
+              <w:rPr>
+                <w:b/>
+              </w:rPr>
+            </w:pPr>
+            <w:r>
+              <w:rPr>
+                <w:rFonts w:hint="eastAsia"/>
+                <w:b/>
               </w:rPr>
               <w:t>审核信息</w:t>
             </w:r>
-            <w:bookmarkStart w:id="0" w:name="_GoBack"/>
-            <w:bookmarkEnd w:id="0"/>
           </w:p>
         </w:tc>
       </w:tr>
@@ -2734,7 +3608,7 @@
 </file>
 
 <file path=customXml/itemProps1.xml><?xml version="1.0" encoding="utf-8"?>
-<ds:datastoreItem xmlns:ds="http://schemas.openxmlformats.org/officeDocument/2006/customXml" ds:itemID="{18C6FC25-AD2F-49CD-91C8-63AE7173FC62}">
+<ds:datastoreItem xmlns:ds="http://schemas.openxmlformats.org/officeDocument/2006/customXml" ds:itemID="{53F728F5-7E0E-4713-863E-CC8DA9603B5B}">
   <ds:schemaRefs>
     <ds:schemaRef ds:uri="http://schemas.openxmlformats.org/officeDocument/2006/bibliography"/>
   </ds:schemaRefs>

--- a/src/src/main/webapp/portal/wo/woExportTemplate/template.docx
+++ b/src/src/main/webapp/portal/wo/woExportTemplate/template.docx
@@ -1222,8 +1222,6 @@
       <w:r>
         <w:t xml:space="preserve"> </w:t>
       </w:r>
-      <w:bookmarkStart w:id="0" w:name="_GoBack"/>
-      <w:bookmarkEnd w:id="0"/>
     </w:p>
     <w:p>
       <w:pPr>
@@ -1495,17 +1493,18 @@
             <w:pPr>
               <w:jc w:val="center"/>
               <w:rPr>
-                <w:sz w:val="20"/>
-                <w:szCs w:val="20"/>
-              </w:rPr>
-            </w:pPr>
-            <w:r>
-              <w:rPr>
-                <w:rFonts w:hint="eastAsia"/>
-                <w:sz w:val="20"/>
-                <w:szCs w:val="20"/>
-              </w:rPr>
-              <w:t>签到时间</w:t>
+                <w:rFonts w:hint="eastAsia"/>
+                <w:sz w:val="20"/>
+                <w:szCs w:val="20"/>
+              </w:rPr>
+            </w:pPr>
+            <w:r>
+              <w:rPr>
+                <w:rFonts w:hint="eastAsia"/>
+                <w:sz w:val="20"/>
+                <w:szCs w:val="20"/>
+              </w:rPr>
+              <w:t>其他费用</w:t>
             </w:r>
           </w:p>
         </w:tc>
@@ -1518,24 +1517,17 @@
             <w:pPr>
               <w:jc w:val="center"/>
               <w:rPr>
-                <w:sz w:val="20"/>
-                <w:szCs w:val="20"/>
-              </w:rPr>
-            </w:pPr>
-            <w:r>
-              <w:rPr>
-                <w:sz w:val="20"/>
-                <w:szCs w:val="20"/>
-              </w:rPr>
-              <w:t>{</w:t>
-            </w:r>
-            <w:r>
-              <w:rPr>
-                <w:rFonts w:hint="eastAsia"/>
-                <w:sz w:val="20"/>
-                <w:szCs w:val="20"/>
-              </w:rPr>
-              <w:t>{</w:t>
+                <w:rFonts w:hint="eastAsia"/>
+                <w:sz w:val="20"/>
+                <w:szCs w:val="20"/>
+              </w:rPr>
+            </w:pPr>
+            <w:r>
+              <w:rPr>
+                <w:sz w:val="20"/>
+                <w:szCs w:val="20"/>
+              </w:rPr>
+              <w:t>{{</w:t>
             </w:r>
             <w:proofErr w:type="spellStart"/>
             <w:r>
@@ -1550,14 +1542,14 @@
                 <w:sz w:val="20"/>
                 <w:szCs w:val="20"/>
               </w:rPr>
-              <w:t>sign_</w:t>
-            </w:r>
-            <w:r>
-              <w:rPr>
-                <w:sz w:val="20"/>
-                <w:szCs w:val="20"/>
-              </w:rPr>
-              <w:t>time</w:t>
+              <w:t>other_</w:t>
+            </w:r>
+            <w:r>
+              <w:rPr>
+                <w:sz w:val="20"/>
+                <w:szCs w:val="20"/>
+              </w:rPr>
+              <w:t>fee</w:t>
             </w:r>
             <w:proofErr w:type="spellEnd"/>
             <w:r>
@@ -1570,7 +1562,6 @@
             </w:r>
             <w:r>
               <w:rPr>
-                <w:rFonts w:hint="eastAsia"/>
                 <w:sz w:val="20"/>
                 <w:szCs w:val="20"/>
               </w:rPr>
@@ -1586,17 +1577,18 @@
             <w:pPr>
               <w:jc w:val="center"/>
               <w:rPr>
-                <w:sz w:val="20"/>
-                <w:szCs w:val="20"/>
-              </w:rPr>
-            </w:pPr>
-            <w:r>
-              <w:rPr>
-                <w:rFonts w:hint="eastAsia"/>
-                <w:sz w:val="20"/>
-                <w:szCs w:val="20"/>
-              </w:rPr>
-              <w:t>工单类型</w:t>
+                <w:rFonts w:hint="eastAsia"/>
+                <w:sz w:val="20"/>
+                <w:szCs w:val="20"/>
+              </w:rPr>
+            </w:pPr>
+            <w:r>
+              <w:rPr>
+                <w:rFonts w:hint="eastAsia"/>
+                <w:sz w:val="20"/>
+                <w:szCs w:val="20"/>
+              </w:rPr>
+              <w:t>外修费用</w:t>
             </w:r>
           </w:p>
         </w:tc>
@@ -1617,14 +1609,7 @@
                 <w:sz w:val="20"/>
                 <w:szCs w:val="20"/>
               </w:rPr>
-              <w:t>{</w:t>
-            </w:r>
-            <w:r>
-              <w:rPr>
-                <w:sz w:val="20"/>
-                <w:szCs w:val="20"/>
-              </w:rPr>
-              <w:t>{</w:t>
+              <w:t>{{</w:t>
             </w:r>
             <w:proofErr w:type="spellStart"/>
             <w:r>
@@ -1632,23 +1617,15 @@
                 <w:sz w:val="20"/>
                 <w:szCs w:val="20"/>
               </w:rPr>
-              <w:t>fix_type</w:t>
+              <w:t>fix_ext_fee</w:t>
             </w:r>
             <w:proofErr w:type="spellEnd"/>
             <w:r>
               <w:rPr>
-                <w:rFonts w:hint="eastAsia"/>
-                <w:sz w:val="20"/>
-                <w:szCs w:val="20"/>
-              </w:rPr>
-              <w:t>}</w:t>
-            </w:r>
-            <w:r>
-              <w:rPr>
-                <w:sz w:val="20"/>
-                <w:szCs w:val="20"/>
-              </w:rPr>
-              <w:t>}</w:t>
+                <w:sz w:val="20"/>
+                <w:szCs w:val="20"/>
+              </w:rPr>
+              <w:t>}}</w:t>
             </w:r>
           </w:p>
         </w:tc>
@@ -1660,18 +1637,11 @@
             <w:pPr>
               <w:jc w:val="center"/>
               <w:rPr>
-                <w:sz w:val="20"/>
-                <w:szCs w:val="20"/>
-              </w:rPr>
-            </w:pPr>
-            <w:r>
-              <w:rPr>
-                <w:rFonts w:hint="eastAsia"/>
-                <w:sz w:val="20"/>
-                <w:szCs w:val="20"/>
-              </w:rPr>
-              <w:t>故障类型</w:t>
-            </w:r>
+                <w:rFonts w:hint="eastAsia"/>
+                <w:sz w:val="20"/>
+                <w:szCs w:val="20"/>
+              </w:rPr>
+            </w:pPr>
           </w:p>
         </w:tc>
         <w:tc>
@@ -1686,44 +1656,6 @@
                 <w:szCs w:val="20"/>
               </w:rPr>
             </w:pPr>
-            <w:r>
-              <w:rPr>
-                <w:sz w:val="20"/>
-                <w:szCs w:val="20"/>
-              </w:rPr>
-              <w:t>{</w:t>
-            </w:r>
-            <w:r>
-              <w:rPr>
-                <w:sz w:val="20"/>
-                <w:szCs w:val="20"/>
-              </w:rPr>
-              <w:t>{</w:t>
-            </w:r>
-            <w:proofErr w:type="spellStart"/>
-            <w:r>
-              <w:rPr>
-                <w:sz w:val="20"/>
-                <w:szCs w:val="20"/>
-              </w:rPr>
-              <w:t>fix_error_type</w:t>
-            </w:r>
-            <w:proofErr w:type="spellEnd"/>
-            <w:r>
-              <w:rPr>
-                <w:sz w:val="20"/>
-                <w:szCs w:val="20"/>
-              </w:rPr>
-              <w:t>}</w:t>
-            </w:r>
-            <w:r>
-              <w:rPr>
-                <w:rFonts w:hint="eastAsia"/>
-                <w:sz w:val="20"/>
-                <w:szCs w:val="20"/>
-              </w:rPr>
-              <w:t>}</w:t>
-            </w:r>
           </w:p>
         </w:tc>
       </w:tr>
@@ -1746,6 +1678,247 @@
                 <w:sz w:val="20"/>
                 <w:szCs w:val="20"/>
               </w:rPr>
+              <w:t>签到时间</w:t>
+            </w:r>
+          </w:p>
+        </w:tc>
+        <w:tc>
+          <w:tcPr>
+            <w:tcW w:w="2460" w:type="dxa"/>
+            <w:gridSpan w:val="2"/>
+          </w:tcPr>
+          <w:p>
+            <w:pPr>
+              <w:jc w:val="center"/>
+              <w:rPr>
+                <w:sz w:val="20"/>
+                <w:szCs w:val="20"/>
+              </w:rPr>
+            </w:pPr>
+            <w:r>
+              <w:rPr>
+                <w:sz w:val="20"/>
+                <w:szCs w:val="20"/>
+              </w:rPr>
+              <w:t>{</w:t>
+            </w:r>
+            <w:r>
+              <w:rPr>
+                <w:rFonts w:hint="eastAsia"/>
+                <w:sz w:val="20"/>
+                <w:szCs w:val="20"/>
+              </w:rPr>
+              <w:t>{</w:t>
+            </w:r>
+            <w:proofErr w:type="spellStart"/>
+            <w:r>
+              <w:rPr>
+                <w:sz w:val="20"/>
+                <w:szCs w:val="20"/>
+              </w:rPr>
+              <w:t>fix_</w:t>
+            </w:r>
+            <w:r>
+              <w:rPr>
+                <w:sz w:val="20"/>
+                <w:szCs w:val="20"/>
+              </w:rPr>
+              <w:t>sign_</w:t>
+            </w:r>
+            <w:r>
+              <w:rPr>
+                <w:sz w:val="20"/>
+                <w:szCs w:val="20"/>
+              </w:rPr>
+              <w:t>time</w:t>
+            </w:r>
+            <w:proofErr w:type="spellEnd"/>
+            <w:r>
+              <w:rPr>
+                <w:rFonts w:hint="eastAsia"/>
+                <w:sz w:val="20"/>
+                <w:szCs w:val="20"/>
+              </w:rPr>
+              <w:t>}</w:t>
+            </w:r>
+            <w:r>
+              <w:rPr>
+                <w:rFonts w:hint="eastAsia"/>
+                <w:sz w:val="20"/>
+                <w:szCs w:val="20"/>
+              </w:rPr>
+              <w:t>}</w:t>
+            </w:r>
+          </w:p>
+        </w:tc>
+        <w:tc>
+          <w:tcPr>
+            <w:tcW w:w="1620" w:type="dxa"/>
+          </w:tcPr>
+          <w:p>
+            <w:pPr>
+              <w:jc w:val="center"/>
+              <w:rPr>
+                <w:sz w:val="20"/>
+                <w:szCs w:val="20"/>
+              </w:rPr>
+            </w:pPr>
+            <w:r>
+              <w:rPr>
+                <w:rFonts w:hint="eastAsia"/>
+                <w:sz w:val="20"/>
+                <w:szCs w:val="20"/>
+              </w:rPr>
+              <w:t>工单类型</w:t>
+            </w:r>
+          </w:p>
+        </w:tc>
+        <w:tc>
+          <w:tcPr>
+            <w:tcW w:w="1620" w:type="dxa"/>
+          </w:tcPr>
+          <w:p>
+            <w:pPr>
+              <w:jc w:val="center"/>
+              <w:rPr>
+                <w:sz w:val="20"/>
+                <w:szCs w:val="20"/>
+              </w:rPr>
+            </w:pPr>
+            <w:r>
+              <w:rPr>
+                <w:sz w:val="20"/>
+                <w:szCs w:val="20"/>
+              </w:rPr>
+              <w:t>{</w:t>
+            </w:r>
+            <w:r>
+              <w:rPr>
+                <w:sz w:val="20"/>
+                <w:szCs w:val="20"/>
+              </w:rPr>
+              <w:t>{</w:t>
+            </w:r>
+            <w:proofErr w:type="spellStart"/>
+            <w:r>
+              <w:rPr>
+                <w:sz w:val="20"/>
+                <w:szCs w:val="20"/>
+              </w:rPr>
+              <w:t>fix_type</w:t>
+            </w:r>
+            <w:proofErr w:type="spellEnd"/>
+            <w:r>
+              <w:rPr>
+                <w:rFonts w:hint="eastAsia"/>
+                <w:sz w:val="20"/>
+                <w:szCs w:val="20"/>
+              </w:rPr>
+              <w:t>}</w:t>
+            </w:r>
+            <w:r>
+              <w:rPr>
+                <w:sz w:val="20"/>
+                <w:szCs w:val="20"/>
+              </w:rPr>
+              <w:t>}</w:t>
+            </w:r>
+          </w:p>
+        </w:tc>
+        <w:tc>
+          <w:tcPr>
+            <w:tcW w:w="1710" w:type="dxa"/>
+          </w:tcPr>
+          <w:p>
+            <w:pPr>
+              <w:jc w:val="center"/>
+              <w:rPr>
+                <w:sz w:val="20"/>
+                <w:szCs w:val="20"/>
+              </w:rPr>
+            </w:pPr>
+            <w:r>
+              <w:rPr>
+                <w:rFonts w:hint="eastAsia"/>
+                <w:sz w:val="20"/>
+                <w:szCs w:val="20"/>
+              </w:rPr>
+              <w:t>故障类型</w:t>
+            </w:r>
+          </w:p>
+        </w:tc>
+        <w:tc>
+          <w:tcPr>
+            <w:tcW w:w="2070" w:type="dxa"/>
+          </w:tcPr>
+          <w:p>
+            <w:pPr>
+              <w:jc w:val="center"/>
+              <w:rPr>
+                <w:sz w:val="20"/>
+                <w:szCs w:val="20"/>
+              </w:rPr>
+            </w:pPr>
+            <w:r>
+              <w:rPr>
+                <w:sz w:val="20"/>
+                <w:szCs w:val="20"/>
+              </w:rPr>
+              <w:t>{</w:t>
+            </w:r>
+            <w:r>
+              <w:rPr>
+                <w:sz w:val="20"/>
+                <w:szCs w:val="20"/>
+              </w:rPr>
+              <w:t>{</w:t>
+            </w:r>
+            <w:proofErr w:type="spellStart"/>
+            <w:r>
+              <w:rPr>
+                <w:sz w:val="20"/>
+                <w:szCs w:val="20"/>
+              </w:rPr>
+              <w:t>fix_error_type</w:t>
+            </w:r>
+            <w:proofErr w:type="spellEnd"/>
+            <w:r>
+              <w:rPr>
+                <w:sz w:val="20"/>
+                <w:szCs w:val="20"/>
+              </w:rPr>
+              <w:t>}</w:t>
+            </w:r>
+            <w:r>
+              <w:rPr>
+                <w:rFonts w:hint="eastAsia"/>
+                <w:sz w:val="20"/>
+                <w:szCs w:val="20"/>
+              </w:rPr>
+              <w:t>}</w:t>
+            </w:r>
+          </w:p>
+        </w:tc>
+      </w:tr>
+      <w:tr>
+        <w:tc>
+          <w:tcPr>
+            <w:tcW w:w="1315" w:type="dxa"/>
+          </w:tcPr>
+          <w:p>
+            <w:pPr>
+              <w:jc w:val="center"/>
+              <w:rPr>
+                <w:sz w:val="20"/>
+                <w:szCs w:val="20"/>
+              </w:rPr>
+            </w:pPr>
+            <w:r>
+              <w:rPr>
+                <w:rFonts w:hint="eastAsia"/>
+                <w:sz w:val="20"/>
+                <w:szCs w:val="20"/>
+              </w:rPr>
               <w:t>处理人</w:t>
             </w:r>
           </w:p>
@@ -2080,6 +2253,8 @@
             </w:r>
           </w:p>
         </w:tc>
+        <w:bookmarkStart w:id="0" w:name="_GoBack"/>
+        <w:bookmarkEnd w:id="0"/>
       </w:tr>
       <w:tr>
         <w:tc>
@@ -3608,7 +3783,7 @@
 </file>
 
 <file path=customXml/itemProps1.xml><?xml version="1.0" encoding="utf-8"?>
-<ds:datastoreItem xmlns:ds="http://schemas.openxmlformats.org/officeDocument/2006/customXml" ds:itemID="{53F728F5-7E0E-4713-863E-CC8DA9603B5B}">
+<ds:datastoreItem xmlns:ds="http://schemas.openxmlformats.org/officeDocument/2006/customXml" ds:itemID="{3B5E37C8-37C6-4E90-A26C-EFE011325241}">
   <ds:schemaRefs>
     <ds:schemaRef ds:uri="http://schemas.openxmlformats.org/officeDocument/2006/bibliography"/>
   </ds:schemaRefs>

--- a/src/src/main/webapp/portal/wo/woExportTemplate/template.docx
+++ b/src/src/main/webapp/portal/wo/woExportTemplate/template.docx
@@ -2,6 +2,82 @@
 <file path=word/document.xml><?xml version="1.0" encoding="utf-8"?>
 <w:document xmlns:wpc="http://schemas.microsoft.com/office/word/2010/wordprocessingCanvas" xmlns:cx="http://schemas.microsoft.com/office/drawing/2014/chartex" xmlns:cx1="http://schemas.microsoft.com/office/drawing/2015/9/8/chartex" xmlns:cx2="http://schemas.microsoft.com/office/drawing/2015/10/21/chartex" xmlns:cx3="http://schemas.microsoft.com/office/drawing/2016/5/9/chartex" xmlns:cx4="http://schemas.microsoft.com/office/drawing/2016/5/10/chartex" xmlns:cx5="http://schemas.microsoft.com/office/drawing/2016/5/11/chartex" xmlns:cx6="http://schemas.microsoft.com/office/drawing/2016/5/12/chartex" xmlns:cx7="http://schemas.microsoft.com/office/drawing/2016/5/13/chartex" xmlns:cx8="http://schemas.microsoft.com/office/drawing/2016/5/14/chartex" xmlns:mc="http://schemas.openxmlformats.org/markup-compatibility/2006" xmlns:aink="http://schemas.microsoft.com/office/drawing/2016/ink" xmlns:am3d="http://schemas.microsoft.com/office/drawing/2017/model3d" xmlns:o="urn:schemas-microsoft-com:office:office" xmlns:r="http://schemas.openxmlformats.org/officeDocument/2006/relationships" xmlns:m="http://schemas.openxmlformats.org/officeDocument/2006/math" xmlns:v="urn:schemas-microsoft-com:vml" xmlns:wp14="http://schemas.microsoft.com/office/word/2010/wordprocessingDrawing" xmlns:wp="http://schemas.openxmlformats.org/drawingml/2006/wordprocessingDrawing" xmlns:w10="urn:schemas-microsoft-com:office:word" xmlns:w="http://schemas.openxmlformats.org/wordprocessingml/2006/main" xmlns:w14="http://schemas.microsoft.com/office/word/2010/wordml" xmlns:w15="http://schemas.microsoft.com/office/word/2012/wordml" xmlns:w16cid="http://schemas.microsoft.com/office/word/2016/wordml/cid" xmlns:w16se="http://schemas.microsoft.com/office/word/2015/wordml/symex" xmlns:wpg="http://schemas.microsoft.com/office/word/2010/wordprocessingGroup" xmlns:wpi="http://schemas.microsoft.com/office/word/2010/wordprocessingInk" xmlns:wne="http://schemas.microsoft.com/office/word/2006/wordml" xmlns:wps="http://schemas.microsoft.com/office/word/2010/wordprocessingShape" mc:Ignorable="w14 w15 w16se w16cid wp14">
   <w:body>
+    <w:p>
+      <w:pPr>
+        <w:jc w:val="center"/>
+        <w:rPr>
+          <w:rFonts w:ascii="微软雅黑" w:eastAsia="微软雅黑" w:hAnsi="微软雅黑"/>
+          <w:b/>
+          <w:sz w:val="24"/>
+          <w:szCs w:val="24"/>
+        </w:rPr>
+      </w:pPr>
+      <w:r>
+        <w:rPr>
+          <w:rFonts w:ascii="微软雅黑" w:eastAsia="微软雅黑" w:hAnsi="微软雅黑"/>
+          <w:b/>
+          <w:noProof/>
+          <w:sz w:val="24"/>
+          <w:szCs w:val="24"/>
+        </w:rPr>
+        <w:drawing>
+          <wp:anchor distT="0" distB="0" distL="114300" distR="114300" simplePos="0" relativeHeight="251658240" behindDoc="0" locked="0" layoutInCell="1" allowOverlap="1">
+            <wp:simplePos x="0" y="0"/>
+            <wp:positionH relativeFrom="margin">
+              <wp:posOffset>-9525</wp:posOffset>
+            </wp:positionH>
+            <wp:positionV relativeFrom="paragraph">
+              <wp:posOffset>5715</wp:posOffset>
+            </wp:positionV>
+            <wp:extent cx="1590675" cy="485775"/>
+            <wp:effectExtent l="0" t="0" r="9525" b="9525"/>
+            <wp:wrapNone/>
+            <wp:docPr id="1" name="Picture 1" descr="D:\workspace\hc-apm-web\src\src\main\webapp\portal\pdf\ge.jpg"/>
+            <wp:cNvGraphicFramePr>
+              <a:graphicFrameLocks xmlns:a="http://schemas.openxmlformats.org/drawingml/2006/main" noChangeAspect="1"/>
+            </wp:cNvGraphicFramePr>
+            <a:graphic xmlns:a="http://schemas.openxmlformats.org/drawingml/2006/main">
+              <a:graphicData uri="http://schemas.openxmlformats.org/drawingml/2006/picture">
+                <pic:pic xmlns:pic="http://schemas.openxmlformats.org/drawingml/2006/picture">
+                  <pic:nvPicPr>
+                    <pic:cNvPr id="0" name="Picture 1" descr="D:\workspace\hc-apm-web\src\src\main\webapp\portal\pdf\ge.jpg"/>
+                    <pic:cNvPicPr>
+                      <a:picLocks noChangeAspect="1" noChangeArrowheads="1"/>
+                    </pic:cNvPicPr>
+                  </pic:nvPicPr>
+                  <pic:blipFill>
+                    <a:blip r:embed="rId5">
+                      <a:extLst>
+                        <a:ext uri="{28A0092B-C50C-407E-A947-70E740481C1C}">
+                          <a14:useLocalDpi xmlns:a14="http://schemas.microsoft.com/office/drawing/2010/main" val="0"/>
+                        </a:ext>
+                      </a:extLst>
+                    </a:blip>
+                    <a:srcRect/>
+                    <a:stretch>
+                      <a:fillRect/>
+                    </a:stretch>
+                  </pic:blipFill>
+                  <pic:spPr bwMode="auto">
+                    <a:xfrm>
+                      <a:off x="0" y="0"/>
+                      <a:ext cx="1590675" cy="485775"/>
+                    </a:xfrm>
+                    <a:prstGeom prst="rect">
+                      <a:avLst/>
+                    </a:prstGeom>
+                    <a:noFill/>
+                    <a:ln>
+                      <a:noFill/>
+                    </a:ln>
+                  </pic:spPr>
+                </pic:pic>
+              </a:graphicData>
+            </a:graphic>
+          </wp:anchor>
+        </w:drawing>
+      </w:r>
+    </w:p>
     <w:p>
       <w:pPr>
         <w:jc w:val="center"/>
@@ -897,6 +973,8 @@
             </w:pPr>
           </w:p>
         </w:tc>
+        <w:bookmarkStart w:id="0" w:name="_GoBack"/>
+        <w:bookmarkEnd w:id="0"/>
       </w:tr>
       <w:tr>
         <w:tc>
@@ -1032,7 +1110,14 @@
                 <w:sz w:val="20"/>
                 <w:szCs w:val="20"/>
               </w:rPr>
-              <w:t>issue_reporte_time</w:t>
+              <w:t>issue_report</w:t>
+            </w:r>
+            <w:r>
+              <w:rPr>
+                <w:sz w:val="20"/>
+                <w:szCs w:val="20"/>
+              </w:rPr>
+              <w:t>_time</w:t>
             </w:r>
             <w:proofErr w:type="spellEnd"/>
             <w:r>
@@ -1493,7 +1578,6 @@
             <w:pPr>
               <w:jc w:val="center"/>
               <w:rPr>
-                <w:rFonts w:hint="eastAsia"/>
                 <w:sz w:val="20"/>
                 <w:szCs w:val="20"/>
               </w:rPr>
@@ -1517,7 +1601,6 @@
             <w:pPr>
               <w:jc w:val="center"/>
               <w:rPr>
-                <w:rFonts w:hint="eastAsia"/>
                 <w:sz w:val="20"/>
                 <w:szCs w:val="20"/>
               </w:rPr>
@@ -1577,7 +1660,6 @@
             <w:pPr>
               <w:jc w:val="center"/>
               <w:rPr>
-                <w:rFonts w:hint="eastAsia"/>
                 <w:sz w:val="20"/>
                 <w:szCs w:val="20"/>
               </w:rPr>
@@ -1637,7 +1719,6 @@
             <w:pPr>
               <w:jc w:val="center"/>
               <w:rPr>
-                <w:rFonts w:hint="eastAsia"/>
                 <w:sz w:val="20"/>
                 <w:szCs w:val="20"/>
               </w:rPr>
@@ -2253,8 +2334,6 @@
             </w:r>
           </w:p>
         </w:tc>
-        <w:bookmarkStart w:id="0" w:name="_GoBack"/>
-        <w:bookmarkEnd w:id="0"/>
       </w:tr>
       <w:tr>
         <w:tc>
@@ -3783,7 +3862,7 @@
 </file>
 
 <file path=customXml/itemProps1.xml><?xml version="1.0" encoding="utf-8"?>
-<ds:datastoreItem xmlns:ds="http://schemas.openxmlformats.org/officeDocument/2006/customXml" ds:itemID="{3B5E37C8-37C6-4E90-A26C-EFE011325241}">
+<ds:datastoreItem xmlns:ds="http://schemas.openxmlformats.org/officeDocument/2006/customXml" ds:itemID="{488E4CC7-33C2-4F0C-B33E-CDDF12BA75A7}">
   <ds:schemaRefs>
     <ds:schemaRef ds:uri="http://schemas.openxmlformats.org/officeDocument/2006/bibliography"/>
   </ds:schemaRefs>

--- a/src/src/main/webapp/portal/wo/woExportTemplate/template.docx
+++ b/src/src/main/webapp/portal/wo/woExportTemplate/template.docx
@@ -973,8 +973,6 @@
             </w:pPr>
           </w:p>
         </w:tc>
-        <w:bookmarkStart w:id="0" w:name="_GoBack"/>
-        <w:bookmarkEnd w:id="0"/>
       </w:tr>
       <w:tr>
         <w:tc>
@@ -3104,6 +3102,82 @@
       <w:pPr>
         <w:jc w:val="center"/>
       </w:pPr>
+      <w:bookmarkStart w:id="0" w:name="_GoBack"/>
+      <w:bookmarkEnd w:id="0"/>
+    </w:p>
+    <w:p>
+      <w:pPr>
+        <w:jc w:val="right"/>
+      </w:pPr>
+      <w:r>
+        <w:rPr>
+          <w:rFonts w:hint="eastAsia"/>
+        </w:rPr>
+        <w:t>验收人签名</w:t>
+      </w:r>
+      <w:r>
+        <w:t>: {{</w:t>
+      </w:r>
+      <w:r>
+        <w:t>@</w:t>
+      </w:r>
+      <w:proofErr w:type="spellStart"/>
+      <w:r>
+        <w:t>ack</w:t>
+      </w:r>
+      <w:r>
+        <w:t>_s</w:t>
+      </w:r>
+      <w:r>
+        <w:t>ignature</w:t>
+      </w:r>
+      <w:proofErr w:type="spellEnd"/>
+      <w:r>
+        <w:t>}}</w:t>
+      </w:r>
+      <w:r>
+        <w:t>{{</w:t>
+      </w:r>
+      <w:proofErr w:type="spellStart"/>
+      <w:r>
+        <w:t>ack_signature_space</w:t>
+      </w:r>
+      <w:proofErr w:type="spellEnd"/>
+      <w:r>
+        <w:t>}}</w:t>
+      </w:r>
+    </w:p>
+    <w:p>
+      <w:pPr>
+        <w:jc w:val="right"/>
+      </w:pPr>
+      <w:r>
+        <w:rPr>
+          <w:rFonts w:hint="eastAsia"/>
+        </w:rPr>
+        <w:lastRenderedPageBreak/>
+        <w:t>审核人签名：</w:t>
+      </w:r>
+      <w:r>
+        <w:t>{{</w:t>
+      </w:r>
+      <w:r>
+        <w:t>@</w:t>
+      </w:r>
+      <w:r>
+        <w:t>signature}}</w:t>
+      </w:r>
+      <w:r>
+        <w:t>{{</w:t>
+      </w:r>
+      <w:proofErr w:type="spellStart"/>
+      <w:r>
+        <w:t>signature_space</w:t>
+      </w:r>
+      <w:proofErr w:type="spellEnd"/>
+      <w:r>
+        <w:t>}}</w:t>
+      </w:r>
     </w:p>
     <w:sectPr>
       <w:pgSz w:w="12240" w:h="15840"/>
@@ -3862,7 +3936,7 @@
 </file>
 
 <file path=customXml/itemProps1.xml><?xml version="1.0" encoding="utf-8"?>
-<ds:datastoreItem xmlns:ds="http://schemas.openxmlformats.org/officeDocument/2006/customXml" ds:itemID="{488E4CC7-33C2-4F0C-B33E-CDDF12BA75A7}">
+<ds:datastoreItem xmlns:ds="http://schemas.openxmlformats.org/officeDocument/2006/customXml" ds:itemID="{C548C70B-EEC4-47CD-8D06-9C3022958D02}">
   <ds:schemaRefs>
     <ds:schemaRef ds:uri="http://schemas.openxmlformats.org/officeDocument/2006/bibliography"/>
   </ds:schemaRefs>

--- a/src/src/main/webapp/portal/wo/woExportTemplate/template.docx
+++ b/src/src/main/webapp/portal/wo/woExportTemplate/template.docx
@@ -197,7 +197,6 @@
               </w:rPr>
               <w:t>{{</w:t>
             </w:r>
-            <w:proofErr w:type="spellStart"/>
             <w:r>
               <w:rPr>
                 <w:rFonts w:hint="eastAsia"/>
@@ -206,7 +205,6 @@
               </w:rPr>
               <w:t>device_name</w:t>
             </w:r>
-            <w:proofErr w:type="spellEnd"/>
             <w:r>
               <w:rPr>
                 <w:sz w:val="20"/>
@@ -262,23 +260,7 @@
                 <w:sz w:val="20"/>
                 <w:szCs w:val="20"/>
               </w:rPr>
-              <w:t>{{</w:t>
-            </w:r>
-            <w:proofErr w:type="spellStart"/>
-            <w:r>
-              <w:rPr>
-                <w:sz w:val="20"/>
-                <w:szCs w:val="20"/>
-              </w:rPr>
-              <w:t>device_department</w:t>
-            </w:r>
-            <w:proofErr w:type="spellEnd"/>
-            <w:r>
-              <w:rPr>
-                <w:sz w:val="20"/>
-                <w:szCs w:val="20"/>
-              </w:rPr>
-              <w:t>}}</w:t>
+              <w:t>{{device_department}}</w:t>
             </w:r>
           </w:p>
         </w:tc>
@@ -332,7 +314,6 @@
               </w:rPr>
               <w:t>{{</w:t>
             </w:r>
-            <w:proofErr w:type="spellStart"/>
             <w:r>
               <w:rPr>
                 <w:sz w:val="20"/>
@@ -340,7 +321,6 @@
               </w:rPr>
               <w:t>device_type</w:t>
             </w:r>
-            <w:proofErr w:type="spellEnd"/>
             <w:r>
               <w:rPr>
                 <w:sz w:val="20"/>
@@ -396,23 +376,7 @@
                 <w:sz w:val="20"/>
                 <w:szCs w:val="20"/>
               </w:rPr>
-              <w:t>{{</w:t>
-            </w:r>
-            <w:proofErr w:type="spellStart"/>
-            <w:r>
-              <w:rPr>
-                <w:sz w:val="20"/>
-                <w:szCs w:val="20"/>
-              </w:rPr>
-              <w:t>device_oem</w:t>
-            </w:r>
-            <w:proofErr w:type="spellEnd"/>
-            <w:r>
-              <w:rPr>
-                <w:sz w:val="20"/>
-                <w:szCs w:val="20"/>
-              </w:rPr>
-              <w:t>}}</w:t>
+              <w:t>{{device_oem}}</w:t>
             </w:r>
           </w:p>
         </w:tc>
@@ -458,7 +422,6 @@
               </w:rPr>
               <w:t>{{</w:t>
             </w:r>
-            <w:proofErr w:type="spellStart"/>
             <w:r>
               <w:rPr>
                 <w:sz w:val="20"/>
@@ -466,7 +429,6 @@
               </w:rPr>
               <w:t>device_serial</w:t>
             </w:r>
-            <w:proofErr w:type="spellEnd"/>
             <w:r>
               <w:rPr>
                 <w:sz w:val="20"/>
@@ -522,23 +484,7 @@
                 <w:sz w:val="20"/>
                 <w:szCs w:val="20"/>
               </w:rPr>
-              <w:t>{{</w:t>
-            </w:r>
-            <w:proofErr w:type="spellStart"/>
-            <w:r>
-              <w:rPr>
-                <w:sz w:val="20"/>
-                <w:szCs w:val="20"/>
-              </w:rPr>
-              <w:t>device_number</w:t>
-            </w:r>
-            <w:proofErr w:type="spellEnd"/>
-            <w:r>
-              <w:rPr>
-                <w:sz w:val="20"/>
-                <w:szCs w:val="20"/>
-              </w:rPr>
-              <w:t>}}</w:t>
+              <w:t>{{device_number}}</w:t>
             </w:r>
           </w:p>
         </w:tc>
@@ -592,7 +538,6 @@
               </w:rPr>
               <w:t>{{</w:t>
             </w:r>
-            <w:proofErr w:type="spellStart"/>
             <w:r>
               <w:rPr>
                 <w:sz w:val="20"/>
@@ -600,7 +545,6 @@
               </w:rPr>
               <w:t>device_qr</w:t>
             </w:r>
-            <w:proofErr w:type="spellEnd"/>
             <w:r>
               <w:rPr>
                 <w:sz w:val="20"/>
@@ -656,23 +600,7 @@
                 <w:sz w:val="20"/>
                 <w:szCs w:val="20"/>
               </w:rPr>
-              <w:t>{{</w:t>
-            </w:r>
-            <w:proofErr w:type="spellStart"/>
-            <w:r>
-              <w:rPr>
-                <w:sz w:val="20"/>
-                <w:szCs w:val="20"/>
-              </w:rPr>
-              <w:t>device_location</w:t>
-            </w:r>
-            <w:proofErr w:type="spellEnd"/>
-            <w:r>
-              <w:rPr>
-                <w:sz w:val="20"/>
-                <w:szCs w:val="20"/>
-              </w:rPr>
-              <w:t>}}</w:t>
+              <w:t>{{device_location}}</w:t>
             </w:r>
           </w:p>
         </w:tc>
@@ -778,23 +706,7 @@
                 <w:sz w:val="20"/>
                 <w:szCs w:val="20"/>
               </w:rPr>
-              <w:t>{{</w:t>
-            </w:r>
-            <w:proofErr w:type="spellStart"/>
-            <w:r>
-              <w:rPr>
-                <w:sz w:val="20"/>
-                <w:szCs w:val="20"/>
-              </w:rPr>
-              <w:t>issue_number</w:t>
-            </w:r>
-            <w:proofErr w:type="spellEnd"/>
-            <w:r>
-              <w:rPr>
-                <w:sz w:val="20"/>
-                <w:szCs w:val="20"/>
-              </w:rPr>
-              <w:t>}}</w:t>
+              <w:t>{{issue_number}}</w:t>
             </w:r>
           </w:p>
         </w:tc>
@@ -838,23 +750,7 @@
                 <w:sz w:val="20"/>
                 <w:szCs w:val="20"/>
               </w:rPr>
-              <w:t>{</w:t>
-            </w:r>
-            <w:proofErr w:type="spellStart"/>
-            <w:r>
-              <w:rPr>
-                <w:sz w:val="20"/>
-                <w:szCs w:val="20"/>
-              </w:rPr>
-              <w:t>issue_desc</w:t>
-            </w:r>
-            <w:proofErr w:type="spellEnd"/>
-            <w:r>
-              <w:rPr>
-                <w:sz w:val="20"/>
-                <w:szCs w:val="20"/>
-              </w:rPr>
-              <w:t>}</w:t>
+              <w:t>{issue_desc}</w:t>
             </w:r>
             <w:r>
               <w:rPr>
@@ -942,23 +838,7 @@
                 <w:sz w:val="20"/>
                 <w:szCs w:val="20"/>
               </w:rPr>
-              <w:t>{{</w:t>
-            </w:r>
-            <w:proofErr w:type="spellStart"/>
-            <w:r>
-              <w:rPr>
-                <w:sz w:val="20"/>
-                <w:szCs w:val="20"/>
-              </w:rPr>
-              <w:t>issue_reporter</w:t>
-            </w:r>
-            <w:proofErr w:type="spellEnd"/>
-            <w:r>
-              <w:rPr>
-                <w:sz w:val="20"/>
-                <w:szCs w:val="20"/>
-              </w:rPr>
-              <w:t>}}</w:t>
+              <w:t>{{issue_reporter}}</w:t>
             </w:r>
           </w:p>
         </w:tc>
@@ -1021,23 +901,7 @@
                 <w:sz w:val="20"/>
                 <w:szCs w:val="20"/>
               </w:rPr>
-              <w:t>{{</w:t>
-            </w:r>
-            <w:proofErr w:type="spellStart"/>
-            <w:r>
-              <w:rPr>
-                <w:sz w:val="20"/>
-                <w:szCs w:val="20"/>
-              </w:rPr>
-              <w:t>issue_reporter_phone</w:t>
-            </w:r>
-            <w:proofErr w:type="spellEnd"/>
-            <w:r>
-              <w:rPr>
-                <w:sz w:val="20"/>
-                <w:szCs w:val="20"/>
-              </w:rPr>
-              <w:t>}}</w:t>
+              <w:t>{{issue_reporter_phone}}</w:t>
             </w:r>
           </w:p>
         </w:tc>
@@ -1100,30 +964,14 @@
                 <w:sz w:val="20"/>
                 <w:szCs w:val="20"/>
               </w:rPr>
-              <w:t>{{</w:t>
-            </w:r>
-            <w:proofErr w:type="spellStart"/>
-            <w:r>
-              <w:rPr>
-                <w:sz w:val="20"/>
-                <w:szCs w:val="20"/>
-              </w:rPr>
-              <w:t>issue_report</w:t>
-            </w:r>
-            <w:r>
-              <w:rPr>
-                <w:sz w:val="20"/>
-                <w:szCs w:val="20"/>
-              </w:rPr>
-              <w:t>_time</w:t>
-            </w:r>
-            <w:proofErr w:type="spellEnd"/>
-            <w:r>
-              <w:rPr>
-                <w:sz w:val="20"/>
-                <w:szCs w:val="20"/>
-              </w:rPr>
-              <w:t>}}</w:t>
+              <w:t>{{issue_report</w:t>
+            </w:r>
+            <w:r>
+              <w:rPr>
+                <w:sz w:val="20"/>
+                <w:szCs w:val="20"/>
+              </w:rPr>
+              <w:t>_time}}</w:t>
             </w:r>
           </w:p>
         </w:tc>
@@ -1186,23 +1034,7 @@
                 <w:sz w:val="20"/>
                 <w:szCs w:val="20"/>
               </w:rPr>
-              <w:t>{{</w:t>
-            </w:r>
-            <w:proofErr w:type="spellStart"/>
-            <w:r>
-              <w:rPr>
-                <w:sz w:val="20"/>
-                <w:szCs w:val="20"/>
-              </w:rPr>
-              <w:t>issue_report_status</w:t>
-            </w:r>
-            <w:proofErr w:type="spellEnd"/>
-            <w:r>
-              <w:rPr>
-                <w:sz w:val="20"/>
-                <w:szCs w:val="20"/>
-              </w:rPr>
-              <w:t>}}</w:t>
+              <w:t>{{issue_report_status}}</w:t>
             </w:r>
           </w:p>
         </w:tc>
@@ -1265,23 +1097,7 @@
                 <w:sz w:val="20"/>
                 <w:szCs w:val="20"/>
               </w:rPr>
-              <w:t>{{</w:t>
-            </w:r>
-            <w:proofErr w:type="spellStart"/>
-            <w:r>
-              <w:rPr>
-                <w:sz w:val="20"/>
-                <w:szCs w:val="20"/>
-              </w:rPr>
-              <w:t>issue_device_stop_time</w:t>
-            </w:r>
-            <w:proofErr w:type="spellEnd"/>
-            <w:r>
-              <w:rPr>
-                <w:sz w:val="20"/>
-                <w:szCs w:val="20"/>
-              </w:rPr>
-              <w:t>}}</w:t>
+              <w:t>{{issue_device_stop_time}}</w:t>
             </w:r>
           </w:p>
         </w:tc>
@@ -1390,19 +1206,69 @@
                 <w:sz w:val="20"/>
                 <w:szCs w:val="20"/>
               </w:rPr>
+              <w:t>{fix_status}</w:t>
+            </w:r>
+            <w:r>
+              <w:rPr>
+                <w:rFonts w:hint="eastAsia"/>
+                <w:sz w:val="20"/>
+                <w:szCs w:val="20"/>
+              </w:rPr>
+              <w:t>}</w:t>
+            </w:r>
+          </w:p>
+        </w:tc>
+        <w:tc>
+          <w:tcPr>
+            <w:tcW w:w="1620" w:type="dxa"/>
+          </w:tcPr>
+          <w:p>
+            <w:pPr>
+              <w:jc w:val="center"/>
+              <w:rPr>
+                <w:sz w:val="20"/>
+                <w:szCs w:val="20"/>
+              </w:rPr>
+            </w:pPr>
+            <w:r>
+              <w:rPr>
+                <w:rFonts w:hint="eastAsia"/>
+                <w:sz w:val="20"/>
+                <w:szCs w:val="20"/>
+              </w:rPr>
+              <w:t>总工时</w:t>
+            </w:r>
+          </w:p>
+        </w:tc>
+        <w:tc>
+          <w:tcPr>
+            <w:tcW w:w="1620" w:type="dxa"/>
+          </w:tcPr>
+          <w:p>
+            <w:pPr>
+              <w:jc w:val="center"/>
+              <w:rPr>
+                <w:sz w:val="20"/>
+                <w:szCs w:val="20"/>
+              </w:rPr>
+            </w:pPr>
+            <w:r>
+              <w:rPr>
+                <w:sz w:val="20"/>
+                <w:szCs w:val="20"/>
+              </w:rPr>
               <w:t>{</w:t>
             </w:r>
-            <w:proofErr w:type="spellStart"/>
-            <w:r>
-              <w:rPr>
-                <w:sz w:val="20"/>
-                <w:szCs w:val="20"/>
-              </w:rPr>
-              <w:t>fix_status</w:t>
-            </w:r>
-            <w:proofErr w:type="spellEnd"/>
-            <w:r>
-              <w:rPr>
+            <w:r>
+              <w:rPr>
+                <w:sz w:val="20"/>
+                <w:szCs w:val="20"/>
+              </w:rPr>
+              <w:t>{fix_hours</w:t>
+            </w:r>
+            <w:r>
+              <w:rPr>
+                <w:rFonts w:hint="eastAsia"/>
                 <w:sz w:val="20"/>
                 <w:szCs w:val="20"/>
               </w:rPr>
@@ -1410,7 +1276,6 @@
             </w:r>
             <w:r>
               <w:rPr>
-                <w:rFonts w:hint="eastAsia"/>
                 <w:sz w:val="20"/>
                 <w:szCs w:val="20"/>
               </w:rPr>
@@ -1420,29 +1285,29 @@
         </w:tc>
         <w:tc>
           <w:tcPr>
-            <w:tcW w:w="1620" w:type="dxa"/>
-          </w:tcPr>
-          <w:p>
-            <w:pPr>
-              <w:jc w:val="center"/>
-              <w:rPr>
-                <w:sz w:val="20"/>
-                <w:szCs w:val="20"/>
-              </w:rPr>
-            </w:pPr>
-            <w:r>
-              <w:rPr>
-                <w:rFonts w:hint="eastAsia"/>
-                <w:sz w:val="20"/>
-                <w:szCs w:val="20"/>
-              </w:rPr>
-              <w:t>总工时</w:t>
-            </w:r>
-          </w:p>
-        </w:tc>
-        <w:tc>
-          <w:tcPr>
-            <w:tcW w:w="1620" w:type="dxa"/>
+            <w:tcW w:w="1710" w:type="dxa"/>
+          </w:tcPr>
+          <w:p>
+            <w:pPr>
+              <w:jc w:val="center"/>
+              <w:rPr>
+                <w:sz w:val="20"/>
+                <w:szCs w:val="20"/>
+              </w:rPr>
+            </w:pPr>
+            <w:r>
+              <w:rPr>
+                <w:rFonts w:hint="eastAsia"/>
+                <w:sz w:val="20"/>
+                <w:szCs w:val="20"/>
+              </w:rPr>
+              <w:t>总费用（元）</w:t>
+            </w:r>
+          </w:p>
+        </w:tc>
+        <w:tc>
+          <w:tcPr>
+            <w:tcW w:w="2070" w:type="dxa"/>
           </w:tcPr>
           <w:p>
             <w:pPr>
@@ -1466,81 +1331,6 @@
               </w:rPr>
               <w:t>{</w:t>
             </w:r>
-            <w:proofErr w:type="spellStart"/>
-            <w:r>
-              <w:rPr>
-                <w:sz w:val="20"/>
-                <w:szCs w:val="20"/>
-              </w:rPr>
-              <w:t>fix_hours</w:t>
-            </w:r>
-            <w:proofErr w:type="spellEnd"/>
-            <w:r>
-              <w:rPr>
-                <w:rFonts w:hint="eastAsia"/>
-                <w:sz w:val="20"/>
-                <w:szCs w:val="20"/>
-              </w:rPr>
-              <w:t>}</w:t>
-            </w:r>
-            <w:r>
-              <w:rPr>
-                <w:sz w:val="20"/>
-                <w:szCs w:val="20"/>
-              </w:rPr>
-              <w:t>}</w:t>
-            </w:r>
-          </w:p>
-        </w:tc>
-        <w:tc>
-          <w:tcPr>
-            <w:tcW w:w="1710" w:type="dxa"/>
-          </w:tcPr>
-          <w:p>
-            <w:pPr>
-              <w:jc w:val="center"/>
-              <w:rPr>
-                <w:sz w:val="20"/>
-                <w:szCs w:val="20"/>
-              </w:rPr>
-            </w:pPr>
-            <w:r>
-              <w:rPr>
-                <w:rFonts w:hint="eastAsia"/>
-                <w:sz w:val="20"/>
-                <w:szCs w:val="20"/>
-              </w:rPr>
-              <w:t>总费用（元）</w:t>
-            </w:r>
-          </w:p>
-        </w:tc>
-        <w:tc>
-          <w:tcPr>
-            <w:tcW w:w="2070" w:type="dxa"/>
-          </w:tcPr>
-          <w:p>
-            <w:pPr>
-              <w:jc w:val="center"/>
-              <w:rPr>
-                <w:sz w:val="20"/>
-                <w:szCs w:val="20"/>
-              </w:rPr>
-            </w:pPr>
-            <w:r>
-              <w:rPr>
-                <w:sz w:val="20"/>
-                <w:szCs w:val="20"/>
-              </w:rPr>
-              <w:t>{</w:t>
-            </w:r>
-            <w:r>
-              <w:rPr>
-                <w:sz w:val="20"/>
-                <w:szCs w:val="20"/>
-              </w:rPr>
-              <w:t>{</w:t>
-            </w:r>
-            <w:proofErr w:type="spellStart"/>
             <w:r>
               <w:rPr>
                 <w:sz w:val="20"/>
@@ -1548,7 +1338,6 @@
               </w:rPr>
               <w:t>fix_fee</w:t>
             </w:r>
-            <w:proofErr w:type="spellEnd"/>
             <w:r>
               <w:rPr>
                 <w:rFonts w:hint="eastAsia"/>
@@ -1608,90 +1397,80 @@
                 <w:sz w:val="20"/>
                 <w:szCs w:val="20"/>
               </w:rPr>
+              <w:t>{{fix_</w:t>
+            </w:r>
+            <w:r>
+              <w:rPr>
+                <w:sz w:val="20"/>
+                <w:szCs w:val="20"/>
+              </w:rPr>
+              <w:t>other_</w:t>
+            </w:r>
+            <w:r>
+              <w:rPr>
+                <w:sz w:val="20"/>
+                <w:szCs w:val="20"/>
+              </w:rPr>
+              <w:t>fee</w:t>
+            </w:r>
+            <w:r>
+              <w:rPr>
+                <w:rFonts w:hint="eastAsia"/>
+                <w:sz w:val="20"/>
+                <w:szCs w:val="20"/>
+              </w:rPr>
+              <w:t>}</w:t>
+            </w:r>
+            <w:r>
+              <w:rPr>
+                <w:sz w:val="20"/>
+                <w:szCs w:val="20"/>
+              </w:rPr>
+              <w:t>}</w:t>
+            </w:r>
+          </w:p>
+        </w:tc>
+        <w:tc>
+          <w:tcPr>
+            <w:tcW w:w="1620" w:type="dxa"/>
+          </w:tcPr>
+          <w:p>
+            <w:pPr>
+              <w:jc w:val="center"/>
+              <w:rPr>
+                <w:sz w:val="20"/>
+                <w:szCs w:val="20"/>
+              </w:rPr>
+            </w:pPr>
+            <w:r>
+              <w:rPr>
+                <w:rFonts w:hint="eastAsia"/>
+                <w:sz w:val="20"/>
+                <w:szCs w:val="20"/>
+              </w:rPr>
+              <w:t>外修费用</w:t>
+            </w:r>
+          </w:p>
+        </w:tc>
+        <w:tc>
+          <w:tcPr>
+            <w:tcW w:w="1620" w:type="dxa"/>
+          </w:tcPr>
+          <w:p>
+            <w:pPr>
+              <w:jc w:val="center"/>
+              <w:rPr>
+                <w:sz w:val="20"/>
+                <w:szCs w:val="20"/>
+              </w:rPr>
+            </w:pPr>
+            <w:r>
+              <w:rPr>
+                <w:sz w:val="20"/>
+                <w:szCs w:val="20"/>
+              </w:rPr>
               <w:t>{{</w:t>
             </w:r>
-            <w:proofErr w:type="spellStart"/>
-            <w:r>
-              <w:rPr>
-                <w:sz w:val="20"/>
-                <w:szCs w:val="20"/>
-              </w:rPr>
-              <w:t>fix_</w:t>
-            </w:r>
-            <w:r>
-              <w:rPr>
-                <w:sz w:val="20"/>
-                <w:szCs w:val="20"/>
-              </w:rPr>
-              <w:t>other_</w:t>
-            </w:r>
-            <w:r>
-              <w:rPr>
-                <w:sz w:val="20"/>
-                <w:szCs w:val="20"/>
-              </w:rPr>
-              <w:t>fee</w:t>
-            </w:r>
-            <w:proofErr w:type="spellEnd"/>
-            <w:r>
-              <w:rPr>
-                <w:rFonts w:hint="eastAsia"/>
-                <w:sz w:val="20"/>
-                <w:szCs w:val="20"/>
-              </w:rPr>
-              <w:t>}</w:t>
-            </w:r>
-            <w:r>
-              <w:rPr>
-                <w:sz w:val="20"/>
-                <w:szCs w:val="20"/>
-              </w:rPr>
-              <w:t>}</w:t>
-            </w:r>
-          </w:p>
-        </w:tc>
-        <w:tc>
-          <w:tcPr>
-            <w:tcW w:w="1620" w:type="dxa"/>
-          </w:tcPr>
-          <w:p>
-            <w:pPr>
-              <w:jc w:val="center"/>
-              <w:rPr>
-                <w:sz w:val="20"/>
-                <w:szCs w:val="20"/>
-              </w:rPr>
-            </w:pPr>
-            <w:r>
-              <w:rPr>
-                <w:rFonts w:hint="eastAsia"/>
-                <w:sz w:val="20"/>
-                <w:szCs w:val="20"/>
-              </w:rPr>
-              <w:t>外修费用</w:t>
-            </w:r>
-          </w:p>
-        </w:tc>
-        <w:tc>
-          <w:tcPr>
-            <w:tcW w:w="1620" w:type="dxa"/>
-          </w:tcPr>
-          <w:p>
-            <w:pPr>
-              <w:jc w:val="center"/>
-              <w:rPr>
-                <w:sz w:val="20"/>
-                <w:szCs w:val="20"/>
-              </w:rPr>
-            </w:pPr>
-            <w:r>
-              <w:rPr>
-                <w:sz w:val="20"/>
-                <w:szCs w:val="20"/>
-              </w:rPr>
-              <w:t>{{</w:t>
-            </w:r>
-            <w:proofErr w:type="spellStart"/>
             <w:r>
               <w:rPr>
                 <w:sz w:val="20"/>
@@ -1699,7 +1478,6 @@
               </w:rPr>
               <w:t>fix_ext_fee</w:t>
             </w:r>
-            <w:proofErr w:type="spellEnd"/>
             <w:r>
               <w:rPr>
                 <w:sz w:val="20"/>
@@ -1789,7 +1567,6 @@
               </w:rPr>
               <w:t>{</w:t>
             </w:r>
-            <w:proofErr w:type="spellStart"/>
             <w:r>
               <w:rPr>
                 <w:sz w:val="20"/>
@@ -1811,7 +1588,6 @@
               </w:rPr>
               <w:t>time</w:t>
             </w:r>
-            <w:proofErr w:type="spellEnd"/>
             <w:r>
               <w:rPr>
                 <w:rFonts w:hint="eastAsia"/>
@@ -1876,68 +1652,66 @@
                 <w:sz w:val="20"/>
                 <w:szCs w:val="20"/>
               </w:rPr>
+              <w:t>{fix_type</w:t>
+            </w:r>
+            <w:r>
+              <w:rPr>
+                <w:rFonts w:hint="eastAsia"/>
+                <w:sz w:val="20"/>
+                <w:szCs w:val="20"/>
+              </w:rPr>
+              <w:t>}</w:t>
+            </w:r>
+            <w:r>
+              <w:rPr>
+                <w:sz w:val="20"/>
+                <w:szCs w:val="20"/>
+              </w:rPr>
+              <w:t>}</w:t>
+            </w:r>
+          </w:p>
+        </w:tc>
+        <w:tc>
+          <w:tcPr>
+            <w:tcW w:w="1710" w:type="dxa"/>
+          </w:tcPr>
+          <w:p>
+            <w:pPr>
+              <w:jc w:val="center"/>
+              <w:rPr>
+                <w:sz w:val="20"/>
+                <w:szCs w:val="20"/>
+              </w:rPr>
+            </w:pPr>
+            <w:r>
+              <w:rPr>
+                <w:rFonts w:hint="eastAsia"/>
+                <w:sz w:val="20"/>
+                <w:szCs w:val="20"/>
+              </w:rPr>
+              <w:t>故障类型</w:t>
+            </w:r>
+          </w:p>
+        </w:tc>
+        <w:tc>
+          <w:tcPr>
+            <w:tcW w:w="2070" w:type="dxa"/>
+          </w:tcPr>
+          <w:p>
+            <w:pPr>
+              <w:jc w:val="center"/>
+              <w:rPr>
+                <w:sz w:val="20"/>
+                <w:szCs w:val="20"/>
+              </w:rPr>
+            </w:pPr>
+            <w:r>
+              <w:rPr>
+                <w:sz w:val="20"/>
+                <w:szCs w:val="20"/>
+              </w:rPr>
               <w:t>{</w:t>
             </w:r>
-            <w:proofErr w:type="spellStart"/>
-            <w:r>
-              <w:rPr>
-                <w:sz w:val="20"/>
-                <w:szCs w:val="20"/>
-              </w:rPr>
-              <w:t>fix_type</w:t>
-            </w:r>
-            <w:proofErr w:type="spellEnd"/>
-            <w:r>
-              <w:rPr>
-                <w:rFonts w:hint="eastAsia"/>
-                <w:sz w:val="20"/>
-                <w:szCs w:val="20"/>
-              </w:rPr>
-              <w:t>}</w:t>
-            </w:r>
-            <w:r>
-              <w:rPr>
-                <w:sz w:val="20"/>
-                <w:szCs w:val="20"/>
-              </w:rPr>
-              <w:t>}</w:t>
-            </w:r>
-          </w:p>
-        </w:tc>
-        <w:tc>
-          <w:tcPr>
-            <w:tcW w:w="1710" w:type="dxa"/>
-          </w:tcPr>
-          <w:p>
-            <w:pPr>
-              <w:jc w:val="center"/>
-              <w:rPr>
-                <w:sz w:val="20"/>
-                <w:szCs w:val="20"/>
-              </w:rPr>
-            </w:pPr>
-            <w:r>
-              <w:rPr>
-                <w:rFonts w:hint="eastAsia"/>
-                <w:sz w:val="20"/>
-                <w:szCs w:val="20"/>
-              </w:rPr>
-              <w:t>故障类型</w:t>
-            </w:r>
-          </w:p>
-        </w:tc>
-        <w:tc>
-          <w:tcPr>
-            <w:tcW w:w="2070" w:type="dxa"/>
-          </w:tcPr>
-          <w:p>
-            <w:pPr>
-              <w:jc w:val="center"/>
-              <w:rPr>
-                <w:sz w:val="20"/>
-                <w:szCs w:val="20"/>
-              </w:rPr>
-            </w:pPr>
             <w:r>
               <w:rPr>
                 <w:sz w:val="20"/>
@@ -1950,17 +1724,8 @@
                 <w:sz w:val="20"/>
                 <w:szCs w:val="20"/>
               </w:rPr>
-              <w:t>{</w:t>
-            </w:r>
-            <w:proofErr w:type="spellStart"/>
-            <w:r>
-              <w:rPr>
-                <w:sz w:val="20"/>
-                <w:szCs w:val="20"/>
-              </w:rPr>
               <w:t>fix_error_type</w:t>
             </w:r>
-            <w:proofErr w:type="spellEnd"/>
             <w:r>
               <w:rPr>
                 <w:sz w:val="20"/>
@@ -2029,7 +1794,6 @@
               </w:rPr>
               <w:t>{</w:t>
             </w:r>
-            <w:proofErr w:type="spellStart"/>
             <w:r>
               <w:rPr>
                 <w:sz w:val="20"/>
@@ -2037,7 +1801,6 @@
               </w:rPr>
               <w:t>fix_owner</w:t>
             </w:r>
-            <w:proofErr w:type="spellEnd"/>
             <w:r>
               <w:rPr>
                 <w:rFonts w:hint="eastAsia"/>
@@ -2092,7 +1855,6 @@
               </w:rPr>
               <w:t>{</w:t>
             </w:r>
-            <w:proofErr w:type="spellStart"/>
             <w:r>
               <w:rPr>
                 <w:sz w:val="20"/>
@@ -2100,7 +1862,6 @@
               </w:rPr>
               <w:t>fix_man_hour</w:t>
             </w:r>
-            <w:proofErr w:type="spellEnd"/>
             <w:r>
               <w:rPr>
                 <w:sz w:val="20"/>
@@ -2431,23 +2192,7 @@
                 <w:sz w:val="20"/>
                 <w:szCs w:val="20"/>
               </w:rPr>
-              <w:t>{</w:t>
-            </w:r>
-            <w:proofErr w:type="spellStart"/>
-            <w:r>
-              <w:rPr>
-                <w:sz w:val="20"/>
-                <w:szCs w:val="20"/>
-              </w:rPr>
-              <w:t>fix_reason</w:t>
-            </w:r>
-            <w:proofErr w:type="spellEnd"/>
-            <w:r>
-              <w:rPr>
-                <w:sz w:val="20"/>
-                <w:szCs w:val="20"/>
-              </w:rPr>
-              <w:t>}</w:t>
+              <w:t>{fix_reason}</w:t>
             </w:r>
             <w:r>
               <w:rPr>
@@ -2480,7 +2225,6 @@
               </w:rPr>
               <w:t>{{</w:t>
             </w:r>
-            <w:proofErr w:type="spellStart"/>
             <w:r>
               <w:rPr>
                 <w:sz w:val="20"/>
@@ -2488,7 +2232,6 @@
               </w:rPr>
               <w:t>fix_solution</w:t>
             </w:r>
-            <w:proofErr w:type="spellEnd"/>
             <w:r>
               <w:rPr>
                 <w:rFonts w:hint="eastAsia"/>
@@ -2525,23 +2268,7 @@
                 <w:sz w:val="20"/>
                 <w:szCs w:val="20"/>
               </w:rPr>
-              <w:t>{</w:t>
-            </w:r>
-            <w:proofErr w:type="spellStart"/>
-            <w:r>
-              <w:rPr>
-                <w:sz w:val="20"/>
-                <w:szCs w:val="20"/>
-              </w:rPr>
-              <w:t>fix_validation</w:t>
-            </w:r>
-            <w:proofErr w:type="spellEnd"/>
-            <w:r>
-              <w:rPr>
-                <w:sz w:val="20"/>
-                <w:szCs w:val="20"/>
-              </w:rPr>
-              <w:t>}</w:t>
+              <w:t>{fix_validation}</w:t>
             </w:r>
             <w:r>
               <w:rPr>
@@ -2753,7 +2480,6 @@
             <w:r>
               <w:t>{</w:t>
             </w:r>
-            <w:proofErr w:type="spellStart"/>
             <w:r>
               <w:rPr>
                 <w:rFonts w:hint="eastAsia"/>
@@ -2763,7 +2489,6 @@
             <w:r>
               <w:t>_table</w:t>
             </w:r>
-            <w:proofErr w:type="spellEnd"/>
             <w:r>
               <w:t>}</w:t>
             </w:r>
@@ -2933,7 +2658,6 @@
             <w:r>
               <w:t>{</w:t>
             </w:r>
-            <w:proofErr w:type="spellStart"/>
             <w:r>
               <w:rPr>
                 <w:rFonts w:hint="eastAsia"/>
@@ -2952,7 +2676,6 @@
             <w:r>
               <w:t>_table</w:t>
             </w:r>
-            <w:proofErr w:type="spellEnd"/>
             <w:r>
               <w:t>}</w:t>
             </w:r>
@@ -3080,11 +2803,9 @@
             <w:r>
               <w:t>{</w:t>
             </w:r>
-            <w:proofErr w:type="spellStart"/>
             <w:r>
               <w:t>audit_table</w:t>
             </w:r>
-            <w:proofErr w:type="spellEnd"/>
             <w:r>
               <w:t>}</w:t>
             </w:r>
@@ -3102,8 +2823,6 @@
       <w:pPr>
         <w:jc w:val="center"/>
       </w:pPr>
-      <w:bookmarkStart w:id="0" w:name="_GoBack"/>
-      <w:bookmarkEnd w:id="0"/>
     </w:p>
     <w:p>
       <w:pPr>
@@ -3116,12 +2835,17 @@
         <w:t>验收人签名</w:t>
       </w:r>
       <w:r>
-        <w:t>: {{</w:t>
+        <w:rPr>
+          <w:rFonts w:hint="eastAsia"/>
+        </w:rPr>
+        <w:t>：</w:t>
+      </w:r>
+      <w:r>
+        <w:t xml:space="preserve"> {{</w:t>
       </w:r>
       <w:r>
         <w:t>@</w:t>
       </w:r>
-      <w:proofErr w:type="spellStart"/>
       <w:r>
         <w:t>ack</w:t>
       </w:r>
@@ -3131,18 +2855,15 @@
       <w:r>
         <w:t>ignature</w:t>
       </w:r>
-      <w:proofErr w:type="spellEnd"/>
       <w:r>
         <w:t>}}</w:t>
       </w:r>
       <w:r>
         <w:t>{{</w:t>
       </w:r>
-      <w:proofErr w:type="spellStart"/>
       <w:r>
         <w:t>ack_signature_space</w:t>
       </w:r>
-      <w:proofErr w:type="spellEnd"/>
       <w:r>
         <w:t>}}</w:t>
       </w:r>
@@ -3159,6 +2880,14 @@
         <w:t>审核人签名：</w:t>
       </w:r>
       <w:r>
+        <w:rPr>
+          <w:rFonts w:hint="eastAsia"/>
+        </w:rPr>
+        <w:t xml:space="preserve"> </w:t>
+      </w:r>
+      <w:bookmarkStart w:id="0" w:name="_GoBack"/>
+      <w:bookmarkEnd w:id="0"/>
+      <w:r>
         <w:t>{{</w:t>
       </w:r>
       <w:r>
@@ -3170,11 +2899,9 @@
       <w:r>
         <w:t>{{</w:t>
       </w:r>
-      <w:proofErr w:type="spellStart"/>
       <w:r>
         <w:t>signature_space</w:t>
       </w:r>
-      <w:proofErr w:type="spellEnd"/>
       <w:r>
         <w:t>}}</w:t>
       </w:r>
@@ -3936,7 +3663,7 @@
 </file>
 
 <file path=customXml/itemProps1.xml><?xml version="1.0" encoding="utf-8"?>
-<ds:datastoreItem xmlns:ds="http://schemas.openxmlformats.org/officeDocument/2006/customXml" ds:itemID="{C548C70B-EEC4-47CD-8D06-9C3022958D02}">
+<ds:datastoreItem xmlns:ds="http://schemas.openxmlformats.org/officeDocument/2006/customXml" ds:itemID="{834F5F7A-A99C-472C-9CCA-87F9990DD878}">
   <ds:schemaRefs>
     <ds:schemaRef ds:uri="http://schemas.openxmlformats.org/officeDocument/2006/bibliography"/>
   </ds:schemaRefs>

--- a/src/src/main/webapp/portal/wo/woExportTemplate/template.docx
+++ b/src/src/main/webapp/portal/wo/woExportTemplate/template.docx
@@ -197,6 +197,7 @@
               </w:rPr>
               <w:t>{{</w:t>
             </w:r>
+            <w:proofErr w:type="spellStart"/>
             <w:r>
               <w:rPr>
                 <w:rFonts w:hint="eastAsia"/>
@@ -205,6 +206,7 @@
               </w:rPr>
               <w:t>device_name</w:t>
             </w:r>
+            <w:proofErr w:type="spellEnd"/>
             <w:r>
               <w:rPr>
                 <w:sz w:val="20"/>
@@ -260,7 +262,23 @@
                 <w:sz w:val="20"/>
                 <w:szCs w:val="20"/>
               </w:rPr>
-              <w:t>{{device_department}}</w:t>
+              <w:t>{{</w:t>
+            </w:r>
+            <w:proofErr w:type="spellStart"/>
+            <w:r>
+              <w:rPr>
+                <w:sz w:val="20"/>
+                <w:szCs w:val="20"/>
+              </w:rPr>
+              <w:t>device_department</w:t>
+            </w:r>
+            <w:proofErr w:type="spellEnd"/>
+            <w:r>
+              <w:rPr>
+                <w:sz w:val="20"/>
+                <w:szCs w:val="20"/>
+              </w:rPr>
+              <w:t>}}</w:t>
             </w:r>
           </w:p>
         </w:tc>
@@ -314,6 +332,7 @@
               </w:rPr>
               <w:t>{{</w:t>
             </w:r>
+            <w:proofErr w:type="spellStart"/>
             <w:r>
               <w:rPr>
                 <w:sz w:val="20"/>
@@ -321,6 +340,7 @@
               </w:rPr>
               <w:t>device_type</w:t>
             </w:r>
+            <w:proofErr w:type="spellEnd"/>
             <w:r>
               <w:rPr>
                 <w:sz w:val="20"/>
@@ -376,7 +396,23 @@
                 <w:sz w:val="20"/>
                 <w:szCs w:val="20"/>
               </w:rPr>
-              <w:t>{{device_oem}}</w:t>
+              <w:t>{{</w:t>
+            </w:r>
+            <w:proofErr w:type="spellStart"/>
+            <w:r>
+              <w:rPr>
+                <w:sz w:val="20"/>
+                <w:szCs w:val="20"/>
+              </w:rPr>
+              <w:t>device_oem</w:t>
+            </w:r>
+            <w:proofErr w:type="spellEnd"/>
+            <w:r>
+              <w:rPr>
+                <w:sz w:val="20"/>
+                <w:szCs w:val="20"/>
+              </w:rPr>
+              <w:t>}}</w:t>
             </w:r>
           </w:p>
         </w:tc>
@@ -422,6 +458,7 @@
               </w:rPr>
               <w:t>{{</w:t>
             </w:r>
+            <w:proofErr w:type="spellStart"/>
             <w:r>
               <w:rPr>
                 <w:sz w:val="20"/>
@@ -429,6 +466,7 @@
               </w:rPr>
               <w:t>device_serial</w:t>
             </w:r>
+            <w:proofErr w:type="spellEnd"/>
             <w:r>
               <w:rPr>
                 <w:sz w:val="20"/>
@@ -484,7 +522,23 @@
                 <w:sz w:val="20"/>
                 <w:szCs w:val="20"/>
               </w:rPr>
-              <w:t>{{device_number}}</w:t>
+              <w:t>{{</w:t>
+            </w:r>
+            <w:proofErr w:type="spellStart"/>
+            <w:r>
+              <w:rPr>
+                <w:sz w:val="20"/>
+                <w:szCs w:val="20"/>
+              </w:rPr>
+              <w:t>device_number</w:t>
+            </w:r>
+            <w:proofErr w:type="spellEnd"/>
+            <w:r>
+              <w:rPr>
+                <w:sz w:val="20"/>
+                <w:szCs w:val="20"/>
+              </w:rPr>
+              <w:t>}}</w:t>
             </w:r>
           </w:p>
         </w:tc>
@@ -538,6 +592,7 @@
               </w:rPr>
               <w:t>{{</w:t>
             </w:r>
+            <w:proofErr w:type="spellStart"/>
             <w:r>
               <w:rPr>
                 <w:sz w:val="20"/>
@@ -545,6 +600,7 @@
               </w:rPr>
               <w:t>device_qr</w:t>
             </w:r>
+            <w:proofErr w:type="spellEnd"/>
             <w:r>
               <w:rPr>
                 <w:sz w:val="20"/>
@@ -600,7 +656,23 @@
                 <w:sz w:val="20"/>
                 <w:szCs w:val="20"/>
               </w:rPr>
-              <w:t>{{device_location}}</w:t>
+              <w:t>{{</w:t>
+            </w:r>
+            <w:proofErr w:type="spellStart"/>
+            <w:r>
+              <w:rPr>
+                <w:sz w:val="20"/>
+                <w:szCs w:val="20"/>
+              </w:rPr>
+              <w:t>device_location</w:t>
+            </w:r>
+            <w:proofErr w:type="spellEnd"/>
+            <w:r>
+              <w:rPr>
+                <w:sz w:val="20"/>
+                <w:szCs w:val="20"/>
+              </w:rPr>
+              <w:t>}}</w:t>
             </w:r>
           </w:p>
         </w:tc>
@@ -706,7 +778,23 @@
                 <w:sz w:val="20"/>
                 <w:szCs w:val="20"/>
               </w:rPr>
-              <w:t>{{issue_number}}</w:t>
+              <w:t>{{</w:t>
+            </w:r>
+            <w:proofErr w:type="spellStart"/>
+            <w:r>
+              <w:rPr>
+                <w:sz w:val="20"/>
+                <w:szCs w:val="20"/>
+              </w:rPr>
+              <w:t>issue_number</w:t>
+            </w:r>
+            <w:proofErr w:type="spellEnd"/>
+            <w:r>
+              <w:rPr>
+                <w:sz w:val="20"/>
+                <w:szCs w:val="20"/>
+              </w:rPr>
+              <w:t>}}</w:t>
             </w:r>
           </w:p>
         </w:tc>
@@ -750,7 +838,23 @@
                 <w:sz w:val="20"/>
                 <w:szCs w:val="20"/>
               </w:rPr>
-              <w:t>{issue_desc}</w:t>
+              <w:t>{</w:t>
+            </w:r>
+            <w:proofErr w:type="spellStart"/>
+            <w:r>
+              <w:rPr>
+                <w:sz w:val="20"/>
+                <w:szCs w:val="20"/>
+              </w:rPr>
+              <w:t>issue_desc</w:t>
+            </w:r>
+            <w:proofErr w:type="spellEnd"/>
+            <w:r>
+              <w:rPr>
+                <w:sz w:val="20"/>
+                <w:szCs w:val="20"/>
+              </w:rPr>
+              <w:t>}</w:t>
             </w:r>
             <w:r>
               <w:rPr>
@@ -838,7 +942,23 @@
                 <w:sz w:val="20"/>
                 <w:szCs w:val="20"/>
               </w:rPr>
-              <w:t>{{issue_reporter}}</w:t>
+              <w:t>{{</w:t>
+            </w:r>
+            <w:proofErr w:type="spellStart"/>
+            <w:r>
+              <w:rPr>
+                <w:sz w:val="20"/>
+                <w:szCs w:val="20"/>
+              </w:rPr>
+              <w:t>issue_reporter</w:t>
+            </w:r>
+            <w:proofErr w:type="spellEnd"/>
+            <w:r>
+              <w:rPr>
+                <w:sz w:val="20"/>
+                <w:szCs w:val="20"/>
+              </w:rPr>
+              <w:t>}}</w:t>
             </w:r>
           </w:p>
         </w:tc>
@@ -901,7 +1021,23 @@
                 <w:sz w:val="20"/>
                 <w:szCs w:val="20"/>
               </w:rPr>
-              <w:t>{{issue_reporter_phone}}</w:t>
+              <w:t>{{</w:t>
+            </w:r>
+            <w:proofErr w:type="spellStart"/>
+            <w:r>
+              <w:rPr>
+                <w:sz w:val="20"/>
+                <w:szCs w:val="20"/>
+              </w:rPr>
+              <w:t>issue_reporter_phone</w:t>
+            </w:r>
+            <w:proofErr w:type="spellEnd"/>
+            <w:r>
+              <w:rPr>
+                <w:sz w:val="20"/>
+                <w:szCs w:val="20"/>
+              </w:rPr>
+              <w:t>}}</w:t>
             </w:r>
           </w:p>
         </w:tc>
@@ -964,14 +1100,30 @@
                 <w:sz w:val="20"/>
                 <w:szCs w:val="20"/>
               </w:rPr>
-              <w:t>{{issue_report</w:t>
-            </w:r>
-            <w:r>
-              <w:rPr>
-                <w:sz w:val="20"/>
-                <w:szCs w:val="20"/>
-              </w:rPr>
-              <w:t>_time}}</w:t>
+              <w:t>{{</w:t>
+            </w:r>
+            <w:proofErr w:type="spellStart"/>
+            <w:r>
+              <w:rPr>
+                <w:sz w:val="20"/>
+                <w:szCs w:val="20"/>
+              </w:rPr>
+              <w:t>issue_report</w:t>
+            </w:r>
+            <w:r>
+              <w:rPr>
+                <w:sz w:val="20"/>
+                <w:szCs w:val="20"/>
+              </w:rPr>
+              <w:t>_time</w:t>
+            </w:r>
+            <w:proofErr w:type="spellEnd"/>
+            <w:r>
+              <w:rPr>
+                <w:sz w:val="20"/>
+                <w:szCs w:val="20"/>
+              </w:rPr>
+              <w:t>}}</w:t>
             </w:r>
           </w:p>
         </w:tc>
@@ -1034,7 +1186,23 @@
                 <w:sz w:val="20"/>
                 <w:szCs w:val="20"/>
               </w:rPr>
-              <w:t>{{issue_report_status}}</w:t>
+              <w:t>{{</w:t>
+            </w:r>
+            <w:proofErr w:type="spellStart"/>
+            <w:r>
+              <w:rPr>
+                <w:sz w:val="20"/>
+                <w:szCs w:val="20"/>
+              </w:rPr>
+              <w:t>issue_report_status</w:t>
+            </w:r>
+            <w:proofErr w:type="spellEnd"/>
+            <w:r>
+              <w:rPr>
+                <w:sz w:val="20"/>
+                <w:szCs w:val="20"/>
+              </w:rPr>
+              <w:t>}}</w:t>
             </w:r>
           </w:p>
         </w:tc>
@@ -1097,7 +1265,23 @@
                 <w:sz w:val="20"/>
                 <w:szCs w:val="20"/>
               </w:rPr>
-              <w:t>{{issue_device_stop_time}}</w:t>
+              <w:t>{{</w:t>
+            </w:r>
+            <w:proofErr w:type="spellStart"/>
+            <w:r>
+              <w:rPr>
+                <w:sz w:val="20"/>
+                <w:szCs w:val="20"/>
+              </w:rPr>
+              <w:t>issue_device_stop_time</w:t>
+            </w:r>
+            <w:proofErr w:type="spellEnd"/>
+            <w:r>
+              <w:rPr>
+                <w:sz w:val="20"/>
+                <w:szCs w:val="20"/>
+              </w:rPr>
+              <w:t>}}</w:t>
             </w:r>
           </w:p>
         </w:tc>
@@ -1206,16 +1390,32 @@
                 <w:sz w:val="20"/>
                 <w:szCs w:val="20"/>
               </w:rPr>
-              <w:t>{fix_status}</w:t>
-            </w:r>
-            <w:r>
-              <w:rPr>
-                <w:rFonts w:hint="eastAsia"/>
+              <w:t>{</w:t>
+            </w:r>
+            <w:proofErr w:type="spellStart"/>
+            <w:r>
+              <w:rPr>
+                <w:sz w:val="20"/>
+                <w:szCs w:val="20"/>
+              </w:rPr>
+              <w:t>fix_status</w:t>
+            </w:r>
+            <w:proofErr w:type="spellEnd"/>
+            <w:r>
+              <w:rPr>
                 <w:sz w:val="20"/>
                 <w:szCs w:val="20"/>
               </w:rPr>
               <w:t>}</w:t>
             </w:r>
+            <w:r>
+              <w:rPr>
+                <w:rFonts w:hint="eastAsia"/>
+                <w:sz w:val="20"/>
+                <w:szCs w:val="20"/>
+              </w:rPr>
+              <w:t>}</w:t>
+            </w:r>
           </w:p>
         </w:tc>
         <w:tc>
@@ -1264,8 +1464,17 @@
                 <w:sz w:val="20"/>
                 <w:szCs w:val="20"/>
               </w:rPr>
-              <w:t>{fix_hours</w:t>
-            </w:r>
+              <w:t>{</w:t>
+            </w:r>
+            <w:proofErr w:type="spellStart"/>
+            <w:r>
+              <w:rPr>
+                <w:sz w:val="20"/>
+                <w:szCs w:val="20"/>
+              </w:rPr>
+              <w:t>fix_hours</w:t>
+            </w:r>
+            <w:proofErr w:type="spellEnd"/>
             <w:r>
               <w:rPr>
                 <w:rFonts w:hint="eastAsia"/>
@@ -1331,6 +1540,7 @@
               </w:rPr>
               <w:t>{</w:t>
             </w:r>
+            <w:proofErr w:type="spellStart"/>
             <w:r>
               <w:rPr>
                 <w:sz w:val="20"/>
@@ -1338,6 +1548,7 @@
               </w:rPr>
               <w:t>fix_fee</w:t>
             </w:r>
+            <w:proofErr w:type="spellEnd"/>
             <w:r>
               <w:rPr>
                 <w:rFonts w:hint="eastAsia"/>
@@ -1397,7 +1608,15 @@
                 <w:sz w:val="20"/>
                 <w:szCs w:val="20"/>
               </w:rPr>
-              <w:t>{{fix_</w:t>
+              <w:t>{{</w:t>
+            </w:r>
+            <w:proofErr w:type="spellStart"/>
+            <w:r>
+              <w:rPr>
+                <w:sz w:val="20"/>
+                <w:szCs w:val="20"/>
+              </w:rPr>
+              <w:t>fix_</w:t>
             </w:r>
             <w:r>
               <w:rPr>
@@ -1413,6 +1632,7 @@
               </w:rPr>
               <w:t>fee</w:t>
             </w:r>
+            <w:proofErr w:type="spellEnd"/>
             <w:r>
               <w:rPr>
                 <w:rFonts w:hint="eastAsia"/>
@@ -1471,6 +1691,7 @@
               </w:rPr>
               <w:t>{{</w:t>
             </w:r>
+            <w:proofErr w:type="spellStart"/>
             <w:r>
               <w:rPr>
                 <w:sz w:val="20"/>
@@ -1478,6 +1699,7 @@
               </w:rPr>
               <w:t>fix_ext_fee</w:t>
             </w:r>
+            <w:proofErr w:type="spellEnd"/>
             <w:r>
               <w:rPr>
                 <w:sz w:val="20"/>
@@ -1567,6 +1789,7 @@
               </w:rPr>
               <w:t>{</w:t>
             </w:r>
+            <w:proofErr w:type="spellStart"/>
             <w:r>
               <w:rPr>
                 <w:sz w:val="20"/>
@@ -1588,6 +1811,7 @@
               </w:rPr>
               <w:t>time</w:t>
             </w:r>
+            <w:proofErr w:type="spellEnd"/>
             <w:r>
               <w:rPr>
                 <w:rFonts w:hint="eastAsia"/>
@@ -1652,8 +1876,17 @@
                 <w:sz w:val="20"/>
                 <w:szCs w:val="20"/>
               </w:rPr>
-              <w:t>{fix_type</w:t>
-            </w:r>
+              <w:t>{</w:t>
+            </w:r>
+            <w:proofErr w:type="spellStart"/>
+            <w:r>
+              <w:rPr>
+                <w:sz w:val="20"/>
+                <w:szCs w:val="20"/>
+              </w:rPr>
+              <w:t>fix_type</w:t>
+            </w:r>
+            <w:proofErr w:type="spellEnd"/>
             <w:r>
               <w:rPr>
                 <w:rFonts w:hint="eastAsia"/>
@@ -1719,6 +1952,7 @@
               </w:rPr>
               <w:t>{</w:t>
             </w:r>
+            <w:proofErr w:type="spellStart"/>
             <w:r>
               <w:rPr>
                 <w:sz w:val="20"/>
@@ -1726,6 +1960,7 @@
               </w:rPr>
               <w:t>fix_error_type</w:t>
             </w:r>
+            <w:proofErr w:type="spellEnd"/>
             <w:r>
               <w:rPr>
                 <w:sz w:val="20"/>
@@ -1794,6 +2029,7 @@
               </w:rPr>
               <w:t>{</w:t>
             </w:r>
+            <w:proofErr w:type="spellStart"/>
             <w:r>
               <w:rPr>
                 <w:sz w:val="20"/>
@@ -1801,6 +2037,7 @@
               </w:rPr>
               <w:t>fix_owner</w:t>
             </w:r>
+            <w:proofErr w:type="spellEnd"/>
             <w:r>
               <w:rPr>
                 <w:rFonts w:hint="eastAsia"/>
@@ -1855,6 +2092,7 @@
               </w:rPr>
               <w:t>{</w:t>
             </w:r>
+            <w:proofErr w:type="spellStart"/>
             <w:r>
               <w:rPr>
                 <w:sz w:val="20"/>
@@ -1862,6 +2100,7 @@
               </w:rPr>
               <w:t>fix_man_hour</w:t>
             </w:r>
+            <w:proofErr w:type="spellEnd"/>
             <w:r>
               <w:rPr>
                 <w:sz w:val="20"/>
@@ -2192,7 +2431,23 @@
                 <w:sz w:val="20"/>
                 <w:szCs w:val="20"/>
               </w:rPr>
-              <w:t>{fix_reason}</w:t>
+              <w:t>{</w:t>
+            </w:r>
+            <w:proofErr w:type="spellStart"/>
+            <w:r>
+              <w:rPr>
+                <w:sz w:val="20"/>
+                <w:szCs w:val="20"/>
+              </w:rPr>
+              <w:t>fix_reason</w:t>
+            </w:r>
+            <w:proofErr w:type="spellEnd"/>
+            <w:r>
+              <w:rPr>
+                <w:sz w:val="20"/>
+                <w:szCs w:val="20"/>
+              </w:rPr>
+              <w:t>}</w:t>
             </w:r>
             <w:r>
               <w:rPr>
@@ -2225,6 +2480,7 @@
               </w:rPr>
               <w:t>{{</w:t>
             </w:r>
+            <w:proofErr w:type="spellStart"/>
             <w:r>
               <w:rPr>
                 <w:sz w:val="20"/>
@@ -2232,6 +2488,7 @@
               </w:rPr>
               <w:t>fix_solution</w:t>
             </w:r>
+            <w:proofErr w:type="spellEnd"/>
             <w:r>
               <w:rPr>
                 <w:rFonts w:hint="eastAsia"/>
@@ -2268,7 +2525,23 @@
                 <w:sz w:val="20"/>
                 <w:szCs w:val="20"/>
               </w:rPr>
-              <w:t>{fix_validation}</w:t>
+              <w:t>{</w:t>
+            </w:r>
+            <w:proofErr w:type="spellStart"/>
+            <w:r>
+              <w:rPr>
+                <w:sz w:val="20"/>
+                <w:szCs w:val="20"/>
+              </w:rPr>
+              <w:t>fix_validation</w:t>
+            </w:r>
+            <w:proofErr w:type="spellEnd"/>
+            <w:r>
+              <w:rPr>
+                <w:sz w:val="20"/>
+                <w:szCs w:val="20"/>
+              </w:rPr>
+              <w:t>}</w:t>
             </w:r>
             <w:r>
               <w:rPr>
@@ -2480,6 +2753,7 @@
             <w:r>
               <w:t>{</w:t>
             </w:r>
+            <w:proofErr w:type="spellStart"/>
             <w:r>
               <w:rPr>
                 <w:rFonts w:hint="eastAsia"/>
@@ -2489,6 +2763,7 @@
             <w:r>
               <w:t>_table</w:t>
             </w:r>
+            <w:proofErr w:type="spellEnd"/>
             <w:r>
               <w:t>}</w:t>
             </w:r>
@@ -2658,6 +2933,7 @@
             <w:r>
               <w:t>{</w:t>
             </w:r>
+            <w:proofErr w:type="spellStart"/>
             <w:r>
               <w:rPr>
                 <w:rFonts w:hint="eastAsia"/>
@@ -2676,6 +2952,7 @@
             <w:r>
               <w:t>_table</w:t>
             </w:r>
+            <w:proofErr w:type="spellEnd"/>
             <w:r>
               <w:t>}</w:t>
             </w:r>
@@ -2803,9 +3080,11 @@
             <w:r>
               <w:t>{</w:t>
             </w:r>
+            <w:proofErr w:type="spellStart"/>
             <w:r>
               <w:t>audit_table</w:t>
             </w:r>
+            <w:proofErr w:type="spellEnd"/>
             <w:r>
               <w:t>}</w:t>
             </w:r>
@@ -2832,38 +3111,31 @@
         <w:rPr>
           <w:rFonts w:hint="eastAsia"/>
         </w:rPr>
-        <w:t>验收人签名</w:t>
+        <w:t>审核人签名：</w:t>
       </w:r>
       <w:r>
         <w:rPr>
           <w:rFonts w:hint="eastAsia"/>
         </w:rPr>
-        <w:t>：</w:t>
+        <w:t xml:space="preserve"> </w:t>
       </w:r>
       <w:r>
-        <w:t xml:space="preserve"> {{</w:t>
+        <w:t>{{</w:t>
       </w:r>
       <w:r>
         <w:t>@</w:t>
       </w:r>
       <w:r>
-        <w:t>ack</w:t>
-      </w:r>
-      <w:r>
-        <w:t>_s</w:t>
-      </w:r>
-      <w:r>
-        <w:t>ignature</w:t>
-      </w:r>
-      <w:r>
-        <w:t>}}</w:t>
+        <w:t>signature}}</w:t>
       </w:r>
       <w:r>
         <w:t>{{</w:t>
       </w:r>
+      <w:proofErr w:type="spellStart"/>
       <w:r>
-        <w:t>ack_signature_space</w:t>
+        <w:t>signature_space</w:t>
       </w:r>
+      <w:proofErr w:type="spellEnd"/>
       <w:r>
         <w:t>}}</w:t>
       </w:r>
@@ -2877,34 +3149,40 @@
           <w:rFonts w:hint="eastAsia"/>
         </w:rPr>
         <w:lastRenderedPageBreak/>
-        <w:t>审核人签名：</w:t>
+        <w:t>验收人签名：</w:t>
       </w:r>
       <w:r>
-        <w:rPr>
-          <w:rFonts w:hint="eastAsia"/>
-        </w:rPr>
-        <w:t xml:space="preserve"> </w:t>
+        <w:t xml:space="preserve"> {{@</w:t>
       </w:r>
-      <w:bookmarkStart w:id="0" w:name="_GoBack"/>
-      <w:bookmarkEnd w:id="0"/>
+      <w:proofErr w:type="spellStart"/>
       <w:r>
-        <w:t>{{</w:t>
+        <w:t>ack</w:t>
       </w:r>
       <w:r>
-        <w:t>@</w:t>
+        <w:t>_s</w:t>
       </w:r>
       <w:r>
-        <w:t>signature}}</w:t>
+        <w:t>ignature</w:t>
       </w:r>
+      <w:proofErr w:type="spellEnd"/>
       <w:r>
-        <w:t>{{</w:t>
+        <w:t>}}{{</w:t>
       </w:r>
+      <w:proofErr w:type="spellStart"/>
       <w:r>
-        <w:t>signature_space</w:t>
+        <w:t>ack_signature_space</w:t>
       </w:r>
+      <w:proofErr w:type="spellEnd"/>
       <w:r>
         <w:t>}}</w:t>
       </w:r>
+    </w:p>
+    <w:p>
+      <w:pPr>
+        <w:jc w:val="right"/>
+      </w:pPr>
+      <w:bookmarkStart w:id="0" w:name="_GoBack"/>
+      <w:bookmarkEnd w:id="0"/>
     </w:p>
     <w:sectPr>
       <w:pgSz w:w="12240" w:h="15840"/>
@@ -3663,7 +3941,7 @@
 </file>
 
 <file path=customXml/itemProps1.xml><?xml version="1.0" encoding="utf-8"?>
-<ds:datastoreItem xmlns:ds="http://schemas.openxmlformats.org/officeDocument/2006/customXml" ds:itemID="{834F5F7A-A99C-472C-9CCA-87F9990DD878}">
+<ds:datastoreItem xmlns:ds="http://schemas.openxmlformats.org/officeDocument/2006/customXml" ds:itemID="{7AF9C68A-A723-4D71-BA87-97864C10A313}">
   <ds:schemaRefs>
     <ds:schemaRef ds:uri="http://schemas.openxmlformats.org/officeDocument/2006/bibliography"/>
   </ds:schemaRefs>

--- a/src/src/main/webapp/portal/wo/woExportTemplate/template.docx
+++ b/src/src/main/webapp/portal/wo/woExportTemplate/template.docx
@@ -3108,16 +3108,20 @@
         <w:jc w:val="right"/>
       </w:pPr>
       <w:r>
-        <w:rPr>
-          <w:rFonts w:hint="eastAsia"/>
-        </w:rPr>
-        <w:t>审核人签名：</w:t>
+        <w:t>{{</w:t>
       </w:r>
+      <w:proofErr w:type="spellStart"/>
       <w:r>
-        <w:rPr>
-          <w:rFonts w:hint="eastAsia"/>
-        </w:rPr>
-        <w:t xml:space="preserve"> </w:t>
+        <w:t>signat</w:t>
+      </w:r>
+      <w:bookmarkStart w:id="0" w:name="_GoBack"/>
+      <w:bookmarkEnd w:id="0"/>
+      <w:r>
+        <w:t>ure_title</w:t>
+      </w:r>
+      <w:proofErr w:type="spellEnd"/>
+      <w:r>
+        <w:t>}}</w:t>
       </w:r>
       <w:r>
         <w:t>{{</w:t>
@@ -3128,31 +3132,33 @@
       <w:r>
         <w:t>signature}}</w:t>
       </w:r>
-      <w:r>
-        <w:t>{{</w:t>
-      </w:r>
-      <w:proofErr w:type="spellStart"/>
-      <w:r>
-        <w:t>signature_space</w:t>
-      </w:r>
-      <w:proofErr w:type="spellEnd"/>
-      <w:r>
-        <w:t>}}</w:t>
-      </w:r>
     </w:p>
     <w:p>
       <w:pPr>
         <w:jc w:val="right"/>
       </w:pPr>
       <w:r>
-        <w:rPr>
-          <w:rFonts w:hint="eastAsia"/>
-        </w:rPr>
         <w:lastRenderedPageBreak/>
-        <w:t>验收人签名：</w:t>
+        <w:t>{{</w:t>
+      </w:r>
+      <w:proofErr w:type="spellStart"/>
+      <w:r>
+        <w:t>ack_</w:t>
       </w:r>
       <w:r>
-        <w:t xml:space="preserve"> {{@</w:t>
+        <w:t>signature_title</w:t>
+      </w:r>
+      <w:proofErr w:type="spellEnd"/>
+      <w:proofErr w:type="gramStart"/>
+      <w:r>
+        <w:t>}}</w:t>
+      </w:r>
+      <w:r>
+        <w:t>{</w:t>
+      </w:r>
+      <w:proofErr w:type="gramEnd"/>
+      <w:r>
+        <w:t>{@</w:t>
       </w:r>
       <w:proofErr w:type="spellStart"/>
       <w:r>
@@ -3166,14 +3172,6 @@
       </w:r>
       <w:proofErr w:type="spellEnd"/>
       <w:r>
-        <w:t>}}{{</w:t>
-      </w:r>
-      <w:proofErr w:type="spellStart"/>
-      <w:r>
-        <w:t>ack_signature_space</w:t>
-      </w:r>
-      <w:proofErr w:type="spellEnd"/>
-      <w:r>
         <w:t>}}</w:t>
       </w:r>
     </w:p>
@@ -3181,8 +3179,6 @@
       <w:pPr>
         <w:jc w:val="right"/>
       </w:pPr>
-      <w:bookmarkStart w:id="0" w:name="_GoBack"/>
-      <w:bookmarkEnd w:id="0"/>
     </w:p>
     <w:sectPr>
       <w:pgSz w:w="12240" w:h="15840"/>
@@ -3941,7 +3937,7 @@
 </file>
 
 <file path=customXml/itemProps1.xml><?xml version="1.0" encoding="utf-8"?>
-<ds:datastoreItem xmlns:ds="http://schemas.openxmlformats.org/officeDocument/2006/customXml" ds:itemID="{7AF9C68A-A723-4D71-BA87-97864C10A313}">
+<ds:datastoreItem xmlns:ds="http://schemas.openxmlformats.org/officeDocument/2006/customXml" ds:itemID="{6D1CB04C-16E5-4C5F-BF8E-8C307E9B2ED1}">
   <ds:schemaRefs>
     <ds:schemaRef ds:uri="http://schemas.openxmlformats.org/officeDocument/2006/bibliography"/>
   </ds:schemaRefs>

--- a/src/src/main/webapp/portal/wo/woExportTemplate/template.docx
+++ b/src/src/main/webapp/portal/wo/woExportTemplate/template.docx
@@ -2588,8 +2588,8 @@
       </w:tblPr>
       <w:tblGrid>
         <w:gridCol w:w="1541"/>
-        <w:gridCol w:w="1541"/>
-        <w:gridCol w:w="1541"/>
+        <w:gridCol w:w="1289"/>
+        <w:gridCol w:w="1793"/>
         <w:gridCol w:w="1541"/>
         <w:gridCol w:w="1542"/>
         <w:gridCol w:w="1542"/>
@@ -2618,6 +2618,53 @@
         </w:tc>
         <w:tc>
           <w:tcPr>
+            <w:tcW w:w="1289" w:type="dxa"/>
+          </w:tcPr>
+          <w:p>
+            <w:pPr>
+              <w:jc w:val="center"/>
+              <w:rPr>
+                <w:b/>
+              </w:rPr>
+            </w:pPr>
+            <w:r>
+              <w:rPr>
+                <w:rFonts w:hint="eastAsia"/>
+                <w:b/>
+              </w:rPr>
+              <w:t>数量</w:t>
+            </w:r>
+          </w:p>
+        </w:tc>
+        <w:tc>
+          <w:tcPr>
+            <w:tcW w:w="1793" w:type="dxa"/>
+          </w:tcPr>
+          <w:p>
+            <w:pPr>
+              <w:jc w:val="center"/>
+              <w:rPr>
+                <w:b/>
+              </w:rPr>
+            </w:pPr>
+            <w:r>
+              <w:rPr>
+                <w:rFonts w:ascii="宋体" w:eastAsia="宋体" w:hAnsi="宋体" w:cs="宋体" w:hint="eastAsia"/>
+                <w:b/>
+              </w:rPr>
+              <w:t>合同价格</w:t>
+            </w:r>
+            <w:r>
+              <w:rPr>
+                <w:rFonts w:hint="eastAsia"/>
+                <w:b/>
+              </w:rPr>
+              <w:t>（元）</w:t>
+            </w:r>
+          </w:p>
+        </w:tc>
+        <w:tc>
+          <w:tcPr>
             <w:tcW w:w="1541" w:type="dxa"/>
           </w:tcPr>
           <w:p>
@@ -2632,47 +2679,16 @@
                 <w:rFonts w:hint="eastAsia"/>
                 <w:b/>
               </w:rPr>
-              <w:t>数量</w:t>
-            </w:r>
-          </w:p>
-        </w:tc>
-        <w:tc>
-          <w:tcPr>
-            <w:tcW w:w="1541" w:type="dxa"/>
-          </w:tcPr>
-          <w:p>
-            <w:pPr>
-              <w:jc w:val="center"/>
-              <w:rPr>
+              <w:t>类</w:t>
+            </w:r>
+            <w:bookmarkStart w:id="0" w:name="_GoBack"/>
+            <w:bookmarkEnd w:id="0"/>
+            <w:r>
+              <w:rPr>
+                <w:rFonts w:hint="eastAsia"/>
                 <w:b/>
               </w:rPr>
-            </w:pPr>
-            <w:r>
-              <w:rPr>
-                <w:rFonts w:hint="eastAsia"/>
-                <w:b/>
-              </w:rPr>
-              <w:t>单价（元）</w:t>
-            </w:r>
-          </w:p>
-        </w:tc>
-        <w:tc>
-          <w:tcPr>
-            <w:tcW w:w="1541" w:type="dxa"/>
-          </w:tcPr>
-          <w:p>
-            <w:pPr>
-              <w:jc w:val="center"/>
-              <w:rPr>
-                <w:b/>
-              </w:rPr>
-            </w:pPr>
-            <w:r>
-              <w:rPr>
-                <w:rFonts w:hint="eastAsia"/>
-                <w:b/>
-              </w:rPr>
-              <w:t>类型</w:t>
+              <w:t>型</w:t>
             </w:r>
           </w:p>
         </w:tc>
@@ -3112,12 +3128,7 @@
       </w:r>
       <w:proofErr w:type="spellStart"/>
       <w:r>
-        <w:t>signat</w:t>
-      </w:r>
-      <w:bookmarkStart w:id="0" w:name="_GoBack"/>
-      <w:bookmarkEnd w:id="0"/>
-      <w:r>
-        <w:t>ure_title</w:t>
+        <w:t>signature_title</w:t>
       </w:r>
       <w:proofErr w:type="spellEnd"/>
       <w:r>
@@ -3937,7 +3948,7 @@
 </file>
 
 <file path=customXml/itemProps1.xml><?xml version="1.0" encoding="utf-8"?>
-<ds:datastoreItem xmlns:ds="http://schemas.openxmlformats.org/officeDocument/2006/customXml" ds:itemID="{6D1CB04C-16E5-4C5F-BF8E-8C307E9B2ED1}">
+<ds:datastoreItem xmlns:ds="http://schemas.openxmlformats.org/officeDocument/2006/customXml" ds:itemID="{C1DE074D-0E51-4177-BA3A-1C2725CDF917}">
   <ds:schemaRefs>
     <ds:schemaRef ds:uri="http://schemas.openxmlformats.org/officeDocument/2006/bibliography"/>
   </ds:schemaRefs>

--- a/src/src/main/webapp/portal/wo/woExportTemplate/template.docx
+++ b/src/src/main/webapp/portal/wo/woExportTemplate/template.docx
@@ -840,6 +840,8 @@
               </w:rPr>
               <w:t>{</w:t>
             </w:r>
+            <w:bookmarkStart w:id="0" w:name="_GoBack"/>
+            <w:bookmarkEnd w:id="0"/>
             <w:proofErr w:type="spellStart"/>
             <w:r>
               <w:rPr>
@@ -881,7 +883,7 @@
           </w:tcPr>
           <w:p>
             <w:pPr>
-              <w:jc w:val="center"/>
+              <w:ind w:firstLineChars="200" w:firstLine="400"/>
               <w:rPr>
                 <w:sz w:val="20"/>
                 <w:szCs w:val="20"/>
@@ -989,18 +991,26 @@
             </w:pPr>
             <w:r>
               <w:rPr>
-                <w:sz w:val="20"/>
-                <w:szCs w:val="20"/>
-              </w:rPr>
-              <w:t>联系电</w:t>
-            </w:r>
-            <w:r>
-              <w:rPr>
-                <w:rFonts w:ascii="宋体" w:eastAsia="宋体" w:hAnsi="宋体" w:cs="宋体" w:hint="eastAsia"/>
-                <w:sz w:val="20"/>
-                <w:szCs w:val="20"/>
-              </w:rPr>
-              <w:t>话</w:t>
+                <w:rFonts w:hint="eastAsia"/>
+                <w:sz w:val="20"/>
+                <w:szCs w:val="20"/>
+              </w:rPr>
+              <w:t xml:space="preserve"> </w:t>
+            </w:r>
+            <w:r>
+              <w:rPr>
+                <w:sz w:val="20"/>
+                <w:szCs w:val="20"/>
+              </w:rPr>
+              <w:t xml:space="preserve">    </w:t>
+            </w:r>
+            <w:r>
+              <w:rPr>
+                <w:rFonts w:hint="eastAsia"/>
+                <w:sz w:val="20"/>
+                <w:szCs w:val="20"/>
+              </w:rPr>
+              <w:t>报修人电话</w:t>
             </w:r>
           </w:p>
         </w:tc>
@@ -2679,16 +2689,7 @@
                 <w:rFonts w:hint="eastAsia"/>
                 <w:b/>
               </w:rPr>
-              <w:t>类</w:t>
-            </w:r>
-            <w:bookmarkStart w:id="0" w:name="_GoBack"/>
-            <w:bookmarkEnd w:id="0"/>
-            <w:r>
-              <w:rPr>
-                <w:rFonts w:hint="eastAsia"/>
-                <w:b/>
-              </w:rPr>
-              <w:t>型</w:t>
+              <w:t>类型</w:t>
             </w:r>
           </w:p>
         </w:tc>
@@ -3948,7 +3949,7 @@
 </file>
 
 <file path=customXml/itemProps1.xml><?xml version="1.0" encoding="utf-8"?>
-<ds:datastoreItem xmlns:ds="http://schemas.openxmlformats.org/officeDocument/2006/customXml" ds:itemID="{C1DE074D-0E51-4177-BA3A-1C2725CDF917}">
+<ds:datastoreItem xmlns:ds="http://schemas.openxmlformats.org/officeDocument/2006/customXml" ds:itemID="{3C441374-2572-4F0D-8CE1-8BEBD9360A04}">
   <ds:schemaRefs>
     <ds:schemaRef ds:uri="http://schemas.openxmlformats.org/officeDocument/2006/bibliography"/>
   </ds:schemaRefs>

--- a/src/src/main/webapp/portal/wo/woExportTemplate/template.docx
+++ b/src/src/main/webapp/portal/wo/woExportTemplate/template.docx
@@ -1,12 +1,12 @@
 
 <file path=word/document.xml><?xml version="1.0" encoding="utf-8"?>
-<w:document xmlns:wpc="http://schemas.microsoft.com/office/word/2010/wordprocessingCanvas" xmlns:cx="http://schemas.microsoft.com/office/drawing/2014/chartex" xmlns:cx1="http://schemas.microsoft.com/office/drawing/2015/9/8/chartex" xmlns:cx2="http://schemas.microsoft.com/office/drawing/2015/10/21/chartex" xmlns:cx3="http://schemas.microsoft.com/office/drawing/2016/5/9/chartex" xmlns:cx4="http://schemas.microsoft.com/office/drawing/2016/5/10/chartex" xmlns:cx5="http://schemas.microsoft.com/office/drawing/2016/5/11/chartex" xmlns:cx6="http://schemas.microsoft.com/office/drawing/2016/5/12/chartex" xmlns:cx7="http://schemas.microsoft.com/office/drawing/2016/5/13/chartex" xmlns:cx8="http://schemas.microsoft.com/office/drawing/2016/5/14/chartex" xmlns:mc="http://schemas.openxmlformats.org/markup-compatibility/2006" xmlns:aink="http://schemas.microsoft.com/office/drawing/2016/ink" xmlns:am3d="http://schemas.microsoft.com/office/drawing/2017/model3d" xmlns:o="urn:schemas-microsoft-com:office:office" xmlns:r="http://schemas.openxmlformats.org/officeDocument/2006/relationships" xmlns:m="http://schemas.openxmlformats.org/officeDocument/2006/math" xmlns:v="urn:schemas-microsoft-com:vml" xmlns:wp14="http://schemas.microsoft.com/office/word/2010/wordprocessingDrawing" xmlns:wp="http://schemas.openxmlformats.org/drawingml/2006/wordprocessingDrawing" xmlns:w10="urn:schemas-microsoft-com:office:word" xmlns:w="http://schemas.openxmlformats.org/wordprocessingml/2006/main" xmlns:w14="http://schemas.microsoft.com/office/word/2010/wordml" xmlns:w15="http://schemas.microsoft.com/office/word/2012/wordml" xmlns:w16cid="http://schemas.microsoft.com/office/word/2016/wordml/cid" xmlns:w16se="http://schemas.microsoft.com/office/word/2015/wordml/symex" xmlns:wpg="http://schemas.microsoft.com/office/word/2010/wordprocessingGroup" xmlns:wpi="http://schemas.microsoft.com/office/word/2010/wordprocessingInk" xmlns:wne="http://schemas.microsoft.com/office/word/2006/wordml" xmlns:wps="http://schemas.microsoft.com/office/word/2010/wordprocessingShape" mc:Ignorable="w14 w15 w16se w16cid wp14">
+<w:document xmlns:wpc="http://schemas.microsoft.com/office/word/2010/wordprocessingCanvas" xmlns:cx="http://schemas.microsoft.com/office/drawing/2014/chartex" xmlns:cx1="http://schemas.microsoft.com/office/drawing/2015/9/8/chartex" xmlns:cx2="http://schemas.microsoft.com/office/drawing/2015/10/21/chartex" xmlns:cx3="http://schemas.microsoft.com/office/drawing/2016/5/9/chartex" xmlns:cx4="http://schemas.microsoft.com/office/drawing/2016/5/10/chartex" xmlns:cx5="http://schemas.microsoft.com/office/drawing/2016/5/11/chartex" xmlns:cx6="http://schemas.microsoft.com/office/drawing/2016/5/12/chartex" xmlns:cx7="http://schemas.microsoft.com/office/drawing/2016/5/13/chartex" xmlns:cx8="http://schemas.microsoft.com/office/drawing/2016/5/14/chartex" xmlns:mc="http://schemas.openxmlformats.org/markup-compatibility/2006" xmlns:aink="http://schemas.microsoft.com/office/drawing/2016/ink" xmlns:am3d="http://schemas.microsoft.com/office/drawing/2017/model3d" xmlns:o="urn:schemas-microsoft-com:office:office" xmlns:r="http://schemas.openxmlformats.org/officeDocument/2006/relationships" xmlns:m="http://schemas.openxmlformats.org/officeDocument/2006/math" xmlns:v="urn:schemas-microsoft-com:vml" xmlns:wp14="http://schemas.microsoft.com/office/word/2010/wordprocessingDrawing" xmlns:wp="http://schemas.openxmlformats.org/drawingml/2006/wordprocessingDrawing" xmlns:w10="urn:schemas-microsoft-com:office:word" xmlns:w="http://schemas.openxmlformats.org/wordprocessingml/2006/main" xmlns:w14="http://schemas.microsoft.com/office/word/2010/wordml" xmlns:w15="http://schemas.microsoft.com/office/word/2012/wordml" xmlns:w16cex="http://schemas.microsoft.com/office/word/2018/wordml/cex" xmlns:w16cid="http://schemas.microsoft.com/office/word/2016/wordml/cid" xmlns:w16="http://schemas.microsoft.com/office/word/2018/wordml" xmlns:w16se="http://schemas.microsoft.com/office/word/2015/wordml/symex" xmlns:wpg="http://schemas.microsoft.com/office/word/2010/wordprocessingGroup" xmlns:wpi="http://schemas.microsoft.com/office/word/2010/wordprocessingInk" xmlns:wne="http://schemas.microsoft.com/office/word/2006/wordml" xmlns:wps="http://schemas.microsoft.com/office/word/2010/wordprocessingShape" mc:Ignorable="w14 w15 w16se w16cid w16 w16cex wp14">
   <w:body>
     <w:p>
       <w:pPr>
         <w:jc w:val="center"/>
         <w:rPr>
-          <w:rFonts w:ascii="微软雅黑" w:eastAsia="微软雅黑" w:hAnsi="微软雅黑"/>
+          <w:rFonts w:ascii="Microsoft YaHei" w:eastAsia="Microsoft YaHei" w:hAnsi="Microsoft YaHei"/>
           <w:b/>
           <w:sz w:val="24"/>
           <w:szCs w:val="24"/>
@@ -14,14 +14,14 @@
       </w:pPr>
       <w:r>
         <w:rPr>
-          <w:rFonts w:ascii="微软雅黑" w:eastAsia="微软雅黑" w:hAnsi="微软雅黑"/>
+          <w:rFonts w:ascii="Microsoft YaHei" w:eastAsia="Microsoft YaHei" w:hAnsi="Microsoft YaHei"/>
           <w:b/>
           <w:noProof/>
           <w:sz w:val="24"/>
           <w:szCs w:val="24"/>
         </w:rPr>
         <w:drawing>
-          <wp:anchor distT="0" distB="0" distL="114300" distR="114300" simplePos="0" relativeHeight="251658240" behindDoc="0" locked="0" layoutInCell="1" allowOverlap="1">
+          <wp:anchor distT="0" distB="0" distL="114300" distR="114300" simplePos="0" relativeHeight="251658240" behindDoc="0" locked="0" layoutInCell="1" allowOverlap="1" wp14:anchorId="376F07F9" wp14:editId="3991B107">
             <wp:simplePos x="0" y="0"/>
             <wp:positionH relativeFrom="margin">
               <wp:posOffset>-9525</wp:posOffset>
@@ -82,7 +82,7 @@
       <w:pPr>
         <w:jc w:val="center"/>
         <w:rPr>
-          <w:rFonts w:ascii="微软雅黑" w:eastAsia="微软雅黑" w:hAnsi="微软雅黑"/>
+          <w:rFonts w:ascii="Microsoft YaHei" w:eastAsia="Microsoft YaHei" w:hAnsi="Microsoft YaHei"/>
           <w:b/>
           <w:sz w:val="24"/>
           <w:szCs w:val="24"/>
@@ -90,7 +90,7 @@
       </w:pPr>
       <w:r>
         <w:rPr>
-          <w:rFonts w:ascii="微软雅黑" w:eastAsia="微软雅黑" w:hAnsi="微软雅黑"/>
+          <w:rFonts w:ascii="Microsoft YaHei" w:eastAsia="Microsoft YaHei" w:hAnsi="Microsoft YaHei"/>
           <w:b/>
           <w:sz w:val="24"/>
           <w:szCs w:val="24"/>
@@ -99,7 +99,7 @@
       </w:r>
       <w:r>
         <w:rPr>
-          <w:rFonts w:ascii="微软雅黑" w:eastAsia="微软雅黑" w:hAnsi="微软雅黑" w:hint="eastAsia"/>
+          <w:rFonts w:ascii="Microsoft YaHei" w:eastAsia="Microsoft YaHei" w:hAnsi="Microsoft YaHei" w:hint="eastAsia"/>
           <w:b/>
           <w:sz w:val="24"/>
           <w:szCs w:val="24"/>
@@ -111,7 +111,7 @@
       <w:pPr>
         <w:jc w:val="center"/>
         <w:rPr>
-          <w:rFonts w:ascii="微软雅黑" w:eastAsia="微软雅黑" w:hAnsi="微软雅黑"/>
+          <w:rFonts w:ascii="Microsoft YaHei" w:eastAsia="Microsoft YaHei" w:hAnsi="Microsoft YaHei"/>
           <w:b/>
           <w:sz w:val="24"/>
           <w:szCs w:val="24"/>
@@ -119,7 +119,7 @@
       </w:pPr>
       <w:r>
         <w:rPr>
-          <w:rFonts w:ascii="微软雅黑" w:eastAsia="微软雅黑" w:hAnsi="微软雅黑"/>
+          <w:rFonts w:ascii="Microsoft YaHei" w:eastAsia="Microsoft YaHei" w:hAnsi="Microsoft YaHei"/>
           <w:b/>
           <w:sz w:val="24"/>
           <w:szCs w:val="24"/>
@@ -128,7 +128,7 @@
       </w:r>
       <w:r>
         <w:rPr>
-          <w:rFonts w:ascii="微软雅黑" w:eastAsia="微软雅黑" w:hAnsi="微软雅黑" w:cs="宋体" w:hint="eastAsia"/>
+          <w:rFonts w:ascii="Microsoft YaHei" w:eastAsia="Microsoft YaHei" w:hAnsi="Microsoft YaHei" w:cs="SimSun" w:hint="eastAsia"/>
           <w:b/>
           <w:sz w:val="24"/>
           <w:szCs w:val="24"/>
@@ -170,7 +170,7 @@
             </w:r>
             <w:r>
               <w:rPr>
-                <w:rFonts w:ascii="宋体" w:eastAsia="宋体" w:hAnsi="宋体" w:cs="宋体" w:hint="eastAsia"/>
+                <w:rFonts w:ascii="SimSun" w:eastAsia="SimSun" w:hAnsi="SimSun" w:cs="SimSun" w:hint="eastAsia"/>
                 <w:sz w:val="20"/>
                 <w:szCs w:val="20"/>
               </w:rPr>
@@ -237,7 +237,7 @@
             </w:r>
             <w:r>
               <w:rPr>
-                <w:rFonts w:ascii="宋体" w:eastAsia="宋体" w:hAnsi="宋体" w:cs="宋体" w:hint="eastAsia"/>
+                <w:rFonts w:ascii="SimSun" w:eastAsia="SimSun" w:hAnsi="SimSun" w:cs="SimSun" w:hint="eastAsia"/>
                 <w:sz w:val="20"/>
                 <w:szCs w:val="20"/>
               </w:rPr>
@@ -305,7 +305,7 @@
             </w:r>
             <w:r>
               <w:rPr>
-                <w:rFonts w:ascii="宋体" w:eastAsia="宋体" w:hAnsi="宋体" w:cs="宋体" w:hint="eastAsia"/>
+                <w:rFonts w:ascii="SimSun" w:eastAsia="SimSun" w:hAnsi="SimSun" w:cs="SimSun" w:hint="eastAsia"/>
                 <w:sz w:val="20"/>
                 <w:szCs w:val="20"/>
               </w:rPr>
@@ -371,7 +371,7 @@
             </w:r>
             <w:r>
               <w:rPr>
-                <w:rFonts w:ascii="宋体" w:eastAsia="宋体" w:hAnsi="宋体" w:cs="宋体" w:hint="eastAsia"/>
+                <w:rFonts w:ascii="SimSun" w:eastAsia="SimSun" w:hAnsi="SimSun" w:cs="SimSun" w:hint="eastAsia"/>
                 <w:sz w:val="20"/>
                 <w:szCs w:val="20"/>
               </w:rPr>
@@ -497,7 +497,7 @@
             </w:r>
             <w:r>
               <w:rPr>
-                <w:rFonts w:ascii="宋体" w:eastAsia="宋体" w:hAnsi="宋体" w:cs="宋体" w:hint="eastAsia"/>
+                <w:rFonts w:ascii="SimSun" w:eastAsia="SimSun" w:hAnsi="SimSun" w:cs="SimSun" w:hint="eastAsia"/>
                 <w:sz w:val="20"/>
                 <w:szCs w:val="20"/>
               </w:rPr>
@@ -565,7 +565,7 @@
             </w:r>
             <w:r>
               <w:rPr>
-                <w:rFonts w:ascii="宋体" w:eastAsia="宋体" w:hAnsi="宋体" w:cs="宋体" w:hint="eastAsia"/>
+                <w:rFonts w:ascii="SimSun" w:eastAsia="SimSun" w:hAnsi="SimSun" w:cs="SimSun" w:hint="eastAsia"/>
                 <w:sz w:val="20"/>
                 <w:szCs w:val="20"/>
               </w:rPr>
@@ -631,7 +631,7 @@
             </w:r>
             <w:r>
               <w:rPr>
-                <w:rFonts w:ascii="宋体" w:eastAsia="宋体" w:hAnsi="宋体" w:cs="宋体" w:hint="eastAsia"/>
+                <w:rFonts w:ascii="SimSun" w:eastAsia="SimSun" w:hAnsi="SimSun" w:cs="SimSun" w:hint="eastAsia"/>
                 <w:sz w:val="20"/>
                 <w:szCs w:val="20"/>
               </w:rPr>
@@ -687,7 +687,7 @@
       <w:pPr>
         <w:jc w:val="center"/>
         <w:rPr>
-          <w:rFonts w:ascii="微软雅黑" w:eastAsia="微软雅黑" w:hAnsi="微软雅黑"/>
+          <w:rFonts w:ascii="Microsoft YaHei" w:eastAsia="Microsoft YaHei" w:hAnsi="Microsoft YaHei"/>
           <w:b/>
           <w:sz w:val="24"/>
           <w:szCs w:val="24"/>
@@ -695,7 +695,7 @@
       </w:pPr>
       <w:r>
         <w:rPr>
-          <w:rFonts w:ascii="微软雅黑" w:eastAsia="微软雅黑" w:hAnsi="微软雅黑"/>
+          <w:rFonts w:ascii="Microsoft YaHei" w:eastAsia="Microsoft YaHei" w:hAnsi="Microsoft YaHei"/>
           <w:b/>
           <w:sz w:val="24"/>
           <w:szCs w:val="24"/>
@@ -704,7 +704,7 @@
       </w:r>
       <w:r>
         <w:rPr>
-          <w:rFonts w:ascii="微软雅黑" w:eastAsia="微软雅黑" w:hAnsi="微软雅黑" w:hint="eastAsia"/>
+          <w:rFonts w:ascii="Microsoft YaHei" w:eastAsia="Microsoft YaHei" w:hAnsi="Microsoft YaHei" w:hint="eastAsia"/>
           <w:b/>
           <w:sz w:val="24"/>
           <w:szCs w:val="24"/>
@@ -753,7 +753,7 @@
             </w:r>
             <w:r>
               <w:rPr>
-                <w:rFonts w:ascii="宋体" w:eastAsia="宋体" w:hAnsi="宋体" w:cs="宋体" w:hint="eastAsia"/>
+                <w:rFonts w:ascii="SimSun" w:eastAsia="SimSun" w:hAnsi="SimSun" w:cs="SimSun" w:hint="eastAsia"/>
                 <w:sz w:val="20"/>
                 <w:szCs w:val="20"/>
               </w:rPr>
@@ -840,8 +840,6 @@
               </w:rPr>
               <w:t>{</w:t>
             </w:r>
-            <w:bookmarkStart w:id="0" w:name="_GoBack"/>
-            <w:bookmarkEnd w:id="0"/>
             <w:proofErr w:type="spellStart"/>
             <w:r>
               <w:rPr>
@@ -919,7 +917,7 @@
             </w:r>
             <w:r>
               <w:rPr>
-                <w:rFonts w:ascii="宋体" w:eastAsia="宋体" w:hAnsi="宋体" w:cs="宋体" w:hint="eastAsia"/>
+                <w:rFonts w:ascii="SimSun" w:eastAsia="SimSun" w:hAnsi="SimSun" w:cs="SimSun" w:hint="eastAsia"/>
                 <w:sz w:val="20"/>
                 <w:szCs w:val="20"/>
               </w:rPr>
@@ -1085,7 +1083,7 @@
             </w:r>
             <w:r>
               <w:rPr>
-                <w:rFonts w:ascii="宋体" w:eastAsia="宋体" w:hAnsi="宋体" w:cs="宋体" w:hint="eastAsia"/>
+                <w:rFonts w:ascii="SimSun" w:eastAsia="SimSun" w:hAnsi="SimSun" w:cs="SimSun" w:hint="eastAsia"/>
                 <w:sz w:val="20"/>
                 <w:szCs w:val="20"/>
               </w:rPr>
@@ -1171,7 +1169,7 @@
             </w:r>
             <w:r>
               <w:rPr>
-                <w:rFonts w:ascii="宋体" w:eastAsia="宋体" w:hAnsi="宋体" w:cs="宋体" w:hint="eastAsia"/>
+                <w:rFonts w:ascii="SimSun" w:eastAsia="SimSun" w:hAnsi="SimSun" w:cs="SimSun" w:hint="eastAsia"/>
                 <w:sz w:val="20"/>
                 <w:szCs w:val="20"/>
               </w:rPr>
@@ -1250,7 +1248,7 @@
             </w:r>
             <w:r>
               <w:rPr>
-                <w:rFonts w:ascii="宋体" w:eastAsia="宋体" w:hAnsi="宋体" w:cs="宋体" w:hint="eastAsia"/>
+                <w:rFonts w:ascii="SimSun" w:eastAsia="SimSun" w:hAnsi="SimSun" w:cs="SimSun" w:hint="eastAsia"/>
                 <w:sz w:val="20"/>
                 <w:szCs w:val="20"/>
               </w:rPr>
@@ -1320,7 +1318,7 @@
       <w:pPr>
         <w:jc w:val="center"/>
         <w:rPr>
-          <w:rFonts w:ascii="微软雅黑" w:eastAsia="微软雅黑" w:hAnsi="微软雅黑"/>
+          <w:rFonts w:ascii="Microsoft YaHei" w:eastAsia="Microsoft YaHei" w:hAnsi="Microsoft YaHei"/>
           <w:b/>
           <w:sz w:val="24"/>
           <w:szCs w:val="24"/>
@@ -1328,7 +1326,7 @@
       </w:pPr>
       <w:r>
         <w:rPr>
-          <w:rFonts w:ascii="微软雅黑" w:eastAsia="微软雅黑" w:hAnsi="微软雅黑" w:hint="eastAsia"/>
+          <w:rFonts w:ascii="Microsoft YaHei" w:eastAsia="Microsoft YaHei" w:hAnsi="Microsoft YaHei" w:hint="eastAsia"/>
           <w:b/>
           <w:sz w:val="24"/>
           <w:szCs w:val="24"/>
@@ -2574,7 +2572,7 @@
       <w:pPr>
         <w:jc w:val="center"/>
         <w:rPr>
-          <w:rFonts w:ascii="微软雅黑" w:eastAsia="微软雅黑" w:hAnsi="微软雅黑"/>
+          <w:rFonts w:ascii="Microsoft YaHei" w:eastAsia="Microsoft YaHei" w:hAnsi="Microsoft YaHei"/>
           <w:b/>
           <w:sz w:val="24"/>
           <w:szCs w:val="24"/>
@@ -2582,7 +2580,7 @@
       </w:pPr>
       <w:r>
         <w:rPr>
-          <w:rFonts w:ascii="微软雅黑" w:eastAsia="微软雅黑" w:hAnsi="微软雅黑" w:hint="eastAsia"/>
+          <w:rFonts w:ascii="Microsoft YaHei" w:eastAsia="Microsoft YaHei" w:hAnsi="Microsoft YaHei" w:hint="eastAsia"/>
           <w:b/>
           <w:sz w:val="24"/>
           <w:szCs w:val="24"/>
@@ -2659,7 +2657,7 @@
             </w:pPr>
             <w:r>
               <w:rPr>
-                <w:rFonts w:ascii="宋体" w:eastAsia="宋体" w:hAnsi="宋体" w:cs="宋体" w:hint="eastAsia"/>
+                <w:rFonts w:ascii="SimSun" w:eastAsia="SimSun" w:hAnsi="SimSun" w:cs="SimSun" w:hint="eastAsia"/>
                 <w:b/>
               </w:rPr>
               <w:t>合同价格</w:t>
@@ -2803,7 +2801,7 @@
       <w:pPr>
         <w:jc w:val="center"/>
         <w:rPr>
-          <w:rFonts w:ascii="微软雅黑" w:eastAsia="微软雅黑" w:hAnsi="微软雅黑"/>
+          <w:rFonts w:ascii="Microsoft YaHei" w:eastAsia="Microsoft YaHei" w:hAnsi="Microsoft YaHei"/>
           <w:b/>
           <w:sz w:val="24"/>
           <w:szCs w:val="24"/>
@@ -2811,7 +2809,7 @@
       </w:pPr>
       <w:r>
         <w:rPr>
-          <w:rFonts w:ascii="微软雅黑" w:eastAsia="微软雅黑" w:hAnsi="微软雅黑" w:hint="eastAsia"/>
+          <w:rFonts w:ascii="Microsoft YaHei" w:eastAsia="Microsoft YaHei" w:hAnsi="Microsoft YaHei" w:hint="eastAsia"/>
           <w:b/>
           <w:sz w:val="24"/>
           <w:szCs w:val="24"/>
@@ -2992,7 +2990,7 @@
       <w:pPr>
         <w:jc w:val="center"/>
         <w:rPr>
-          <w:rFonts w:ascii="微软雅黑" w:eastAsia="微软雅黑" w:hAnsi="微软雅黑"/>
+          <w:rFonts w:ascii="Microsoft YaHei" w:eastAsia="Microsoft YaHei" w:hAnsi="Microsoft YaHei"/>
           <w:b/>
           <w:sz w:val="24"/>
           <w:szCs w:val="24"/>
@@ -3000,7 +2998,7 @@
       </w:pPr>
       <w:r>
         <w:rPr>
-          <w:rFonts w:ascii="微软雅黑" w:eastAsia="微软雅黑" w:hAnsi="微软雅黑" w:hint="eastAsia"/>
+          <w:rFonts w:ascii="Microsoft YaHei" w:eastAsia="Microsoft YaHei" w:hAnsi="Microsoft YaHei" w:hint="eastAsia"/>
           <w:b/>
           <w:sz w:val="24"/>
           <w:szCs w:val="24"/>
@@ -3161,18 +3159,12 @@
         <w:t>signature_title</w:t>
       </w:r>
       <w:proofErr w:type="spellEnd"/>
-      <w:proofErr w:type="gramStart"/>
       <w:r>
         <w:t>}}</w:t>
       </w:r>
       <w:r>
-        <w:t>{</w:t>
+        <w:t>{{@</w:t>
       </w:r>
-      <w:proofErr w:type="gramEnd"/>
-      <w:r>
-        <w:t>{@</w:t>
-      </w:r>
-      <w:proofErr w:type="spellStart"/>
       <w:r>
         <w:t>ack</w:t>
       </w:r>
@@ -3182,10 +3174,45 @@
       <w:r>
         <w:t>ignature</w:t>
       </w:r>
-      <w:proofErr w:type="spellEnd"/>
       <w:r>
         <w:t>}}</w:t>
       </w:r>
+    </w:p>
+    <w:p>
+      <w:pPr>
+        <w:jc w:val="right"/>
+      </w:pPr>
+      <w:r>
+        <w:t>{{</w:t>
+      </w:r>
+      <w:proofErr w:type="spellStart"/>
+      <w:r>
+        <w:rPr>
+          <w:rFonts w:hint="eastAsia"/>
+        </w:rPr>
+        <w:t>audit</w:t>
+      </w:r>
+      <w:r>
+        <w:t>_</w:t>
+      </w:r>
+      <w:r>
+        <w:t>signature_title</w:t>
+      </w:r>
+      <w:proofErr w:type="spellEnd"/>
+      <w:r>
+        <w:t>}}{{@</w:t>
+      </w:r>
+      <w:r>
+        <w:t>auditSignatureList</w:t>
+      </w:r>
+      <w:r>
+        <w:t>}}</w:t>
+      </w:r>
+    </w:p>
+    <w:p>
+      <w:pPr>
+        <w:jc w:val="right"/>
+      </w:pPr>
     </w:p>
     <w:p>
       <w:pPr>
@@ -3203,7 +3230,7 @@
 </file>
 
 <file path=word/styles.xml><?xml version="1.0" encoding="utf-8"?>
-<w:styles xmlns:mc="http://schemas.openxmlformats.org/markup-compatibility/2006" xmlns:r="http://schemas.openxmlformats.org/officeDocument/2006/relationships" xmlns:w="http://schemas.openxmlformats.org/wordprocessingml/2006/main" xmlns:w14="http://schemas.microsoft.com/office/word/2010/wordml" xmlns:w15="http://schemas.microsoft.com/office/word/2012/wordml" xmlns:w16cid="http://schemas.microsoft.com/office/word/2016/wordml/cid" xmlns:w16se="http://schemas.microsoft.com/office/word/2015/wordml/symex" mc:Ignorable="w14 w15 w16se w16cid">
+<w:styles xmlns:mc="http://schemas.openxmlformats.org/markup-compatibility/2006" xmlns:r="http://schemas.openxmlformats.org/officeDocument/2006/relationships" xmlns:w="http://schemas.openxmlformats.org/wordprocessingml/2006/main" xmlns:w14="http://schemas.microsoft.com/office/word/2010/wordml" xmlns:w15="http://schemas.microsoft.com/office/word/2012/wordml" xmlns:w16cex="http://schemas.microsoft.com/office/word/2018/wordml/cex" xmlns:w16cid="http://schemas.microsoft.com/office/word/2016/wordml/cid" xmlns:w16="http://schemas.microsoft.com/office/word/2018/wordml" xmlns:w16se="http://schemas.microsoft.com/office/word/2015/wordml/symex" mc:Ignorable="w14 w15 w16se w16cid w16 w16cex">
   <w:docDefaults>
     <w:rPrDefault>
       <w:rPr>
@@ -3219,7 +3246,7 @@
       </w:pPr>
     </w:pPrDefault>
   </w:docDefaults>
-  <w:latentStyles w:defLockedState="0" w:defUIPriority="99" w:defSemiHidden="0" w:defUnhideWhenUsed="0" w:defQFormat="0" w:count="375">
+  <w:latentStyles w:defLockedState="0" w:defUIPriority="99" w:defSemiHidden="0" w:defUnhideWhenUsed="0" w:defQFormat="0" w:count="376">
     <w:lsdException w:name="Normal" w:uiPriority="0" w:qFormat="1"/>
     <w:lsdException w:name="heading 1" w:uiPriority="9" w:qFormat="1"/>
     <w:lsdException w:name="heading 2" w:semiHidden="1" w:uiPriority="9" w:unhideWhenUsed="1" w:qFormat="1"/>
@@ -3325,7 +3352,6 @@
     <w:lsdException w:name="HTML Sample" w:semiHidden="1" w:unhideWhenUsed="1"/>
     <w:lsdException w:name="HTML Typewriter" w:semiHidden="1" w:unhideWhenUsed="1"/>
     <w:lsdException w:name="HTML Variable" w:semiHidden="1" w:unhideWhenUsed="1"/>
-    <w:lsdException w:name="Normal Table" w:semiHidden="1" w:unhideWhenUsed="1"/>
     <w:lsdException w:name="annotation subject" w:semiHidden="1" w:unhideWhenUsed="1"/>
     <w:lsdException w:name="No List" w:semiHidden="1" w:unhideWhenUsed="1"/>
     <w:lsdException w:name="Outline List 1" w:semiHidden="1" w:unhideWhenUsed="1"/>
@@ -3372,10 +3398,8 @@
     <w:lsdException w:name="Table Subtle 2" w:semiHidden="1" w:unhideWhenUsed="1"/>
     <w:lsdException w:name="Table Web 1" w:semiHidden="1" w:unhideWhenUsed="1"/>
     <w:lsdException w:name="Table Web 2" w:semiHidden="1" w:unhideWhenUsed="1"/>
-    <w:lsdException w:name="Table Web 3" w:semiHidden="1" w:unhideWhenUsed="1"/>
     <w:lsdException w:name="Balloon Text" w:semiHidden="1" w:unhideWhenUsed="1"/>
     <w:lsdException w:name="Table Grid" w:uiPriority="39"/>
-    <w:lsdException w:name="Table Theme" w:semiHidden="1" w:unhideWhenUsed="1"/>
     <w:lsdException w:name="Placeholder Text" w:semiHidden="1"/>
     <w:lsdException w:name="No Spacing" w:uiPriority="1" w:qFormat="1"/>
     <w:lsdException w:name="Light Shading" w:uiPriority="60"/>
@@ -3595,6 +3619,7 @@
     <w:lsdException w:name="Smart Hyperlink" w:semiHidden="1" w:unhideWhenUsed="1"/>
     <w:lsdException w:name="Hashtag" w:semiHidden="1" w:unhideWhenUsed="1"/>
     <w:lsdException w:name="Unresolved Mention" w:semiHidden="1" w:unhideWhenUsed="1"/>
+    <w:lsdException w:name="Smart Link" w:semiHidden="1" w:unhideWhenUsed="1"/>
   </w:latentStyles>
   <w:style w:type="paragraph" w:default="1" w:styleId="Normal">
     <w:name w:val="Normal"/>

--- a/src/src/main/webapp/portal/wo/woExportTemplate/template.docx
+++ b/src/src/main/webapp/portal/wo/woExportTemplate/template.docx
@@ -106,6 +106,15 @@
         </w:rPr>
         <w:t>单</w:t>
       </w:r>
+      <w:r>
+        <w:rPr>
+          <w:rFonts w:ascii="Microsoft YaHei" w:eastAsia="Microsoft YaHei" w:hAnsi="Microsoft YaHei" w:hint="eastAsia"/>
+          <w:b/>
+          <w:sz w:val="24"/>
+          <w:szCs w:val="24"/>
+        </w:rPr>
+        <w:t>test</w:t>
+      </w:r>
     </w:p>
     <w:p>
       <w:pPr>
@@ -197,7 +206,6 @@
               </w:rPr>
               <w:t>{{</w:t>
             </w:r>
-            <w:proofErr w:type="spellStart"/>
             <w:r>
               <w:rPr>
                 <w:rFonts w:hint="eastAsia"/>
@@ -206,7 +214,6 @@
               </w:rPr>
               <w:t>device_name</w:t>
             </w:r>
-            <w:proofErr w:type="spellEnd"/>
             <w:r>
               <w:rPr>
                 <w:sz w:val="20"/>
@@ -262,23 +269,7 @@
                 <w:sz w:val="20"/>
                 <w:szCs w:val="20"/>
               </w:rPr>
-              <w:t>{{</w:t>
-            </w:r>
-            <w:proofErr w:type="spellStart"/>
-            <w:r>
-              <w:rPr>
-                <w:sz w:val="20"/>
-                <w:szCs w:val="20"/>
-              </w:rPr>
-              <w:t>device_department</w:t>
-            </w:r>
-            <w:proofErr w:type="spellEnd"/>
-            <w:r>
-              <w:rPr>
-                <w:sz w:val="20"/>
-                <w:szCs w:val="20"/>
-              </w:rPr>
-              <w:t>}}</w:t>
+              <w:t>{{device_department}}</w:t>
             </w:r>
           </w:p>
         </w:tc>
@@ -332,7 +323,6 @@
               </w:rPr>
               <w:t>{{</w:t>
             </w:r>
-            <w:proofErr w:type="spellStart"/>
             <w:r>
               <w:rPr>
                 <w:sz w:val="20"/>
@@ -340,7 +330,6 @@
               </w:rPr>
               <w:t>device_type</w:t>
             </w:r>
-            <w:proofErr w:type="spellEnd"/>
             <w:r>
               <w:rPr>
                 <w:sz w:val="20"/>
@@ -396,23 +385,7 @@
                 <w:sz w:val="20"/>
                 <w:szCs w:val="20"/>
               </w:rPr>
-              <w:t>{{</w:t>
-            </w:r>
-            <w:proofErr w:type="spellStart"/>
-            <w:r>
-              <w:rPr>
-                <w:sz w:val="20"/>
-                <w:szCs w:val="20"/>
-              </w:rPr>
-              <w:t>device_oem</w:t>
-            </w:r>
-            <w:proofErr w:type="spellEnd"/>
-            <w:r>
-              <w:rPr>
-                <w:sz w:val="20"/>
-                <w:szCs w:val="20"/>
-              </w:rPr>
-              <w:t>}}</w:t>
+              <w:t>{{device_oem}}</w:t>
             </w:r>
           </w:p>
         </w:tc>
@@ -458,7 +431,6 @@
               </w:rPr>
               <w:t>{{</w:t>
             </w:r>
-            <w:proofErr w:type="spellStart"/>
             <w:r>
               <w:rPr>
                 <w:sz w:val="20"/>
@@ -466,7 +438,6 @@
               </w:rPr>
               <w:t>device_serial</w:t>
             </w:r>
-            <w:proofErr w:type="spellEnd"/>
             <w:r>
               <w:rPr>
                 <w:sz w:val="20"/>
@@ -522,23 +493,7 @@
                 <w:sz w:val="20"/>
                 <w:szCs w:val="20"/>
               </w:rPr>
-              <w:t>{{</w:t>
-            </w:r>
-            <w:proofErr w:type="spellStart"/>
-            <w:r>
-              <w:rPr>
-                <w:sz w:val="20"/>
-                <w:szCs w:val="20"/>
-              </w:rPr>
-              <w:t>device_number</w:t>
-            </w:r>
-            <w:proofErr w:type="spellEnd"/>
-            <w:r>
-              <w:rPr>
-                <w:sz w:val="20"/>
-                <w:szCs w:val="20"/>
-              </w:rPr>
-              <w:t>}}</w:t>
+              <w:t>{{device_number}}</w:t>
             </w:r>
           </w:p>
         </w:tc>
@@ -592,7 +547,6 @@
               </w:rPr>
               <w:t>{{</w:t>
             </w:r>
-            <w:proofErr w:type="spellStart"/>
             <w:r>
               <w:rPr>
                 <w:sz w:val="20"/>
@@ -600,7 +554,6 @@
               </w:rPr>
               <w:t>device_qr</w:t>
             </w:r>
-            <w:proofErr w:type="spellEnd"/>
             <w:r>
               <w:rPr>
                 <w:sz w:val="20"/>
@@ -656,23 +609,7 @@
                 <w:sz w:val="20"/>
                 <w:szCs w:val="20"/>
               </w:rPr>
-              <w:t>{{</w:t>
-            </w:r>
-            <w:proofErr w:type="spellStart"/>
-            <w:r>
-              <w:rPr>
-                <w:sz w:val="20"/>
-                <w:szCs w:val="20"/>
-              </w:rPr>
-              <w:t>device_location</w:t>
-            </w:r>
-            <w:proofErr w:type="spellEnd"/>
-            <w:r>
-              <w:rPr>
-                <w:sz w:val="20"/>
-                <w:szCs w:val="20"/>
-              </w:rPr>
-              <w:t>}}</w:t>
+              <w:t>{{device_location}}</w:t>
             </w:r>
           </w:p>
         </w:tc>
@@ -778,23 +715,7 @@
                 <w:sz w:val="20"/>
                 <w:szCs w:val="20"/>
               </w:rPr>
-              <w:t>{{</w:t>
-            </w:r>
-            <w:proofErr w:type="spellStart"/>
-            <w:r>
-              <w:rPr>
-                <w:sz w:val="20"/>
-                <w:szCs w:val="20"/>
-              </w:rPr>
-              <w:t>issue_number</w:t>
-            </w:r>
-            <w:proofErr w:type="spellEnd"/>
-            <w:r>
-              <w:rPr>
-                <w:sz w:val="20"/>
-                <w:szCs w:val="20"/>
-              </w:rPr>
-              <w:t>}}</w:t>
+              <w:t>{{issue_number}}</w:t>
             </w:r>
           </w:p>
         </w:tc>
@@ -838,23 +759,7 @@
                 <w:sz w:val="20"/>
                 <w:szCs w:val="20"/>
               </w:rPr>
-              <w:t>{</w:t>
-            </w:r>
-            <w:proofErr w:type="spellStart"/>
-            <w:r>
-              <w:rPr>
-                <w:sz w:val="20"/>
-                <w:szCs w:val="20"/>
-              </w:rPr>
-              <w:t>issue_desc</w:t>
-            </w:r>
-            <w:proofErr w:type="spellEnd"/>
-            <w:r>
-              <w:rPr>
-                <w:sz w:val="20"/>
-                <w:szCs w:val="20"/>
-              </w:rPr>
-              <w:t>}</w:t>
+              <w:t>{issue_desc}</w:t>
             </w:r>
             <w:r>
               <w:rPr>
@@ -942,23 +847,7 @@
                 <w:sz w:val="20"/>
                 <w:szCs w:val="20"/>
               </w:rPr>
-              <w:t>{{</w:t>
-            </w:r>
-            <w:proofErr w:type="spellStart"/>
-            <w:r>
-              <w:rPr>
-                <w:sz w:val="20"/>
-                <w:szCs w:val="20"/>
-              </w:rPr>
-              <w:t>issue_reporter</w:t>
-            </w:r>
-            <w:proofErr w:type="spellEnd"/>
-            <w:r>
-              <w:rPr>
-                <w:sz w:val="20"/>
-                <w:szCs w:val="20"/>
-              </w:rPr>
-              <w:t>}}</w:t>
+              <w:t>{{issue_reporter}}</w:t>
             </w:r>
           </w:p>
         </w:tc>
@@ -1029,23 +918,7 @@
                 <w:sz w:val="20"/>
                 <w:szCs w:val="20"/>
               </w:rPr>
-              <w:t>{{</w:t>
-            </w:r>
-            <w:proofErr w:type="spellStart"/>
-            <w:r>
-              <w:rPr>
-                <w:sz w:val="20"/>
-                <w:szCs w:val="20"/>
-              </w:rPr>
-              <w:t>issue_reporter_phone</w:t>
-            </w:r>
-            <w:proofErr w:type="spellEnd"/>
-            <w:r>
-              <w:rPr>
-                <w:sz w:val="20"/>
-                <w:szCs w:val="20"/>
-              </w:rPr>
-              <w:t>}}</w:t>
+              <w:t>{{issue_reporter_phone}}</w:t>
             </w:r>
           </w:p>
         </w:tc>
@@ -1108,30 +981,14 @@
                 <w:sz w:val="20"/>
                 <w:szCs w:val="20"/>
               </w:rPr>
-              <w:t>{{</w:t>
-            </w:r>
-            <w:proofErr w:type="spellStart"/>
-            <w:r>
-              <w:rPr>
-                <w:sz w:val="20"/>
-                <w:szCs w:val="20"/>
-              </w:rPr>
-              <w:t>issue_report</w:t>
-            </w:r>
-            <w:r>
-              <w:rPr>
-                <w:sz w:val="20"/>
-                <w:szCs w:val="20"/>
-              </w:rPr>
-              <w:t>_time</w:t>
-            </w:r>
-            <w:proofErr w:type="spellEnd"/>
-            <w:r>
-              <w:rPr>
-                <w:sz w:val="20"/>
-                <w:szCs w:val="20"/>
-              </w:rPr>
-              <w:t>}}</w:t>
+              <w:t>{{issue_report</w:t>
+            </w:r>
+            <w:r>
+              <w:rPr>
+                <w:sz w:val="20"/>
+                <w:szCs w:val="20"/>
+              </w:rPr>
+              <w:t>_time}}</w:t>
             </w:r>
           </w:p>
         </w:tc>
@@ -1194,23 +1051,7 @@
                 <w:sz w:val="20"/>
                 <w:szCs w:val="20"/>
               </w:rPr>
-              <w:t>{{</w:t>
-            </w:r>
-            <w:proofErr w:type="spellStart"/>
-            <w:r>
-              <w:rPr>
-                <w:sz w:val="20"/>
-                <w:szCs w:val="20"/>
-              </w:rPr>
-              <w:t>issue_report_status</w:t>
-            </w:r>
-            <w:proofErr w:type="spellEnd"/>
-            <w:r>
-              <w:rPr>
-                <w:sz w:val="20"/>
-                <w:szCs w:val="20"/>
-              </w:rPr>
-              <w:t>}}</w:t>
+              <w:t>{{issue_report_status}}</w:t>
             </w:r>
           </w:p>
         </w:tc>
@@ -1273,23 +1114,7 @@
                 <w:sz w:val="20"/>
                 <w:szCs w:val="20"/>
               </w:rPr>
-              <w:t>{{</w:t>
-            </w:r>
-            <w:proofErr w:type="spellStart"/>
-            <w:r>
-              <w:rPr>
-                <w:sz w:val="20"/>
-                <w:szCs w:val="20"/>
-              </w:rPr>
-              <w:t>issue_device_stop_time</w:t>
-            </w:r>
-            <w:proofErr w:type="spellEnd"/>
-            <w:r>
-              <w:rPr>
-                <w:sz w:val="20"/>
-                <w:szCs w:val="20"/>
-              </w:rPr>
-              <w:t>}}</w:t>
+              <w:t>{{issue_device_stop_time}}</w:t>
             </w:r>
           </w:p>
         </w:tc>
@@ -1398,19 +1223,69 @@
                 <w:sz w:val="20"/>
                 <w:szCs w:val="20"/>
               </w:rPr>
+              <w:t>{fix_status}</w:t>
+            </w:r>
+            <w:r>
+              <w:rPr>
+                <w:rFonts w:hint="eastAsia"/>
+                <w:sz w:val="20"/>
+                <w:szCs w:val="20"/>
+              </w:rPr>
+              <w:t>}</w:t>
+            </w:r>
+          </w:p>
+        </w:tc>
+        <w:tc>
+          <w:tcPr>
+            <w:tcW w:w="1620" w:type="dxa"/>
+          </w:tcPr>
+          <w:p>
+            <w:pPr>
+              <w:jc w:val="center"/>
+              <w:rPr>
+                <w:sz w:val="20"/>
+                <w:szCs w:val="20"/>
+              </w:rPr>
+            </w:pPr>
+            <w:r>
+              <w:rPr>
+                <w:rFonts w:hint="eastAsia"/>
+                <w:sz w:val="20"/>
+                <w:szCs w:val="20"/>
+              </w:rPr>
+              <w:t>总工时</w:t>
+            </w:r>
+          </w:p>
+        </w:tc>
+        <w:tc>
+          <w:tcPr>
+            <w:tcW w:w="1620" w:type="dxa"/>
+          </w:tcPr>
+          <w:p>
+            <w:pPr>
+              <w:jc w:val="center"/>
+              <w:rPr>
+                <w:sz w:val="20"/>
+                <w:szCs w:val="20"/>
+              </w:rPr>
+            </w:pPr>
+            <w:r>
+              <w:rPr>
+                <w:sz w:val="20"/>
+                <w:szCs w:val="20"/>
+              </w:rPr>
               <w:t>{</w:t>
             </w:r>
-            <w:proofErr w:type="spellStart"/>
-            <w:r>
-              <w:rPr>
-                <w:sz w:val="20"/>
-                <w:szCs w:val="20"/>
-              </w:rPr>
-              <w:t>fix_status</w:t>
-            </w:r>
-            <w:proofErr w:type="spellEnd"/>
-            <w:r>
-              <w:rPr>
+            <w:r>
+              <w:rPr>
+                <w:sz w:val="20"/>
+                <w:szCs w:val="20"/>
+              </w:rPr>
+              <w:t>{fix_hours</w:t>
+            </w:r>
+            <w:r>
+              <w:rPr>
+                <w:rFonts w:hint="eastAsia"/>
                 <w:sz w:val="20"/>
                 <w:szCs w:val="20"/>
               </w:rPr>
@@ -1418,7 +1293,6 @@
             </w:r>
             <w:r>
               <w:rPr>
-                <w:rFonts w:hint="eastAsia"/>
                 <w:sz w:val="20"/>
                 <w:szCs w:val="20"/>
               </w:rPr>
@@ -1428,29 +1302,29 @@
         </w:tc>
         <w:tc>
           <w:tcPr>
-            <w:tcW w:w="1620" w:type="dxa"/>
-          </w:tcPr>
-          <w:p>
-            <w:pPr>
-              <w:jc w:val="center"/>
-              <w:rPr>
-                <w:sz w:val="20"/>
-                <w:szCs w:val="20"/>
-              </w:rPr>
-            </w:pPr>
-            <w:r>
-              <w:rPr>
-                <w:rFonts w:hint="eastAsia"/>
-                <w:sz w:val="20"/>
-                <w:szCs w:val="20"/>
-              </w:rPr>
-              <w:t>总工时</w:t>
-            </w:r>
-          </w:p>
-        </w:tc>
-        <w:tc>
-          <w:tcPr>
-            <w:tcW w:w="1620" w:type="dxa"/>
+            <w:tcW w:w="1710" w:type="dxa"/>
+          </w:tcPr>
+          <w:p>
+            <w:pPr>
+              <w:jc w:val="center"/>
+              <w:rPr>
+                <w:sz w:val="20"/>
+                <w:szCs w:val="20"/>
+              </w:rPr>
+            </w:pPr>
+            <w:r>
+              <w:rPr>
+                <w:rFonts w:hint="eastAsia"/>
+                <w:sz w:val="20"/>
+                <w:szCs w:val="20"/>
+              </w:rPr>
+              <w:t>总费用（元）</w:t>
+            </w:r>
+          </w:p>
+        </w:tc>
+        <w:tc>
+          <w:tcPr>
+            <w:tcW w:w="2070" w:type="dxa"/>
           </w:tcPr>
           <w:p>
             <w:pPr>
@@ -1474,81 +1348,6 @@
               </w:rPr>
               <w:t>{</w:t>
             </w:r>
-            <w:proofErr w:type="spellStart"/>
-            <w:r>
-              <w:rPr>
-                <w:sz w:val="20"/>
-                <w:szCs w:val="20"/>
-              </w:rPr>
-              <w:t>fix_hours</w:t>
-            </w:r>
-            <w:proofErr w:type="spellEnd"/>
-            <w:r>
-              <w:rPr>
-                <w:rFonts w:hint="eastAsia"/>
-                <w:sz w:val="20"/>
-                <w:szCs w:val="20"/>
-              </w:rPr>
-              <w:t>}</w:t>
-            </w:r>
-            <w:r>
-              <w:rPr>
-                <w:sz w:val="20"/>
-                <w:szCs w:val="20"/>
-              </w:rPr>
-              <w:t>}</w:t>
-            </w:r>
-          </w:p>
-        </w:tc>
-        <w:tc>
-          <w:tcPr>
-            <w:tcW w:w="1710" w:type="dxa"/>
-          </w:tcPr>
-          <w:p>
-            <w:pPr>
-              <w:jc w:val="center"/>
-              <w:rPr>
-                <w:sz w:val="20"/>
-                <w:szCs w:val="20"/>
-              </w:rPr>
-            </w:pPr>
-            <w:r>
-              <w:rPr>
-                <w:rFonts w:hint="eastAsia"/>
-                <w:sz w:val="20"/>
-                <w:szCs w:val="20"/>
-              </w:rPr>
-              <w:t>总费用（元）</w:t>
-            </w:r>
-          </w:p>
-        </w:tc>
-        <w:tc>
-          <w:tcPr>
-            <w:tcW w:w="2070" w:type="dxa"/>
-          </w:tcPr>
-          <w:p>
-            <w:pPr>
-              <w:jc w:val="center"/>
-              <w:rPr>
-                <w:sz w:val="20"/>
-                <w:szCs w:val="20"/>
-              </w:rPr>
-            </w:pPr>
-            <w:r>
-              <w:rPr>
-                <w:sz w:val="20"/>
-                <w:szCs w:val="20"/>
-              </w:rPr>
-              <w:t>{</w:t>
-            </w:r>
-            <w:r>
-              <w:rPr>
-                <w:sz w:val="20"/>
-                <w:szCs w:val="20"/>
-              </w:rPr>
-              <w:t>{</w:t>
-            </w:r>
-            <w:proofErr w:type="spellStart"/>
             <w:r>
               <w:rPr>
                 <w:sz w:val="20"/>
@@ -1556,7 +1355,6 @@
               </w:rPr>
               <w:t>fix_fee</w:t>
             </w:r>
-            <w:proofErr w:type="spellEnd"/>
             <w:r>
               <w:rPr>
                 <w:rFonts w:hint="eastAsia"/>
@@ -1616,90 +1414,80 @@
                 <w:sz w:val="20"/>
                 <w:szCs w:val="20"/>
               </w:rPr>
+              <w:t>{{fix_</w:t>
+            </w:r>
+            <w:r>
+              <w:rPr>
+                <w:sz w:val="20"/>
+                <w:szCs w:val="20"/>
+              </w:rPr>
+              <w:t>other_</w:t>
+            </w:r>
+            <w:r>
+              <w:rPr>
+                <w:sz w:val="20"/>
+                <w:szCs w:val="20"/>
+              </w:rPr>
+              <w:t>fee</w:t>
+            </w:r>
+            <w:r>
+              <w:rPr>
+                <w:rFonts w:hint="eastAsia"/>
+                <w:sz w:val="20"/>
+                <w:szCs w:val="20"/>
+              </w:rPr>
+              <w:t>}</w:t>
+            </w:r>
+            <w:r>
+              <w:rPr>
+                <w:sz w:val="20"/>
+                <w:szCs w:val="20"/>
+              </w:rPr>
+              <w:t>}</w:t>
+            </w:r>
+          </w:p>
+        </w:tc>
+        <w:tc>
+          <w:tcPr>
+            <w:tcW w:w="1620" w:type="dxa"/>
+          </w:tcPr>
+          <w:p>
+            <w:pPr>
+              <w:jc w:val="center"/>
+              <w:rPr>
+                <w:sz w:val="20"/>
+                <w:szCs w:val="20"/>
+              </w:rPr>
+            </w:pPr>
+            <w:r>
+              <w:rPr>
+                <w:rFonts w:hint="eastAsia"/>
+                <w:sz w:val="20"/>
+                <w:szCs w:val="20"/>
+              </w:rPr>
+              <w:t>外修费用</w:t>
+            </w:r>
+          </w:p>
+        </w:tc>
+        <w:tc>
+          <w:tcPr>
+            <w:tcW w:w="1620" w:type="dxa"/>
+          </w:tcPr>
+          <w:p>
+            <w:pPr>
+              <w:jc w:val="center"/>
+              <w:rPr>
+                <w:sz w:val="20"/>
+                <w:szCs w:val="20"/>
+              </w:rPr>
+            </w:pPr>
+            <w:r>
+              <w:rPr>
+                <w:sz w:val="20"/>
+                <w:szCs w:val="20"/>
+              </w:rPr>
               <w:t>{{</w:t>
             </w:r>
-            <w:proofErr w:type="spellStart"/>
-            <w:r>
-              <w:rPr>
-                <w:sz w:val="20"/>
-                <w:szCs w:val="20"/>
-              </w:rPr>
-              <w:t>fix_</w:t>
-            </w:r>
-            <w:r>
-              <w:rPr>
-                <w:sz w:val="20"/>
-                <w:szCs w:val="20"/>
-              </w:rPr>
-              <w:t>other_</w:t>
-            </w:r>
-            <w:r>
-              <w:rPr>
-                <w:sz w:val="20"/>
-                <w:szCs w:val="20"/>
-              </w:rPr>
-              <w:t>fee</w:t>
-            </w:r>
-            <w:proofErr w:type="spellEnd"/>
-            <w:r>
-              <w:rPr>
-                <w:rFonts w:hint="eastAsia"/>
-                <w:sz w:val="20"/>
-                <w:szCs w:val="20"/>
-              </w:rPr>
-              <w:t>}</w:t>
-            </w:r>
-            <w:r>
-              <w:rPr>
-                <w:sz w:val="20"/>
-                <w:szCs w:val="20"/>
-              </w:rPr>
-              <w:t>}</w:t>
-            </w:r>
-          </w:p>
-        </w:tc>
-        <w:tc>
-          <w:tcPr>
-            <w:tcW w:w="1620" w:type="dxa"/>
-          </w:tcPr>
-          <w:p>
-            <w:pPr>
-              <w:jc w:val="center"/>
-              <w:rPr>
-                <w:sz w:val="20"/>
-                <w:szCs w:val="20"/>
-              </w:rPr>
-            </w:pPr>
-            <w:r>
-              <w:rPr>
-                <w:rFonts w:hint="eastAsia"/>
-                <w:sz w:val="20"/>
-                <w:szCs w:val="20"/>
-              </w:rPr>
-              <w:t>外修费用</w:t>
-            </w:r>
-          </w:p>
-        </w:tc>
-        <w:tc>
-          <w:tcPr>
-            <w:tcW w:w="1620" w:type="dxa"/>
-          </w:tcPr>
-          <w:p>
-            <w:pPr>
-              <w:jc w:val="center"/>
-              <w:rPr>
-                <w:sz w:val="20"/>
-                <w:szCs w:val="20"/>
-              </w:rPr>
-            </w:pPr>
-            <w:r>
-              <w:rPr>
-                <w:sz w:val="20"/>
-                <w:szCs w:val="20"/>
-              </w:rPr>
-              <w:t>{{</w:t>
-            </w:r>
-            <w:proofErr w:type="spellStart"/>
             <w:r>
               <w:rPr>
                 <w:sz w:val="20"/>
@@ -1707,7 +1495,6 @@
               </w:rPr>
               <w:t>fix_ext_fee</w:t>
             </w:r>
-            <w:proofErr w:type="spellEnd"/>
             <w:r>
               <w:rPr>
                 <w:sz w:val="20"/>
@@ -1797,7 +1584,6 @@
               </w:rPr>
               <w:t>{</w:t>
             </w:r>
-            <w:proofErr w:type="spellStart"/>
             <w:r>
               <w:rPr>
                 <w:sz w:val="20"/>
@@ -1819,7 +1605,6 @@
               </w:rPr>
               <w:t>time</w:t>
             </w:r>
-            <w:proofErr w:type="spellEnd"/>
             <w:r>
               <w:rPr>
                 <w:rFonts w:hint="eastAsia"/>
@@ -1884,68 +1669,66 @@
                 <w:sz w:val="20"/>
                 <w:szCs w:val="20"/>
               </w:rPr>
+              <w:t>{fix_type</w:t>
+            </w:r>
+            <w:r>
+              <w:rPr>
+                <w:rFonts w:hint="eastAsia"/>
+                <w:sz w:val="20"/>
+                <w:szCs w:val="20"/>
+              </w:rPr>
+              <w:t>}</w:t>
+            </w:r>
+            <w:r>
+              <w:rPr>
+                <w:sz w:val="20"/>
+                <w:szCs w:val="20"/>
+              </w:rPr>
+              <w:t>}</w:t>
+            </w:r>
+          </w:p>
+        </w:tc>
+        <w:tc>
+          <w:tcPr>
+            <w:tcW w:w="1710" w:type="dxa"/>
+          </w:tcPr>
+          <w:p>
+            <w:pPr>
+              <w:jc w:val="center"/>
+              <w:rPr>
+                <w:sz w:val="20"/>
+                <w:szCs w:val="20"/>
+              </w:rPr>
+            </w:pPr>
+            <w:r>
+              <w:rPr>
+                <w:rFonts w:hint="eastAsia"/>
+                <w:sz w:val="20"/>
+                <w:szCs w:val="20"/>
+              </w:rPr>
+              <w:t>故障类型</w:t>
+            </w:r>
+          </w:p>
+        </w:tc>
+        <w:tc>
+          <w:tcPr>
+            <w:tcW w:w="2070" w:type="dxa"/>
+          </w:tcPr>
+          <w:p>
+            <w:pPr>
+              <w:jc w:val="center"/>
+              <w:rPr>
+                <w:sz w:val="20"/>
+                <w:szCs w:val="20"/>
+              </w:rPr>
+            </w:pPr>
+            <w:r>
+              <w:rPr>
+                <w:sz w:val="20"/>
+                <w:szCs w:val="20"/>
+              </w:rPr>
               <w:t>{</w:t>
             </w:r>
-            <w:proofErr w:type="spellStart"/>
-            <w:r>
-              <w:rPr>
-                <w:sz w:val="20"/>
-                <w:szCs w:val="20"/>
-              </w:rPr>
-              <w:t>fix_type</w:t>
-            </w:r>
-            <w:proofErr w:type="spellEnd"/>
-            <w:r>
-              <w:rPr>
-                <w:rFonts w:hint="eastAsia"/>
-                <w:sz w:val="20"/>
-                <w:szCs w:val="20"/>
-              </w:rPr>
-              <w:t>}</w:t>
-            </w:r>
-            <w:r>
-              <w:rPr>
-                <w:sz w:val="20"/>
-                <w:szCs w:val="20"/>
-              </w:rPr>
-              <w:t>}</w:t>
-            </w:r>
-          </w:p>
-        </w:tc>
-        <w:tc>
-          <w:tcPr>
-            <w:tcW w:w="1710" w:type="dxa"/>
-          </w:tcPr>
-          <w:p>
-            <w:pPr>
-              <w:jc w:val="center"/>
-              <w:rPr>
-                <w:sz w:val="20"/>
-                <w:szCs w:val="20"/>
-              </w:rPr>
-            </w:pPr>
-            <w:r>
-              <w:rPr>
-                <w:rFonts w:hint="eastAsia"/>
-                <w:sz w:val="20"/>
-                <w:szCs w:val="20"/>
-              </w:rPr>
-              <w:t>故障类型</w:t>
-            </w:r>
-          </w:p>
-        </w:tc>
-        <w:tc>
-          <w:tcPr>
-            <w:tcW w:w="2070" w:type="dxa"/>
-          </w:tcPr>
-          <w:p>
-            <w:pPr>
-              <w:jc w:val="center"/>
-              <w:rPr>
-                <w:sz w:val="20"/>
-                <w:szCs w:val="20"/>
-              </w:rPr>
-            </w:pPr>
             <w:r>
               <w:rPr>
                 <w:sz w:val="20"/>
@@ -1958,17 +1741,8 @@
                 <w:sz w:val="20"/>
                 <w:szCs w:val="20"/>
               </w:rPr>
-              <w:t>{</w:t>
-            </w:r>
-            <w:proofErr w:type="spellStart"/>
-            <w:r>
-              <w:rPr>
-                <w:sz w:val="20"/>
-                <w:szCs w:val="20"/>
-              </w:rPr>
               <w:t>fix_error_type</w:t>
             </w:r>
-            <w:proofErr w:type="spellEnd"/>
             <w:r>
               <w:rPr>
                 <w:sz w:val="20"/>
@@ -2037,7 +1811,6 @@
               </w:rPr>
               <w:t>{</w:t>
             </w:r>
-            <w:proofErr w:type="spellStart"/>
             <w:r>
               <w:rPr>
                 <w:sz w:val="20"/>
@@ -2045,7 +1818,6 @@
               </w:rPr>
               <w:t>fix_owner</w:t>
             </w:r>
-            <w:proofErr w:type="spellEnd"/>
             <w:r>
               <w:rPr>
                 <w:rFonts w:hint="eastAsia"/>
@@ -2100,7 +1872,6 @@
               </w:rPr>
               <w:t>{</w:t>
             </w:r>
-            <w:proofErr w:type="spellStart"/>
             <w:r>
               <w:rPr>
                 <w:sz w:val="20"/>
@@ -2108,7 +1879,6 @@
               </w:rPr>
               <w:t>fix_man_hour</w:t>
             </w:r>
-            <w:proofErr w:type="spellEnd"/>
             <w:r>
               <w:rPr>
                 <w:sz w:val="20"/>
@@ -2439,23 +2209,7 @@
                 <w:sz w:val="20"/>
                 <w:szCs w:val="20"/>
               </w:rPr>
-              <w:t>{</w:t>
-            </w:r>
-            <w:proofErr w:type="spellStart"/>
-            <w:r>
-              <w:rPr>
-                <w:sz w:val="20"/>
-                <w:szCs w:val="20"/>
-              </w:rPr>
-              <w:t>fix_reason</w:t>
-            </w:r>
-            <w:proofErr w:type="spellEnd"/>
-            <w:r>
-              <w:rPr>
-                <w:sz w:val="20"/>
-                <w:szCs w:val="20"/>
-              </w:rPr>
-              <w:t>}</w:t>
+              <w:t>{fix_reason}</w:t>
             </w:r>
             <w:r>
               <w:rPr>
@@ -2488,7 +2242,6 @@
               </w:rPr>
               <w:t>{{</w:t>
             </w:r>
-            <w:proofErr w:type="spellStart"/>
             <w:r>
               <w:rPr>
                 <w:sz w:val="20"/>
@@ -2496,7 +2249,6 @@
               </w:rPr>
               <w:t>fix_solution</w:t>
             </w:r>
-            <w:proofErr w:type="spellEnd"/>
             <w:r>
               <w:rPr>
                 <w:rFonts w:hint="eastAsia"/>
@@ -2533,23 +2285,7 @@
                 <w:sz w:val="20"/>
                 <w:szCs w:val="20"/>
               </w:rPr>
-              <w:t>{</w:t>
-            </w:r>
-            <w:proofErr w:type="spellStart"/>
-            <w:r>
-              <w:rPr>
-                <w:sz w:val="20"/>
-                <w:szCs w:val="20"/>
-              </w:rPr>
-              <w:t>fix_validation</w:t>
-            </w:r>
-            <w:proofErr w:type="spellEnd"/>
-            <w:r>
-              <w:rPr>
-                <w:sz w:val="20"/>
-                <w:szCs w:val="20"/>
-              </w:rPr>
-              <w:t>}</w:t>
+              <w:t>{fix_validation}</w:t>
             </w:r>
             <w:r>
               <w:rPr>
@@ -2768,7 +2504,6 @@
             <w:r>
               <w:t>{</w:t>
             </w:r>
-            <w:proofErr w:type="spellStart"/>
             <w:r>
               <w:rPr>
                 <w:rFonts w:hint="eastAsia"/>
@@ -2778,7 +2513,6 @@
             <w:r>
               <w:t>_table</w:t>
             </w:r>
-            <w:proofErr w:type="spellEnd"/>
             <w:r>
               <w:t>}</w:t>
             </w:r>
@@ -2948,7 +2682,6 @@
             <w:r>
               <w:t>{</w:t>
             </w:r>
-            <w:proofErr w:type="spellStart"/>
             <w:r>
               <w:rPr>
                 <w:rFonts w:hint="eastAsia"/>
@@ -2967,7 +2700,6 @@
             <w:r>
               <w:t>_table</w:t>
             </w:r>
-            <w:proofErr w:type="spellEnd"/>
             <w:r>
               <w:t>}</w:t>
             </w:r>
@@ -3095,11 +2827,9 @@
             <w:r>
               <w:t>{</w:t>
             </w:r>
-            <w:proofErr w:type="spellStart"/>
             <w:r>
               <w:t>audit_table</w:t>
             </w:r>
-            <w:proofErr w:type="spellEnd"/>
             <w:r>
               <w:t>}</w:t>
             </w:r>
@@ -3125,11 +2855,9 @@
       <w:r>
         <w:t>{{</w:t>
       </w:r>
-      <w:proofErr w:type="spellStart"/>
       <w:r>
         <w:t>signature_title</w:t>
       </w:r>
-      <w:proofErr w:type="spellEnd"/>
       <w:r>
         <w:t>}}</w:t>
       </w:r>
@@ -3149,16 +2877,11 @@
       </w:pPr>
       <w:r>
         <w:lastRenderedPageBreak/>
-        <w:t>{{</w:t>
-      </w:r>
-      <w:proofErr w:type="spellStart"/>
-      <w:r>
-        <w:t>ack_</w:t>
+        <w:t>{{ack_</w:t>
       </w:r>
       <w:r>
         <w:t>signature_title</w:t>
       </w:r>
-      <w:proofErr w:type="spellEnd"/>
       <w:r>
         <w:t>}}</w:t>
       </w:r>
@@ -3185,7 +2908,6 @@
       <w:r>
         <w:t>{{</w:t>
       </w:r>
-      <w:proofErr w:type="spellStart"/>
       <w:r>
         <w:rPr>
           <w:rFonts w:hint="eastAsia"/>
@@ -3198,7 +2920,6 @@
       <w:r>
         <w:t>signature_title</w:t>
       </w:r>
-      <w:proofErr w:type="spellEnd"/>
       <w:r>
         <w:t>}}{{@</w:t>
       </w:r>
@@ -3352,6 +3073,7 @@
     <w:lsdException w:name="HTML Sample" w:semiHidden="1" w:unhideWhenUsed="1"/>
     <w:lsdException w:name="HTML Typewriter" w:semiHidden="1" w:unhideWhenUsed="1"/>
     <w:lsdException w:name="HTML Variable" w:semiHidden="1" w:unhideWhenUsed="1"/>
+    <w:lsdException w:name="Normal Table" w:semiHidden="1" w:unhideWhenUsed="1"/>
     <w:lsdException w:name="annotation subject" w:semiHidden="1" w:unhideWhenUsed="1"/>
     <w:lsdException w:name="No List" w:semiHidden="1" w:unhideWhenUsed="1"/>
     <w:lsdException w:name="Outline List 1" w:semiHidden="1" w:unhideWhenUsed="1"/>
@@ -3398,8 +3120,10 @@
     <w:lsdException w:name="Table Subtle 2" w:semiHidden="1" w:unhideWhenUsed="1"/>
     <w:lsdException w:name="Table Web 1" w:semiHidden="1" w:unhideWhenUsed="1"/>
     <w:lsdException w:name="Table Web 2" w:semiHidden="1" w:unhideWhenUsed="1"/>
+    <w:lsdException w:name="Table Web 3" w:semiHidden="1" w:unhideWhenUsed="1"/>
     <w:lsdException w:name="Balloon Text" w:semiHidden="1" w:unhideWhenUsed="1"/>
     <w:lsdException w:name="Table Grid" w:uiPriority="39"/>
+    <w:lsdException w:name="Table Theme" w:semiHidden="1" w:unhideWhenUsed="1"/>
     <w:lsdException w:name="Placeholder Text" w:semiHidden="1"/>
     <w:lsdException w:name="No Spacing" w:uiPriority="1" w:qFormat="1"/>
     <w:lsdException w:name="Light Shading" w:uiPriority="60"/>

--- a/src/src/main/webapp/portal/wo/woExportTemplate/template.docx
+++ b/src/src/main/webapp/portal/wo/woExportTemplate/template.docx
@@ -105,15 +105,6 @@
           <w:szCs w:val="24"/>
         </w:rPr>
         <w:t>单</w:t>
-      </w:r>
-      <w:r>
-        <w:rPr>
-          <w:rFonts w:ascii="Microsoft YaHei" w:eastAsia="Microsoft YaHei" w:hAnsi="Microsoft YaHei" w:hint="eastAsia"/>
-          <w:b/>
-          <w:sz w:val="24"/>
-          <w:szCs w:val="24"/>
-        </w:rPr>
-        <w:t>test</w:t>
       </w:r>
     </w:p>
     <w:p>

--- a/src/src/main/webapp/portal/wo/woExportTemplate/template.docx
+++ b/src/src/main/webapp/portal/wo/woExportTemplate/template.docx
@@ -197,6 +197,7 @@
               </w:rPr>
               <w:t>{{</w:t>
             </w:r>
+            <w:proofErr w:type="spellStart"/>
             <w:r>
               <w:rPr>
                 <w:rFonts w:hint="eastAsia"/>
@@ -205,6 +206,7 @@
               </w:rPr>
               <w:t>device_name</w:t>
             </w:r>
+            <w:proofErr w:type="spellEnd"/>
             <w:r>
               <w:rPr>
                 <w:sz w:val="20"/>
@@ -260,7 +262,23 @@
                 <w:sz w:val="20"/>
                 <w:szCs w:val="20"/>
               </w:rPr>
-              <w:t>{{device_department}}</w:t>
+              <w:t>{{</w:t>
+            </w:r>
+            <w:proofErr w:type="spellStart"/>
+            <w:r>
+              <w:rPr>
+                <w:sz w:val="20"/>
+                <w:szCs w:val="20"/>
+              </w:rPr>
+              <w:t>device_department</w:t>
+            </w:r>
+            <w:proofErr w:type="spellEnd"/>
+            <w:r>
+              <w:rPr>
+                <w:sz w:val="20"/>
+                <w:szCs w:val="20"/>
+              </w:rPr>
+              <w:t>}}</w:t>
             </w:r>
           </w:p>
         </w:tc>
@@ -314,6 +332,7 @@
               </w:rPr>
               <w:t>{{</w:t>
             </w:r>
+            <w:proofErr w:type="spellStart"/>
             <w:r>
               <w:rPr>
                 <w:sz w:val="20"/>
@@ -321,6 +340,7 @@
               </w:rPr>
               <w:t>device_type</w:t>
             </w:r>
+            <w:proofErr w:type="spellEnd"/>
             <w:r>
               <w:rPr>
                 <w:sz w:val="20"/>
@@ -376,7 +396,23 @@
                 <w:sz w:val="20"/>
                 <w:szCs w:val="20"/>
               </w:rPr>
-              <w:t>{{device_oem}}</w:t>
+              <w:t>{{</w:t>
+            </w:r>
+            <w:proofErr w:type="spellStart"/>
+            <w:r>
+              <w:rPr>
+                <w:sz w:val="20"/>
+                <w:szCs w:val="20"/>
+              </w:rPr>
+              <w:t>device_oem</w:t>
+            </w:r>
+            <w:proofErr w:type="spellEnd"/>
+            <w:r>
+              <w:rPr>
+                <w:sz w:val="20"/>
+                <w:szCs w:val="20"/>
+              </w:rPr>
+              <w:t>}}</w:t>
             </w:r>
           </w:p>
         </w:tc>
@@ -422,6 +458,7 @@
               </w:rPr>
               <w:t>{{</w:t>
             </w:r>
+            <w:proofErr w:type="spellStart"/>
             <w:r>
               <w:rPr>
                 <w:sz w:val="20"/>
@@ -429,6 +466,7 @@
               </w:rPr>
               <w:t>device_serial</w:t>
             </w:r>
+            <w:proofErr w:type="spellEnd"/>
             <w:r>
               <w:rPr>
                 <w:sz w:val="20"/>
@@ -484,7 +522,23 @@
                 <w:sz w:val="20"/>
                 <w:szCs w:val="20"/>
               </w:rPr>
-              <w:t>{{device_number}}</w:t>
+              <w:t>{{</w:t>
+            </w:r>
+            <w:proofErr w:type="spellStart"/>
+            <w:r>
+              <w:rPr>
+                <w:sz w:val="20"/>
+                <w:szCs w:val="20"/>
+              </w:rPr>
+              <w:t>device_number</w:t>
+            </w:r>
+            <w:proofErr w:type="spellEnd"/>
+            <w:r>
+              <w:rPr>
+                <w:sz w:val="20"/>
+                <w:szCs w:val="20"/>
+              </w:rPr>
+              <w:t>}}</w:t>
             </w:r>
           </w:p>
         </w:tc>
@@ -538,6 +592,7 @@
               </w:rPr>
               <w:t>{{</w:t>
             </w:r>
+            <w:proofErr w:type="spellStart"/>
             <w:r>
               <w:rPr>
                 <w:sz w:val="20"/>
@@ -545,6 +600,7 @@
               </w:rPr>
               <w:t>device_qr</w:t>
             </w:r>
+            <w:proofErr w:type="spellEnd"/>
             <w:r>
               <w:rPr>
                 <w:sz w:val="20"/>
@@ -600,7 +656,23 @@
                 <w:sz w:val="20"/>
                 <w:szCs w:val="20"/>
               </w:rPr>
-              <w:t>{{device_location}}</w:t>
+              <w:t>{{</w:t>
+            </w:r>
+            <w:proofErr w:type="spellStart"/>
+            <w:r>
+              <w:rPr>
+                <w:sz w:val="20"/>
+                <w:szCs w:val="20"/>
+              </w:rPr>
+              <w:t>device_location</w:t>
+            </w:r>
+            <w:proofErr w:type="spellEnd"/>
+            <w:r>
+              <w:rPr>
+                <w:sz w:val="20"/>
+                <w:szCs w:val="20"/>
+              </w:rPr>
+              <w:t>}}</w:t>
             </w:r>
           </w:p>
         </w:tc>
@@ -706,7 +778,23 @@
                 <w:sz w:val="20"/>
                 <w:szCs w:val="20"/>
               </w:rPr>
-              <w:t>{{issue_number}}</w:t>
+              <w:t>{{</w:t>
+            </w:r>
+            <w:proofErr w:type="spellStart"/>
+            <w:r>
+              <w:rPr>
+                <w:sz w:val="20"/>
+                <w:szCs w:val="20"/>
+              </w:rPr>
+              <w:t>issue_number</w:t>
+            </w:r>
+            <w:proofErr w:type="spellEnd"/>
+            <w:r>
+              <w:rPr>
+                <w:sz w:val="20"/>
+                <w:szCs w:val="20"/>
+              </w:rPr>
+              <w:t>}}</w:t>
             </w:r>
           </w:p>
         </w:tc>
@@ -750,7 +838,23 @@
                 <w:sz w:val="20"/>
                 <w:szCs w:val="20"/>
               </w:rPr>
-              <w:t>{issue_desc}</w:t>
+              <w:t>{</w:t>
+            </w:r>
+            <w:proofErr w:type="spellStart"/>
+            <w:r>
+              <w:rPr>
+                <w:sz w:val="20"/>
+                <w:szCs w:val="20"/>
+              </w:rPr>
+              <w:t>issue_desc</w:t>
+            </w:r>
+            <w:proofErr w:type="spellEnd"/>
+            <w:r>
+              <w:rPr>
+                <w:sz w:val="20"/>
+                <w:szCs w:val="20"/>
+              </w:rPr>
+              <w:t>}</w:t>
             </w:r>
             <w:r>
               <w:rPr>
@@ -838,7 +942,23 @@
                 <w:sz w:val="20"/>
                 <w:szCs w:val="20"/>
               </w:rPr>
-              <w:t>{{issue_reporter}}</w:t>
+              <w:t>{{</w:t>
+            </w:r>
+            <w:proofErr w:type="spellStart"/>
+            <w:r>
+              <w:rPr>
+                <w:sz w:val="20"/>
+                <w:szCs w:val="20"/>
+              </w:rPr>
+              <w:t>issue_reporter</w:t>
+            </w:r>
+            <w:proofErr w:type="spellEnd"/>
+            <w:r>
+              <w:rPr>
+                <w:sz w:val="20"/>
+                <w:szCs w:val="20"/>
+              </w:rPr>
+              <w:t>}}</w:t>
             </w:r>
           </w:p>
         </w:tc>
@@ -909,7 +1029,23 @@
                 <w:sz w:val="20"/>
                 <w:szCs w:val="20"/>
               </w:rPr>
-              <w:t>{{issue_reporter_phone}}</w:t>
+              <w:t>{{</w:t>
+            </w:r>
+            <w:proofErr w:type="spellStart"/>
+            <w:r>
+              <w:rPr>
+                <w:sz w:val="20"/>
+                <w:szCs w:val="20"/>
+              </w:rPr>
+              <w:t>issue_reporter_phone</w:t>
+            </w:r>
+            <w:proofErr w:type="spellEnd"/>
+            <w:r>
+              <w:rPr>
+                <w:sz w:val="20"/>
+                <w:szCs w:val="20"/>
+              </w:rPr>
+              <w:t>}}</w:t>
             </w:r>
           </w:p>
         </w:tc>
@@ -972,14 +1108,30 @@
                 <w:sz w:val="20"/>
                 <w:szCs w:val="20"/>
               </w:rPr>
-              <w:t>{{issue_report</w:t>
-            </w:r>
-            <w:r>
-              <w:rPr>
-                <w:sz w:val="20"/>
-                <w:szCs w:val="20"/>
-              </w:rPr>
-              <w:t>_time}}</w:t>
+              <w:t>{{</w:t>
+            </w:r>
+            <w:proofErr w:type="spellStart"/>
+            <w:r>
+              <w:rPr>
+                <w:sz w:val="20"/>
+                <w:szCs w:val="20"/>
+              </w:rPr>
+              <w:t>issue_report</w:t>
+            </w:r>
+            <w:r>
+              <w:rPr>
+                <w:sz w:val="20"/>
+                <w:szCs w:val="20"/>
+              </w:rPr>
+              <w:t>_time</w:t>
+            </w:r>
+            <w:proofErr w:type="spellEnd"/>
+            <w:r>
+              <w:rPr>
+                <w:sz w:val="20"/>
+                <w:szCs w:val="20"/>
+              </w:rPr>
+              <w:t>}}</w:t>
             </w:r>
           </w:p>
         </w:tc>
@@ -1042,7 +1194,23 @@
                 <w:sz w:val="20"/>
                 <w:szCs w:val="20"/>
               </w:rPr>
-              <w:t>{{issue_report_status}}</w:t>
+              <w:t>{{</w:t>
+            </w:r>
+            <w:proofErr w:type="spellStart"/>
+            <w:r>
+              <w:rPr>
+                <w:sz w:val="20"/>
+                <w:szCs w:val="20"/>
+              </w:rPr>
+              <w:t>issue_report_status</w:t>
+            </w:r>
+            <w:proofErr w:type="spellEnd"/>
+            <w:r>
+              <w:rPr>
+                <w:sz w:val="20"/>
+                <w:szCs w:val="20"/>
+              </w:rPr>
+              <w:t>}}</w:t>
             </w:r>
           </w:p>
         </w:tc>
@@ -1105,7 +1273,23 @@
                 <w:sz w:val="20"/>
                 <w:szCs w:val="20"/>
               </w:rPr>
-              <w:t>{{issue_device_stop_time}}</w:t>
+              <w:t>{{</w:t>
+            </w:r>
+            <w:proofErr w:type="spellStart"/>
+            <w:r>
+              <w:rPr>
+                <w:sz w:val="20"/>
+                <w:szCs w:val="20"/>
+              </w:rPr>
+              <w:t>issue_device_stop_time</w:t>
+            </w:r>
+            <w:proofErr w:type="spellEnd"/>
+            <w:r>
+              <w:rPr>
+                <w:sz w:val="20"/>
+                <w:szCs w:val="20"/>
+              </w:rPr>
+              <w:t>}}</w:t>
             </w:r>
           </w:p>
         </w:tc>
@@ -1214,16 +1398,32 @@
                 <w:sz w:val="20"/>
                 <w:szCs w:val="20"/>
               </w:rPr>
-              <w:t>{fix_status}</w:t>
-            </w:r>
-            <w:r>
-              <w:rPr>
-                <w:rFonts w:hint="eastAsia"/>
+              <w:t>{</w:t>
+            </w:r>
+            <w:proofErr w:type="spellStart"/>
+            <w:r>
+              <w:rPr>
+                <w:sz w:val="20"/>
+                <w:szCs w:val="20"/>
+              </w:rPr>
+              <w:t>fix_status</w:t>
+            </w:r>
+            <w:proofErr w:type="spellEnd"/>
+            <w:r>
+              <w:rPr>
                 <w:sz w:val="20"/>
                 <w:szCs w:val="20"/>
               </w:rPr>
               <w:t>}</w:t>
             </w:r>
+            <w:r>
+              <w:rPr>
+                <w:rFonts w:hint="eastAsia"/>
+                <w:sz w:val="20"/>
+                <w:szCs w:val="20"/>
+              </w:rPr>
+              <w:t>}</w:t>
+            </w:r>
           </w:p>
         </w:tc>
         <w:tc>
@@ -1272,8 +1472,17 @@
                 <w:sz w:val="20"/>
                 <w:szCs w:val="20"/>
               </w:rPr>
-              <w:t>{fix_hours</w:t>
-            </w:r>
+              <w:t>{</w:t>
+            </w:r>
+            <w:proofErr w:type="spellStart"/>
+            <w:r>
+              <w:rPr>
+                <w:sz w:val="20"/>
+                <w:szCs w:val="20"/>
+              </w:rPr>
+              <w:t>fix_hours</w:t>
+            </w:r>
+            <w:proofErr w:type="spellEnd"/>
             <w:r>
               <w:rPr>
                 <w:rFonts w:hint="eastAsia"/>
@@ -1339,6 +1548,7 @@
               </w:rPr>
               <w:t>{</w:t>
             </w:r>
+            <w:proofErr w:type="spellStart"/>
             <w:r>
               <w:rPr>
                 <w:sz w:val="20"/>
@@ -1346,6 +1556,7 @@
               </w:rPr>
               <w:t>fix_fee</w:t>
             </w:r>
+            <w:proofErr w:type="spellEnd"/>
             <w:r>
               <w:rPr>
                 <w:rFonts w:hint="eastAsia"/>
@@ -1405,7 +1616,15 @@
                 <w:sz w:val="20"/>
                 <w:szCs w:val="20"/>
               </w:rPr>
-              <w:t>{{fix_</w:t>
+              <w:t>{{</w:t>
+            </w:r>
+            <w:proofErr w:type="spellStart"/>
+            <w:r>
+              <w:rPr>
+                <w:sz w:val="20"/>
+                <w:szCs w:val="20"/>
+              </w:rPr>
+              <w:t>fix_</w:t>
             </w:r>
             <w:r>
               <w:rPr>
@@ -1421,6 +1640,7 @@
               </w:rPr>
               <w:t>fee</w:t>
             </w:r>
+            <w:proofErr w:type="spellEnd"/>
             <w:r>
               <w:rPr>
                 <w:rFonts w:hint="eastAsia"/>
@@ -1479,6 +1699,7 @@
               </w:rPr>
               <w:t>{{</w:t>
             </w:r>
+            <w:proofErr w:type="spellStart"/>
             <w:r>
               <w:rPr>
                 <w:sz w:val="20"/>
@@ -1486,6 +1707,7 @@
               </w:rPr>
               <w:t>fix_ext_fee</w:t>
             </w:r>
+            <w:proofErr w:type="spellEnd"/>
             <w:r>
               <w:rPr>
                 <w:sz w:val="20"/>
@@ -1575,6 +1797,7 @@
               </w:rPr>
               <w:t>{</w:t>
             </w:r>
+            <w:proofErr w:type="spellStart"/>
             <w:r>
               <w:rPr>
                 <w:sz w:val="20"/>
@@ -1596,6 +1819,7 @@
               </w:rPr>
               <w:t>time</w:t>
             </w:r>
+            <w:proofErr w:type="spellEnd"/>
             <w:r>
               <w:rPr>
                 <w:rFonts w:hint="eastAsia"/>
@@ -1660,8 +1884,17 @@
                 <w:sz w:val="20"/>
                 <w:szCs w:val="20"/>
               </w:rPr>
-              <w:t>{fix_type</w:t>
-            </w:r>
+              <w:t>{</w:t>
+            </w:r>
+            <w:proofErr w:type="spellStart"/>
+            <w:r>
+              <w:rPr>
+                <w:sz w:val="20"/>
+                <w:szCs w:val="20"/>
+              </w:rPr>
+              <w:t>fix_type</w:t>
+            </w:r>
+            <w:proofErr w:type="spellEnd"/>
             <w:r>
               <w:rPr>
                 <w:rFonts w:hint="eastAsia"/>
@@ -1727,6 +1960,7 @@
               </w:rPr>
               <w:t>{</w:t>
             </w:r>
+            <w:proofErr w:type="spellStart"/>
             <w:r>
               <w:rPr>
                 <w:sz w:val="20"/>
@@ -1734,6 +1968,7 @@
               </w:rPr>
               <w:t>fix_error_type</w:t>
             </w:r>
+            <w:proofErr w:type="spellEnd"/>
             <w:r>
               <w:rPr>
                 <w:sz w:val="20"/>
@@ -1802,6 +2037,7 @@
               </w:rPr>
               <w:t>{</w:t>
             </w:r>
+            <w:proofErr w:type="spellStart"/>
             <w:r>
               <w:rPr>
                 <w:sz w:val="20"/>
@@ -1809,6 +2045,7 @@
               </w:rPr>
               <w:t>fix_owner</w:t>
             </w:r>
+            <w:proofErr w:type="spellEnd"/>
             <w:r>
               <w:rPr>
                 <w:rFonts w:hint="eastAsia"/>
@@ -1863,6 +2100,7 @@
               </w:rPr>
               <w:t>{</w:t>
             </w:r>
+            <w:proofErr w:type="spellStart"/>
             <w:r>
               <w:rPr>
                 <w:sz w:val="20"/>
@@ -1870,6 +2108,7 @@
               </w:rPr>
               <w:t>fix_man_hour</w:t>
             </w:r>
+            <w:proofErr w:type="spellEnd"/>
             <w:r>
               <w:rPr>
                 <w:sz w:val="20"/>
@@ -2200,7 +2439,23 @@
                 <w:sz w:val="20"/>
                 <w:szCs w:val="20"/>
               </w:rPr>
-              <w:t>{fix_reason}</w:t>
+              <w:t>{</w:t>
+            </w:r>
+            <w:proofErr w:type="spellStart"/>
+            <w:r>
+              <w:rPr>
+                <w:sz w:val="20"/>
+                <w:szCs w:val="20"/>
+              </w:rPr>
+              <w:t>fix_reason</w:t>
+            </w:r>
+            <w:proofErr w:type="spellEnd"/>
+            <w:r>
+              <w:rPr>
+                <w:sz w:val="20"/>
+                <w:szCs w:val="20"/>
+              </w:rPr>
+              <w:t>}</w:t>
             </w:r>
             <w:r>
               <w:rPr>
@@ -2233,6 +2488,7 @@
               </w:rPr>
               <w:t>{{</w:t>
             </w:r>
+            <w:proofErr w:type="spellStart"/>
             <w:r>
               <w:rPr>
                 <w:sz w:val="20"/>
@@ -2240,6 +2496,7 @@
               </w:rPr>
               <w:t>fix_solution</w:t>
             </w:r>
+            <w:proofErr w:type="spellEnd"/>
             <w:r>
               <w:rPr>
                 <w:rFonts w:hint="eastAsia"/>
@@ -2276,7 +2533,23 @@
                 <w:sz w:val="20"/>
                 <w:szCs w:val="20"/>
               </w:rPr>
-              <w:t>{fix_validation}</w:t>
+              <w:t>{</w:t>
+            </w:r>
+            <w:proofErr w:type="spellStart"/>
+            <w:r>
+              <w:rPr>
+                <w:sz w:val="20"/>
+                <w:szCs w:val="20"/>
+              </w:rPr>
+              <w:t>fix_validation</w:t>
+            </w:r>
+            <w:proofErr w:type="spellEnd"/>
+            <w:r>
+              <w:rPr>
+                <w:sz w:val="20"/>
+                <w:szCs w:val="20"/>
+              </w:rPr>
+              <w:t>}</w:t>
             </w:r>
             <w:r>
               <w:rPr>
@@ -2495,6 +2768,7 @@
             <w:r>
               <w:t>{</w:t>
             </w:r>
+            <w:proofErr w:type="spellStart"/>
             <w:r>
               <w:rPr>
                 <w:rFonts w:hint="eastAsia"/>
@@ -2504,6 +2778,7 @@
             <w:r>
               <w:t>_table</w:t>
             </w:r>
+            <w:proofErr w:type="spellEnd"/>
             <w:r>
               <w:t>}</w:t>
             </w:r>
@@ -2673,6 +2948,7 @@
             <w:r>
               <w:t>{</w:t>
             </w:r>
+            <w:proofErr w:type="spellStart"/>
             <w:r>
               <w:rPr>
                 <w:rFonts w:hint="eastAsia"/>
@@ -2691,6 +2967,7 @@
             <w:r>
               <w:t>_table</w:t>
             </w:r>
+            <w:proofErr w:type="spellEnd"/>
             <w:r>
               <w:t>}</w:t>
             </w:r>
@@ -2818,9 +3095,11 @@
             <w:r>
               <w:t>{</w:t>
             </w:r>
+            <w:proofErr w:type="spellStart"/>
             <w:r>
               <w:t>audit_table</w:t>
             </w:r>
+            <w:proofErr w:type="spellEnd"/>
             <w:r>
               <w:t>}</w:t>
             </w:r>
@@ -2846,14 +3125,21 @@
       <w:r>
         <w:t>{{</w:t>
       </w:r>
+      <w:proofErr w:type="spellStart"/>
       <w:r>
         <w:t>signature_title</w:t>
       </w:r>
+      <w:proofErr w:type="spellEnd"/>
+      <w:proofErr w:type="gramStart"/>
       <w:r>
         <w:t>}}</w:t>
       </w:r>
       <w:r>
-        <w:t>{{</w:t>
+        <w:t>{</w:t>
+      </w:r>
+      <w:proofErr w:type="gramEnd"/>
+      <w:r>
+        <w:t>{</w:t>
       </w:r>
       <w:r>
         <w:t>@</w:t>
@@ -2868,16 +3154,26 @@
       </w:pPr>
       <w:r>
         <w:lastRenderedPageBreak/>
-        <w:t>{{ack_</w:t>
+        <w:t>{{</w:t>
+      </w:r>
+      <w:proofErr w:type="spellStart"/>
+      <w:r>
+        <w:t>ack_</w:t>
       </w:r>
       <w:r>
         <w:t>signature_title</w:t>
       </w:r>
+      <w:proofErr w:type="spellEnd"/>
+      <w:proofErr w:type="gramStart"/>
       <w:r>
         <w:t>}}</w:t>
       </w:r>
       <w:r>
-        <w:t>{{@</w:t>
+        <w:t>{</w:t>
+      </w:r>
+      <w:proofErr w:type="gramEnd"/>
+      <w:r>
+        <w:t>{@</w:t>
       </w:r>
       <w:r>
         <w:t>ack</w:t>
@@ -2896,6 +3192,7 @@
       <w:pPr>
         <w:jc w:val="right"/>
       </w:pPr>
+      <w:bookmarkStart w:id="0" w:name="_Hlk92902109"/>
       <w:r>
         <w:t>{{</w:t>
       </w:r>
@@ -2912,15 +3209,172 @@
         <w:t>signature_title</w:t>
       </w:r>
       <w:r>
-        <w:t>}}{{@</w:t>
+        <w:t>0</w:t>
+      </w:r>
+      <w:proofErr w:type="gramStart"/>
+      <w:r>
+        <w:t>}}{</w:t>
+      </w:r>
+      <w:proofErr w:type="gramEnd"/>
+      <w:r>
+        <w:t>{@</w:t>
       </w:r>
       <w:r>
         <w:t>auditSignatureList</w:t>
       </w:r>
       <w:r>
-        <w:t>}}</w:t>
+        <w:t>0}}</w:t>
       </w:r>
     </w:p>
+    <w:p>
+      <w:pPr>
+        <w:jc w:val="right"/>
+      </w:pPr>
+      <w:r>
+        <w:t>{{</w:t>
+      </w:r>
+      <w:r>
+        <w:rPr>
+          <w:rFonts w:hint="eastAsia"/>
+        </w:rPr>
+        <w:t>audit</w:t>
+      </w:r>
+      <w:r>
+        <w:t>_</w:t>
+      </w:r>
+      <w:r>
+        <w:t>signature_title</w:t>
+      </w:r>
+      <w:r>
+        <w:t>1</w:t>
+      </w:r>
+      <w:proofErr w:type="gramStart"/>
+      <w:r>
+        <w:t>}}{</w:t>
+      </w:r>
+      <w:proofErr w:type="gramEnd"/>
+      <w:r>
+        <w:t>{@</w:t>
+      </w:r>
+      <w:r>
+        <w:t>auditSignatureList</w:t>
+      </w:r>
+      <w:r>
+        <w:t>1}}</w:t>
+      </w:r>
+    </w:p>
+    <w:p>
+      <w:pPr>
+        <w:jc w:val="right"/>
+      </w:pPr>
+      <w:r>
+        <w:t>{{</w:t>
+      </w:r>
+      <w:r>
+        <w:rPr>
+          <w:rFonts w:hint="eastAsia"/>
+        </w:rPr>
+        <w:t>audit</w:t>
+      </w:r>
+      <w:r>
+        <w:t>_</w:t>
+      </w:r>
+      <w:r>
+        <w:t>signature_title</w:t>
+      </w:r>
+      <w:r>
+        <w:t>2</w:t>
+      </w:r>
+      <w:proofErr w:type="gramStart"/>
+      <w:r>
+        <w:t>}}{</w:t>
+      </w:r>
+      <w:proofErr w:type="gramEnd"/>
+      <w:r>
+        <w:t>{@</w:t>
+      </w:r>
+      <w:r>
+        <w:t>auditSignatureList</w:t>
+      </w:r>
+      <w:r>
+        <w:t>2}}</w:t>
+      </w:r>
+    </w:p>
+    <w:p>
+      <w:pPr>
+        <w:jc w:val="right"/>
+      </w:pPr>
+      <w:r>
+        <w:t>{{</w:t>
+      </w:r>
+      <w:r>
+        <w:rPr>
+          <w:rFonts w:hint="eastAsia"/>
+        </w:rPr>
+        <w:t>audit</w:t>
+      </w:r>
+      <w:r>
+        <w:t>_</w:t>
+      </w:r>
+      <w:r>
+        <w:t>signature_title</w:t>
+      </w:r>
+      <w:r>
+        <w:t>3</w:t>
+      </w:r>
+      <w:proofErr w:type="gramStart"/>
+      <w:r>
+        <w:t>}}{</w:t>
+      </w:r>
+      <w:proofErr w:type="gramEnd"/>
+      <w:r>
+        <w:t>{@</w:t>
+      </w:r>
+      <w:r>
+        <w:t>auditSignatureList</w:t>
+      </w:r>
+      <w:r>
+        <w:t>3}}</w:t>
+      </w:r>
+    </w:p>
+    <w:p>
+      <w:pPr>
+        <w:jc w:val="right"/>
+      </w:pPr>
+      <w:r>
+        <w:t>{{</w:t>
+      </w:r>
+      <w:r>
+        <w:rPr>
+          <w:rFonts w:hint="eastAsia"/>
+        </w:rPr>
+        <w:t>audit</w:t>
+      </w:r>
+      <w:r>
+        <w:t>_</w:t>
+      </w:r>
+      <w:r>
+        <w:t>signature_title</w:t>
+      </w:r>
+      <w:r>
+        <w:t>4</w:t>
+      </w:r>
+      <w:proofErr w:type="gramStart"/>
+      <w:r>
+        <w:t>}}{</w:t>
+      </w:r>
+      <w:proofErr w:type="gramEnd"/>
+      <w:r>
+        <w:t>{@</w:t>
+      </w:r>
+      <w:r>
+        <w:t>auditSignatureList</w:t>
+      </w:r>
+      <w:r>
+        <w:t>4}}</w:t>
+      </w:r>
+    </w:p>
+    <w:bookmarkEnd w:id="0"/>
     <w:p>
       <w:pPr>
         <w:jc w:val="right"/>

--- a/src/src/main/webapp/portal/wo/woExportTemplate/template.docx
+++ b/src/src/main/webapp/portal/wo/woExportTemplate/template.docx
@@ -1,6 +1,6 @@
 
 <file path=word/document.xml><?xml version="1.0" encoding="utf-8"?>
-<w:document xmlns:wpc="http://schemas.microsoft.com/office/word/2010/wordprocessingCanvas" xmlns:cx="http://schemas.microsoft.com/office/drawing/2014/chartex" xmlns:cx1="http://schemas.microsoft.com/office/drawing/2015/9/8/chartex" xmlns:cx2="http://schemas.microsoft.com/office/drawing/2015/10/21/chartex" xmlns:cx3="http://schemas.microsoft.com/office/drawing/2016/5/9/chartex" xmlns:cx4="http://schemas.microsoft.com/office/drawing/2016/5/10/chartex" xmlns:cx5="http://schemas.microsoft.com/office/drawing/2016/5/11/chartex" xmlns:cx6="http://schemas.microsoft.com/office/drawing/2016/5/12/chartex" xmlns:cx7="http://schemas.microsoft.com/office/drawing/2016/5/13/chartex" xmlns:cx8="http://schemas.microsoft.com/office/drawing/2016/5/14/chartex" xmlns:mc="http://schemas.openxmlformats.org/markup-compatibility/2006" xmlns:aink="http://schemas.microsoft.com/office/drawing/2016/ink" xmlns:am3d="http://schemas.microsoft.com/office/drawing/2017/model3d" xmlns:o="urn:schemas-microsoft-com:office:office" xmlns:r="http://schemas.openxmlformats.org/officeDocument/2006/relationships" xmlns:m="http://schemas.openxmlformats.org/officeDocument/2006/math" xmlns:v="urn:schemas-microsoft-com:vml" xmlns:wp14="http://schemas.microsoft.com/office/word/2010/wordprocessingDrawing" xmlns:wp="http://schemas.openxmlformats.org/drawingml/2006/wordprocessingDrawing" xmlns:w10="urn:schemas-microsoft-com:office:word" xmlns:w="http://schemas.openxmlformats.org/wordprocessingml/2006/main" xmlns:w14="http://schemas.microsoft.com/office/word/2010/wordml" xmlns:w15="http://schemas.microsoft.com/office/word/2012/wordml" xmlns:w16cex="http://schemas.microsoft.com/office/word/2018/wordml/cex" xmlns:w16cid="http://schemas.microsoft.com/office/word/2016/wordml/cid" xmlns:w16="http://schemas.microsoft.com/office/word/2018/wordml" xmlns:w16se="http://schemas.microsoft.com/office/word/2015/wordml/symex" xmlns:wpg="http://schemas.microsoft.com/office/word/2010/wordprocessingGroup" xmlns:wpi="http://schemas.microsoft.com/office/word/2010/wordprocessingInk" xmlns:wne="http://schemas.microsoft.com/office/word/2006/wordml" xmlns:wps="http://schemas.microsoft.com/office/word/2010/wordprocessingShape" mc:Ignorable="w14 w15 w16se w16cid w16 w16cex wp14">
+<w:document xmlns:wpc="http://schemas.microsoft.com/office/word/2010/wordprocessingCanvas" xmlns:cx="http://schemas.microsoft.com/office/drawing/2014/chartex" xmlns:cx1="http://schemas.microsoft.com/office/drawing/2015/9/8/chartex" xmlns:cx2="http://schemas.microsoft.com/office/drawing/2015/10/21/chartex" xmlns:cx3="http://schemas.microsoft.com/office/drawing/2016/5/9/chartex" xmlns:cx4="http://schemas.microsoft.com/office/drawing/2016/5/10/chartex" xmlns:cx5="http://schemas.microsoft.com/office/drawing/2016/5/11/chartex" xmlns:cx6="http://schemas.microsoft.com/office/drawing/2016/5/12/chartex" xmlns:cx7="http://schemas.microsoft.com/office/drawing/2016/5/13/chartex" xmlns:cx8="http://schemas.microsoft.com/office/drawing/2016/5/14/chartex" xmlns:mc="http://schemas.openxmlformats.org/markup-compatibility/2006" xmlns:aink="http://schemas.microsoft.com/office/drawing/2016/ink" xmlns:am3d="http://schemas.microsoft.com/office/drawing/2017/model3d" xmlns:o="urn:schemas-microsoft-com:office:office" xmlns:r="http://schemas.openxmlformats.org/officeDocument/2006/relationships" xmlns:m="http://schemas.openxmlformats.org/officeDocument/2006/math" xmlns:v="urn:schemas-microsoft-com:vml" xmlns:wp14="http://schemas.microsoft.com/office/word/2010/wordprocessingDrawing" xmlns:wp="http://schemas.openxmlformats.org/drawingml/2006/wordprocessingDrawing" xmlns:w10="urn:schemas-microsoft-com:office:word" xmlns:w="http://schemas.openxmlformats.org/wordprocessingml/2006/main" xmlns:w14="http://schemas.microsoft.com/office/word/2010/wordml" xmlns:w15="http://schemas.microsoft.com/office/word/2012/wordml" xmlns:w16cex="http://schemas.microsoft.com/office/word/2018/wordml/cex" xmlns:w16cid="http://schemas.microsoft.com/office/word/2016/wordml/cid" xmlns:w16="http://schemas.microsoft.com/office/word/2018/wordml" xmlns:w16sdtdh="http://schemas.microsoft.com/office/word/2020/wordml/sdtdatahash" xmlns:w16se="http://schemas.microsoft.com/office/word/2015/wordml/symex" xmlns:wpg="http://schemas.microsoft.com/office/word/2010/wordprocessingGroup" xmlns:wpi="http://schemas.microsoft.com/office/word/2010/wordprocessingInk" xmlns:wne="http://schemas.microsoft.com/office/word/2006/wordml" xmlns:wps="http://schemas.microsoft.com/office/word/2010/wordprocessingShape" mc:Ignorable="w14 w15 w16se w16cid w16 w16cex w16sdtdh wp14">
   <w:body>
     <w:p>
       <w:pPr>
@@ -3130,16 +3130,11 @@
         <w:t>signature_title</w:t>
       </w:r>
       <w:proofErr w:type="spellEnd"/>
-      <w:proofErr w:type="gramStart"/>
       <w:r>
         <w:t>}}</w:t>
       </w:r>
       <w:r>
-        <w:t>{</w:t>
-      </w:r>
-      <w:proofErr w:type="gramEnd"/>
-      <w:r>
-        <w:t>{</w:t>
+        <w:t>{{</w:t>
       </w:r>
       <w:r>
         <w:t>@</w:t>
@@ -3164,16 +3159,11 @@
         <w:t>signature_title</w:t>
       </w:r>
       <w:proofErr w:type="spellEnd"/>
-      <w:proofErr w:type="gramStart"/>
       <w:r>
         <w:t>}}</w:t>
       </w:r>
       <w:r>
-        <w:t>{</w:t>
-      </w:r>
-      <w:proofErr w:type="gramEnd"/>
-      <w:r>
-        <w:t>{@</w:t>
+        <w:t>{{@</w:t>
       </w:r>
       <w:r>
         <w:t>ack</w:t>
@@ -3209,15 +3199,7 @@
         <w:t>signature_title</w:t>
       </w:r>
       <w:r>
-        <w:t>0</w:t>
-      </w:r>
-      <w:proofErr w:type="gramStart"/>
-      <w:r>
-        <w:t>}}{</w:t>
-      </w:r>
-      <w:proofErr w:type="gramEnd"/>
-      <w:r>
-        <w:t>{@</w:t>
+        <w:t>0}}{{@</w:t>
       </w:r>
       <w:r>
         <w:t>auditSignatureList</w:t>
@@ -3246,15 +3228,7 @@
         <w:t>signature_title</w:t>
       </w:r>
       <w:r>
-        <w:t>1</w:t>
-      </w:r>
-      <w:proofErr w:type="gramStart"/>
-      <w:r>
-        <w:t>}}{</w:t>
-      </w:r>
-      <w:proofErr w:type="gramEnd"/>
-      <w:r>
-        <w:t>{@</w:t>
+        <w:t>1}}{{@</w:t>
       </w:r>
       <w:r>
         <w:t>auditSignatureList</w:t>
@@ -3283,15 +3257,7 @@
         <w:t>signature_title</w:t>
       </w:r>
       <w:r>
-        <w:t>2</w:t>
-      </w:r>
-      <w:proofErr w:type="gramStart"/>
-      <w:r>
-        <w:t>}}{</w:t>
-      </w:r>
-      <w:proofErr w:type="gramEnd"/>
-      <w:r>
-        <w:t>{@</w:t>
+        <w:t>2}}{{@</w:t>
       </w:r>
       <w:r>
         <w:t>auditSignatureList</w:t>
@@ -3320,15 +3286,7 @@
         <w:t>signature_title</w:t>
       </w:r>
       <w:r>
-        <w:t>3</w:t>
-      </w:r>
-      <w:proofErr w:type="gramStart"/>
-      <w:r>
-        <w:t>}}{</w:t>
-      </w:r>
-      <w:proofErr w:type="gramEnd"/>
-      <w:r>
-        <w:t>{@</w:t>
+        <w:t>3}}{{@</w:t>
       </w:r>
       <w:r>
         <w:t>auditSignatureList</w:t>
@@ -3357,15 +3315,7 @@
         <w:t>signature_title</w:t>
       </w:r>
       <w:r>
-        <w:t>4</w:t>
-      </w:r>
-      <w:proofErr w:type="gramStart"/>
-      <w:r>
-        <w:t>}}{</w:t>
-      </w:r>
-      <w:proofErr w:type="gramEnd"/>
-      <w:r>
-        <w:t>{@</w:t>
+        <w:t>4}}{{@</w:t>
       </w:r>
       <w:r>
         <w:t>auditSignatureList</w:t>
@@ -3375,6 +3325,287 @@
       </w:r>
     </w:p>
     <w:bookmarkEnd w:id="0"/>
+    <w:p>
+      <w:pPr>
+        <w:jc w:val="right"/>
+      </w:pPr>
+      <w:r>
+        <w:t>{{</w:t>
+      </w:r>
+      <w:proofErr w:type="spellStart"/>
+      <w:r>
+        <w:t>partsSignature_title</w:t>
+      </w:r>
+      <w:proofErr w:type="spellEnd"/>
+      <w:r>
+        <w:t>}}{{@</w:t>
+      </w:r>
+      <w:r>
+        <w:t>partsSignature</w:t>
+      </w:r>
+      <w:r>
+        <w:t>}}</w:t>
+      </w:r>
+    </w:p>
+    <w:p>
+      <w:pPr>
+        <w:jc w:val="right"/>
+      </w:pPr>
+      <w:r>
+        <w:t>{{</w:t>
+      </w:r>
+      <w:r>
+        <w:t>medicalWorkerApproverSignature_title</w:t>
+      </w:r>
+      <w:r>
+        <w:t>}}{{@</w:t>
+      </w:r>
+      <w:r>
+        <w:t>medicalWorkerApproverSignature</w:t>
+      </w:r>
+      <w:r>
+        <w:t>}}</w:t>
+      </w:r>
+    </w:p>
+    <w:p>
+      <w:pPr>
+        <w:jc w:val="right"/>
+      </w:pPr>
+      <w:r>
+        <w:t>{{</w:t>
+      </w:r>
+      <w:r>
+        <w:t>approverSignatureList_title</w:t>
+      </w:r>
+      <w:r>
+        <w:t>0</w:t>
+      </w:r>
+      <w:r>
+        <w:t>}}{{@</w:t>
+      </w:r>
+      <w:r>
+        <w:t>approverSignatureList</w:t>
+      </w:r>
+      <w:r>
+        <w:t>0</w:t>
+      </w:r>
+      <w:r>
+        <w:t>}}</w:t>
+      </w:r>
+    </w:p>
+    <w:p>
+      <w:pPr>
+        <w:jc w:val="right"/>
+      </w:pPr>
+      <w:r>
+        <w:t>{{</w:t>
+      </w:r>
+      <w:r>
+        <w:t>approverSignatureList_title</w:t>
+      </w:r>
+      <w:r>
+        <w:t>1</w:t>
+      </w:r>
+      <w:r>
+        <w:t>}}{{@</w:t>
+      </w:r>
+      <w:r>
+        <w:t>approverSignatureList</w:t>
+      </w:r>
+      <w:r>
+        <w:t>1</w:t>
+      </w:r>
+      <w:r>
+        <w:t>}}</w:t>
+      </w:r>
+    </w:p>
+    <w:p>
+      <w:pPr>
+        <w:jc w:val="right"/>
+      </w:pPr>
+      <w:r>
+        <w:t>{{</w:t>
+      </w:r>
+      <w:r>
+        <w:t>approverSignatureList_title</w:t>
+      </w:r>
+      <w:r>
+        <w:t>2</w:t>
+      </w:r>
+      <w:r>
+        <w:t>}}{{@</w:t>
+      </w:r>
+      <w:r>
+        <w:t>approverSignatureList</w:t>
+      </w:r>
+      <w:r>
+        <w:t>2</w:t>
+      </w:r>
+      <w:r>
+        <w:t>}}</w:t>
+      </w:r>
+    </w:p>
+    <w:p>
+      <w:pPr>
+        <w:jc w:val="right"/>
+      </w:pPr>
+      <w:r>
+        <w:t>{{</w:t>
+      </w:r>
+      <w:r>
+        <w:t>approverSignatureList_title</w:t>
+      </w:r>
+      <w:r>
+        <w:t>3</w:t>
+      </w:r>
+      <w:r>
+        <w:t>}}{{@</w:t>
+      </w:r>
+      <w:r>
+        <w:t>approverSignatureList</w:t>
+      </w:r>
+      <w:r>
+        <w:t>3</w:t>
+      </w:r>
+      <w:r>
+        <w:t>}}</w:t>
+      </w:r>
+    </w:p>
+    <w:p>
+      <w:pPr>
+        <w:jc w:val="right"/>
+      </w:pPr>
+      <w:r>
+        <w:t>{{</w:t>
+      </w:r>
+      <w:r>
+        <w:t>approverSignatureList_title</w:t>
+      </w:r>
+      <w:r>
+        <w:t>4</w:t>
+      </w:r>
+      <w:r>
+        <w:t>}}{{@</w:t>
+      </w:r>
+      <w:r>
+        <w:t>approverSignatureList</w:t>
+      </w:r>
+      <w:r>
+        <w:t>4</w:t>
+      </w:r>
+      <w:r>
+        <w:t>}}</w:t>
+      </w:r>
+    </w:p>
+    <w:p>
+      <w:pPr>
+        <w:jc w:val="right"/>
+      </w:pPr>
+      <w:r>
+        <w:t>{{</w:t>
+      </w:r>
+      <w:r>
+        <w:t>approverSignatureList_title</w:t>
+      </w:r>
+      <w:r>
+        <w:t>5</w:t>
+      </w:r>
+      <w:r>
+        <w:t>}}{{@</w:t>
+      </w:r>
+      <w:r>
+        <w:t>approverSignatureList</w:t>
+      </w:r>
+      <w:r>
+        <w:t>5</w:t>
+      </w:r>
+      <w:r>
+        <w:t>}}</w:t>
+      </w:r>
+    </w:p>
+    <w:p>
+      <w:pPr>
+        <w:jc w:val="right"/>
+      </w:pPr>
+      <w:r>
+        <w:t>{{</w:t>
+      </w:r>
+      <w:r>
+        <w:t>approverSignatureList_title</w:t>
+      </w:r>
+      <w:r>
+        <w:t>6</w:t>
+      </w:r>
+      <w:r>
+        <w:t>}}{{@</w:t>
+      </w:r>
+      <w:r>
+        <w:t>approverSignatureList</w:t>
+      </w:r>
+      <w:r>
+        <w:t>6</w:t>
+      </w:r>
+      <w:r>
+        <w:t>}}</w:t>
+      </w:r>
+    </w:p>
+    <w:p>
+      <w:pPr>
+        <w:jc w:val="right"/>
+      </w:pPr>
+      <w:r>
+        <w:t>{{</w:t>
+      </w:r>
+      <w:r>
+        <w:t>approverSignatureList_title</w:t>
+      </w:r>
+      <w:r>
+        <w:t>7</w:t>
+      </w:r>
+      <w:r>
+        <w:t>}}{{@</w:t>
+      </w:r>
+      <w:r>
+        <w:t>approverSignatureList</w:t>
+      </w:r>
+      <w:r>
+        <w:t>7</w:t>
+      </w:r>
+      <w:r>
+        <w:t>}}</w:t>
+      </w:r>
+    </w:p>
+    <w:p>
+      <w:pPr>
+        <w:jc w:val="right"/>
+      </w:pPr>
+      <w:r>
+        <w:t>{{</w:t>
+      </w:r>
+      <w:r>
+        <w:t>approverSignatureList_title</w:t>
+      </w:r>
+      <w:r>
+        <w:t>8</w:t>
+      </w:r>
+      <w:r>
+        <w:t>}}{{@</w:t>
+      </w:r>
+      <w:r>
+        <w:t>approverSignatureList</w:t>
+      </w:r>
+      <w:r>
+        <w:t>8</w:t>
+      </w:r>
+      <w:r>
+        <w:t>}}</w:t>
+      </w:r>
+    </w:p>
+    <w:p>
+      <w:pPr>
+        <w:jc w:val="right"/>
+      </w:pPr>
+    </w:p>
     <w:p>
       <w:pPr>
         <w:jc w:val="right"/>
@@ -3396,7 +3627,7 @@
 </file>
 
 <file path=word/styles.xml><?xml version="1.0" encoding="utf-8"?>
-<w:styles xmlns:mc="http://schemas.openxmlformats.org/markup-compatibility/2006" xmlns:r="http://schemas.openxmlformats.org/officeDocument/2006/relationships" xmlns:w="http://schemas.openxmlformats.org/wordprocessingml/2006/main" xmlns:w14="http://schemas.microsoft.com/office/word/2010/wordml" xmlns:w15="http://schemas.microsoft.com/office/word/2012/wordml" xmlns:w16cex="http://schemas.microsoft.com/office/word/2018/wordml/cex" xmlns:w16cid="http://schemas.microsoft.com/office/word/2016/wordml/cid" xmlns:w16="http://schemas.microsoft.com/office/word/2018/wordml" xmlns:w16se="http://schemas.microsoft.com/office/word/2015/wordml/symex" mc:Ignorable="w14 w15 w16se w16cid w16 w16cex">
+<w:styles xmlns:mc="http://schemas.openxmlformats.org/markup-compatibility/2006" xmlns:r="http://schemas.openxmlformats.org/officeDocument/2006/relationships" xmlns:w="http://schemas.openxmlformats.org/wordprocessingml/2006/main" xmlns:w14="http://schemas.microsoft.com/office/word/2010/wordml" xmlns:w15="http://schemas.microsoft.com/office/word/2012/wordml" xmlns:w16cex="http://schemas.microsoft.com/office/word/2018/wordml/cex" xmlns:w16cid="http://schemas.microsoft.com/office/word/2016/wordml/cid" xmlns:w16="http://schemas.microsoft.com/office/word/2018/wordml" xmlns:w16sdtdh="http://schemas.microsoft.com/office/word/2020/wordml/sdtdatahash" xmlns:w16se="http://schemas.microsoft.com/office/word/2015/wordml/symex" mc:Ignorable="w14 w15 w16se w16cid w16 w16cex w16sdtdh">
   <w:docDefaults>
     <w:rPrDefault>
       <w:rPr>

--- a/src/src/main/webapp/portal/wo/woExportTemplate/template.docx
+++ b/src/src/main/webapp/portal/wo/woExportTemplate/template.docx
@@ -3130,11 +3130,16 @@
         <w:t>signature_title</w:t>
       </w:r>
       <w:proofErr w:type="spellEnd"/>
+      <w:proofErr w:type="gramStart"/>
       <w:r>
         <w:t>}}</w:t>
       </w:r>
       <w:r>
-        <w:t>{{</w:t>
+        <w:t>{</w:t>
+      </w:r>
+      <w:proofErr w:type="gramEnd"/>
+      <w:r>
+        <w:t>{</w:t>
       </w:r>
       <w:r>
         <w:t>@</w:t>
@@ -3159,11 +3164,16 @@
         <w:t>signature_title</w:t>
       </w:r>
       <w:proofErr w:type="spellEnd"/>
+      <w:proofErr w:type="gramStart"/>
       <w:r>
         <w:t>}}</w:t>
       </w:r>
       <w:r>
-        <w:t>{{@</w:t>
+        <w:t>{</w:t>
+      </w:r>
+      <w:proofErr w:type="gramEnd"/>
+      <w:r>
+        <w:t>{@</w:t>
       </w:r>
       <w:r>
         <w:t>ack</w:t>
@@ -3199,7 +3209,15 @@
         <w:t>signature_title</w:t>
       </w:r>
       <w:r>
-        <w:t>0}}{{@</w:t>
+        <w:t>0</w:t>
+      </w:r>
+      <w:proofErr w:type="gramStart"/>
+      <w:r>
+        <w:t>}}{</w:t>
+      </w:r>
+      <w:proofErr w:type="gramEnd"/>
+      <w:r>
+        <w:t>{@</w:t>
       </w:r>
       <w:r>
         <w:t>auditSignatureList</w:t>
@@ -3228,7 +3246,15 @@
         <w:t>signature_title</w:t>
       </w:r>
       <w:r>
-        <w:t>1}}{{@</w:t>
+        <w:t>1</w:t>
+      </w:r>
+      <w:proofErr w:type="gramStart"/>
+      <w:r>
+        <w:t>}}{</w:t>
+      </w:r>
+      <w:proofErr w:type="gramEnd"/>
+      <w:r>
+        <w:t>{@</w:t>
       </w:r>
       <w:r>
         <w:t>auditSignatureList</w:t>
@@ -3257,7 +3283,15 @@
         <w:t>signature_title</w:t>
       </w:r>
       <w:r>
-        <w:t>2}}{{@</w:t>
+        <w:t>2</w:t>
+      </w:r>
+      <w:proofErr w:type="gramStart"/>
+      <w:r>
+        <w:t>}}{</w:t>
+      </w:r>
+      <w:proofErr w:type="gramEnd"/>
+      <w:r>
+        <w:t>{@</w:t>
       </w:r>
       <w:r>
         <w:t>auditSignatureList</w:t>
@@ -3286,7 +3320,15 @@
         <w:t>signature_title</w:t>
       </w:r>
       <w:r>
-        <w:t>3}}{{@</w:t>
+        <w:t>3</w:t>
+      </w:r>
+      <w:proofErr w:type="gramStart"/>
+      <w:r>
+        <w:t>}}{</w:t>
+      </w:r>
+      <w:proofErr w:type="gramEnd"/>
+      <w:r>
+        <w:t>{@</w:t>
       </w:r>
       <w:r>
         <w:t>auditSignatureList</w:t>
@@ -3315,7 +3357,15 @@
         <w:t>signature_title</w:t>
       </w:r>
       <w:r>
-        <w:t>4}}{{@</w:t>
+        <w:t>4</w:t>
+      </w:r>
+      <w:proofErr w:type="gramStart"/>
+      <w:r>
+        <w:t>}}{</w:t>
+      </w:r>
+      <w:proofErr w:type="gramEnd"/>
+      <w:r>
+        <w:t>{@</w:t>
       </w:r>
       <w:r>
         <w:t>auditSignatureList</w:t>
@@ -3323,288 +3373,7 @@
       <w:r>
         <w:t>4}}</w:t>
       </w:r>
-    </w:p>
-    <w:bookmarkEnd w:id="0"/>
-    <w:p>
-      <w:pPr>
-        <w:jc w:val="right"/>
-      </w:pPr>
-      <w:r>
-        <w:t>{{</w:t>
-      </w:r>
-      <w:proofErr w:type="spellStart"/>
-      <w:r>
-        <w:t>partsSignature_title</w:t>
-      </w:r>
-      <w:proofErr w:type="spellEnd"/>
-      <w:r>
-        <w:t>}}{{@</w:t>
-      </w:r>
-      <w:r>
-        <w:t>partsSignature</w:t>
-      </w:r>
-      <w:r>
-        <w:t>}}</w:t>
-      </w:r>
-    </w:p>
-    <w:p>
-      <w:pPr>
-        <w:jc w:val="right"/>
-      </w:pPr>
-      <w:r>
-        <w:t>{{</w:t>
-      </w:r>
-      <w:r>
-        <w:t>medicalWorkerApproverSignature_title</w:t>
-      </w:r>
-      <w:r>
-        <w:t>}}{{@</w:t>
-      </w:r>
-      <w:r>
-        <w:t>medicalWorkerApproverSignature</w:t>
-      </w:r>
-      <w:r>
-        <w:t>}}</w:t>
-      </w:r>
-    </w:p>
-    <w:p>
-      <w:pPr>
-        <w:jc w:val="right"/>
-      </w:pPr>
-      <w:r>
-        <w:t>{{</w:t>
-      </w:r>
-      <w:r>
-        <w:t>approverSignatureList_title</w:t>
-      </w:r>
-      <w:r>
-        <w:t>0</w:t>
-      </w:r>
-      <w:r>
-        <w:t>}}{{@</w:t>
-      </w:r>
-      <w:r>
-        <w:t>approverSignatureList</w:t>
-      </w:r>
-      <w:r>
-        <w:t>0</w:t>
-      </w:r>
-      <w:r>
-        <w:t>}}</w:t>
-      </w:r>
-    </w:p>
-    <w:p>
-      <w:pPr>
-        <w:jc w:val="right"/>
-      </w:pPr>
-      <w:r>
-        <w:t>{{</w:t>
-      </w:r>
-      <w:r>
-        <w:t>approverSignatureList_title</w:t>
-      </w:r>
-      <w:r>
-        <w:t>1</w:t>
-      </w:r>
-      <w:r>
-        <w:t>}}{{@</w:t>
-      </w:r>
-      <w:r>
-        <w:t>approverSignatureList</w:t>
-      </w:r>
-      <w:r>
-        <w:t>1</w:t>
-      </w:r>
-      <w:r>
-        <w:t>}}</w:t>
-      </w:r>
-    </w:p>
-    <w:p>
-      <w:pPr>
-        <w:jc w:val="right"/>
-      </w:pPr>
-      <w:r>
-        <w:t>{{</w:t>
-      </w:r>
-      <w:r>
-        <w:t>approverSignatureList_title</w:t>
-      </w:r>
-      <w:r>
-        <w:t>2</w:t>
-      </w:r>
-      <w:r>
-        <w:t>}}{{@</w:t>
-      </w:r>
-      <w:r>
-        <w:t>approverSignatureList</w:t>
-      </w:r>
-      <w:r>
-        <w:t>2</w:t>
-      </w:r>
-      <w:r>
-        <w:t>}}</w:t>
-      </w:r>
-    </w:p>
-    <w:p>
-      <w:pPr>
-        <w:jc w:val="right"/>
-      </w:pPr>
-      <w:r>
-        <w:t>{{</w:t>
-      </w:r>
-      <w:r>
-        <w:t>approverSignatureList_title</w:t>
-      </w:r>
-      <w:r>
-        <w:t>3</w:t>
-      </w:r>
-      <w:r>
-        <w:t>}}{{@</w:t>
-      </w:r>
-      <w:r>
-        <w:t>approverSignatureList</w:t>
-      </w:r>
-      <w:r>
-        <w:t>3</w:t>
-      </w:r>
-      <w:r>
-        <w:t>}}</w:t>
-      </w:r>
-    </w:p>
-    <w:p>
-      <w:pPr>
-        <w:jc w:val="right"/>
-      </w:pPr>
-      <w:r>
-        <w:t>{{</w:t>
-      </w:r>
-      <w:r>
-        <w:t>approverSignatureList_title</w:t>
-      </w:r>
-      <w:r>
-        <w:t>4</w:t>
-      </w:r>
-      <w:r>
-        <w:t>}}{{@</w:t>
-      </w:r>
-      <w:r>
-        <w:t>approverSignatureList</w:t>
-      </w:r>
-      <w:r>
-        <w:t>4</w:t>
-      </w:r>
-      <w:r>
-        <w:t>}}</w:t>
-      </w:r>
-    </w:p>
-    <w:p>
-      <w:pPr>
-        <w:jc w:val="right"/>
-      </w:pPr>
-      <w:r>
-        <w:t>{{</w:t>
-      </w:r>
-      <w:r>
-        <w:t>approverSignatureList_title</w:t>
-      </w:r>
-      <w:r>
-        <w:t>5</w:t>
-      </w:r>
-      <w:r>
-        <w:t>}}{{@</w:t>
-      </w:r>
-      <w:r>
-        <w:t>approverSignatureList</w:t>
-      </w:r>
-      <w:r>
-        <w:t>5</w:t>
-      </w:r>
-      <w:r>
-        <w:t>}}</w:t>
-      </w:r>
-    </w:p>
-    <w:p>
-      <w:pPr>
-        <w:jc w:val="right"/>
-      </w:pPr>
-      <w:r>
-        <w:t>{{</w:t>
-      </w:r>
-      <w:r>
-        <w:t>approverSignatureList_title</w:t>
-      </w:r>
-      <w:r>
-        <w:t>6</w:t>
-      </w:r>
-      <w:r>
-        <w:t>}}{{@</w:t>
-      </w:r>
-      <w:r>
-        <w:t>approverSignatureList</w:t>
-      </w:r>
-      <w:r>
-        <w:t>6</w:t>
-      </w:r>
-      <w:r>
-        <w:t>}}</w:t>
-      </w:r>
-    </w:p>
-    <w:p>
-      <w:pPr>
-        <w:jc w:val="right"/>
-      </w:pPr>
-      <w:r>
-        <w:t>{{</w:t>
-      </w:r>
-      <w:r>
-        <w:t>approverSignatureList_title</w:t>
-      </w:r>
-      <w:r>
-        <w:t>7</w:t>
-      </w:r>
-      <w:r>
-        <w:t>}}{{@</w:t>
-      </w:r>
-      <w:r>
-        <w:t>approverSignatureList</w:t>
-      </w:r>
-      <w:r>
-        <w:t>7</w:t>
-      </w:r>
-      <w:r>
-        <w:t>}}</w:t>
-      </w:r>
-    </w:p>
-    <w:p>
-      <w:pPr>
-        <w:jc w:val="right"/>
-      </w:pPr>
-      <w:r>
-        <w:t>{{</w:t>
-      </w:r>
-      <w:r>
-        <w:t>approverSignatureList_title</w:t>
-      </w:r>
-      <w:r>
-        <w:t>8</w:t>
-      </w:r>
-      <w:r>
-        <w:t>}}{{@</w:t>
-      </w:r>
-      <w:r>
-        <w:t>approverSignatureList</w:t>
-      </w:r>
-      <w:r>
-        <w:t>8</w:t>
-      </w:r>
-      <w:r>
-        <w:t>}}</w:t>
-      </w:r>
-    </w:p>
-    <w:p>
-      <w:pPr>
-        <w:jc w:val="right"/>
-      </w:pPr>
+      <w:bookmarkEnd w:id="0"/>
     </w:p>
     <w:p>
       <w:pPr>

--- a/src/src/main/webapp/portal/wo/woExportTemplate/template.docx
+++ b/src/src/main/webapp/portal/wo/woExportTemplate/template.docx
@@ -138,7 +138,7 @@
     </w:p>
     <w:tbl>
       <w:tblPr>
-        <w:tblStyle w:val="TableGrid"/>
+        <w:tblStyle w:val="a3"/>
         <w:tblW w:w="10795" w:type="dxa"/>
         <w:tblLook w:val="04A0" w:firstRow="1" w:lastRow="0" w:firstColumn="1" w:lastColumn="0" w:noHBand="0" w:noVBand="1"/>
       </w:tblPr>
@@ -714,7 +714,7 @@
     </w:p>
     <w:tbl>
       <w:tblPr>
-        <w:tblStyle w:val="TableGrid"/>
+        <w:tblStyle w:val="a3"/>
         <w:tblW w:w="0" w:type="auto"/>
         <w:tblBorders>
           <w:top w:val="none" w:sz="0" w:space="0" w:color="auto"/>
@@ -1336,7 +1336,7 @@
     </w:p>
     <w:tbl>
       <w:tblPr>
-        <w:tblStyle w:val="TableGrid"/>
+        <w:tblStyle w:val="a3"/>
         <w:tblW w:w="10795" w:type="dxa"/>
         <w:tblLook w:val="04A0" w:firstRow="1" w:lastRow="0" w:firstColumn="1" w:lastColumn="0" w:noHBand="0" w:noVBand="1"/>
       </w:tblPr>
@@ -2590,7 +2590,7 @@
     </w:p>
     <w:tbl>
       <w:tblPr>
-        <w:tblStyle w:val="TableGrid"/>
+        <w:tblStyle w:val="a3"/>
         <w:tblW w:w="0" w:type="auto"/>
         <w:tblLook w:val="04A0" w:firstRow="1" w:lastRow="0" w:firstColumn="1" w:lastColumn="0" w:noHBand="0" w:noVBand="1"/>
       </w:tblPr>
@@ -2819,7 +2819,7 @@
     </w:p>
     <w:tbl>
       <w:tblPr>
-        <w:tblStyle w:val="TableGrid"/>
+        <w:tblStyle w:val="a3"/>
         <w:tblW w:w="0" w:type="auto"/>
         <w:tblLook w:val="04A0" w:firstRow="1" w:lastRow="0" w:firstColumn="1" w:lastColumn="0" w:noHBand="0" w:noVBand="1"/>
       </w:tblPr>
@@ -3003,12 +3003,233 @@
           <w:sz w:val="24"/>
           <w:szCs w:val="24"/>
         </w:rPr>
-        <w:t>费用审核记录</w:t>
+        <w:t>维修工时信息</w:t>
       </w:r>
     </w:p>
     <w:tbl>
       <w:tblPr>
-        <w:tblStyle w:val="TableGrid"/>
+        <w:tblStyle w:val="a3"/>
+        <w:tblW w:w="10910" w:type="dxa"/>
+        <w:tblLook w:val="04A0" w:firstRow="1" w:lastRow="0" w:firstColumn="1" w:lastColumn="0" w:noHBand="0" w:noVBand="1"/>
+      </w:tblPr>
+      <w:tblGrid>
+        <w:gridCol w:w="2158"/>
+        <w:gridCol w:w="2940"/>
+        <w:gridCol w:w="2977"/>
+        <w:gridCol w:w="2835"/>
+      </w:tblGrid>
+      <w:tr>
+        <w:tc>
+          <w:tcPr>
+            <w:tcW w:w="2158" w:type="dxa"/>
+            <w:tcBorders>
+              <w:top w:val="single" w:sz="4" w:space="0" w:color="auto"/>
+              <w:left w:val="single" w:sz="4" w:space="0" w:color="auto"/>
+              <w:bottom w:val="single" w:sz="4" w:space="0" w:color="auto"/>
+              <w:right w:val="single" w:sz="4" w:space="0" w:color="auto"/>
+            </w:tcBorders>
+            <w:hideMark/>
+          </w:tcPr>
+          <w:p>
+            <w:pPr>
+              <w:jc w:val="center"/>
+              <w:rPr>
+                <w:rFonts w:hint="eastAsia"/>
+                <w:b/>
+              </w:rPr>
+            </w:pPr>
+            <w:r>
+              <w:rPr>
+                <w:rFonts w:ascii="Microsoft YaHei" w:eastAsia="Microsoft YaHei" w:hAnsi="Microsoft YaHei" w:cs="Microsoft YaHei" w:hint="eastAsia"/>
+                <w:b/>
+              </w:rPr>
+              <w:t>开始时</w:t>
+            </w:r>
+            <w:r>
+              <w:rPr>
+                <w:rFonts w:hint="eastAsia"/>
+                <w:b/>
+              </w:rPr>
+              <w:t>间</w:t>
+            </w:r>
+          </w:p>
+        </w:tc>
+        <w:tc>
+          <w:tcPr>
+            <w:tcW w:w="2940" w:type="dxa"/>
+            <w:tcBorders>
+              <w:top w:val="single" w:sz="4" w:space="0" w:color="auto"/>
+              <w:left w:val="single" w:sz="4" w:space="0" w:color="auto"/>
+              <w:bottom w:val="single" w:sz="4" w:space="0" w:color="auto"/>
+              <w:right w:val="single" w:sz="4" w:space="0" w:color="auto"/>
+            </w:tcBorders>
+            <w:hideMark/>
+          </w:tcPr>
+          <w:p>
+            <w:pPr>
+              <w:jc w:val="center"/>
+              <w:rPr>
+                <w:b/>
+              </w:rPr>
+            </w:pPr>
+            <w:r>
+              <w:rPr>
+                <w:rFonts w:ascii="Microsoft YaHei" w:eastAsia="Microsoft YaHei" w:hAnsi="Microsoft YaHei" w:cs="Microsoft YaHei" w:hint="eastAsia"/>
+                <w:b/>
+              </w:rPr>
+              <w:t>结束时</w:t>
+            </w:r>
+            <w:r>
+              <w:rPr>
+                <w:rFonts w:hint="eastAsia"/>
+                <w:b/>
+              </w:rPr>
+              <w:t>间</w:t>
+            </w:r>
+          </w:p>
+        </w:tc>
+        <w:tc>
+          <w:tcPr>
+            <w:tcW w:w="2977" w:type="dxa"/>
+            <w:tcBorders>
+              <w:top w:val="single" w:sz="4" w:space="0" w:color="auto"/>
+              <w:left w:val="single" w:sz="4" w:space="0" w:color="auto"/>
+              <w:bottom w:val="single" w:sz="4" w:space="0" w:color="auto"/>
+              <w:right w:val="single" w:sz="4" w:space="0" w:color="auto"/>
+            </w:tcBorders>
+            <w:hideMark/>
+          </w:tcPr>
+          <w:p>
+            <w:pPr>
+              <w:jc w:val="center"/>
+              <w:rPr>
+                <w:b/>
+              </w:rPr>
+            </w:pPr>
+            <w:r>
+              <w:rPr>
+                <w:rFonts w:ascii="Microsoft YaHei" w:eastAsia="Microsoft YaHei" w:hAnsi="Microsoft YaHei" w:cs="Microsoft YaHei" w:hint="eastAsia"/>
+                <w:b/>
+              </w:rPr>
+              <w:t>工时</w:t>
+            </w:r>
+            <w:r>
+              <w:rPr>
+                <w:b/>
+              </w:rPr>
+              <w:t>(</w:t>
+            </w:r>
+            <w:r>
+              <w:rPr>
+                <w:rFonts w:ascii="Microsoft YaHei" w:eastAsia="Microsoft YaHei" w:hAnsi="Microsoft YaHei" w:cs="Microsoft YaHei" w:hint="eastAsia"/>
+                <w:b/>
+              </w:rPr>
+              <w:t>小时</w:t>
+            </w:r>
+            <w:r>
+              <w:rPr>
+                <w:b/>
+              </w:rPr>
+              <w:t>)</w:t>
+            </w:r>
+          </w:p>
+        </w:tc>
+        <w:tc>
+          <w:tcPr>
+            <w:tcW w:w="2835" w:type="dxa"/>
+            <w:tcBorders>
+              <w:top w:val="single" w:sz="4" w:space="0" w:color="auto"/>
+              <w:left w:val="single" w:sz="4" w:space="0" w:color="auto"/>
+              <w:bottom w:val="single" w:sz="4" w:space="0" w:color="auto"/>
+              <w:right w:val="single" w:sz="4" w:space="0" w:color="auto"/>
+            </w:tcBorders>
+            <w:hideMark/>
+          </w:tcPr>
+          <w:p>
+            <w:pPr>
+              <w:jc w:val="center"/>
+              <w:rPr>
+                <w:b/>
+              </w:rPr>
+            </w:pPr>
+            <w:r>
+              <w:rPr>
+                <w:rFonts w:ascii="Microsoft YaHei" w:eastAsia="Microsoft YaHei" w:hAnsi="Microsoft YaHei" w:cs="Microsoft YaHei" w:hint="eastAsia"/>
+                <w:b/>
+              </w:rPr>
+              <w:t>备</w:t>
+            </w:r>
+            <w:r>
+              <w:rPr>
+                <w:rFonts w:hint="eastAsia"/>
+                <w:b/>
+              </w:rPr>
+              <w:t>注</w:t>
+            </w:r>
+          </w:p>
+        </w:tc>
+      </w:tr>
+      <w:tr>
+        <w:tc>
+          <w:tcPr>
+            <w:tcW w:w="10910" w:type="dxa"/>
+            <w:gridSpan w:val="4"/>
+            <w:tcBorders>
+              <w:top w:val="single" w:sz="4" w:space="0" w:color="auto"/>
+              <w:left w:val="single" w:sz="4" w:space="0" w:color="auto"/>
+              <w:bottom w:val="single" w:sz="4" w:space="0" w:color="auto"/>
+              <w:right w:val="single" w:sz="4" w:space="0" w:color="auto"/>
+            </w:tcBorders>
+            <w:hideMark/>
+          </w:tcPr>
+          <w:p>
+            <w:r>
+              <w:t>{{</w:t>
+            </w:r>
+            <w:proofErr w:type="spellStart"/>
+            <w:r>
+              <w:t>work_hours_table</w:t>
+            </w:r>
+            <w:proofErr w:type="spellEnd"/>
+            <w:r>
+              <w:t>}}</w:t>
+            </w:r>
+          </w:p>
+        </w:tc>
+      </w:tr>
+    </w:tbl>
+    <w:p>
+      <w:pPr>
+        <w:jc w:val="center"/>
+        <w:rPr>
+          <w:rFonts w:hint="eastAsia"/>
+        </w:rPr>
+      </w:pPr>
+    </w:p>
+    <w:p>
+      <w:pPr>
+        <w:jc w:val="center"/>
+        <w:rPr>
+          <w:rFonts w:ascii="Microsoft YaHei" w:eastAsia="Microsoft YaHei" w:hAnsi="Microsoft YaHei"/>
+          <w:b/>
+          <w:sz w:val="24"/>
+          <w:szCs w:val="24"/>
+        </w:rPr>
+      </w:pPr>
+      <w:r>
+        <w:rPr>
+          <w:rFonts w:ascii="Microsoft YaHei" w:eastAsia="Microsoft YaHei" w:hAnsi="Microsoft YaHei" w:hint="eastAsia"/>
+          <w:b/>
+          <w:sz w:val="24"/>
+          <w:szCs w:val="24"/>
+        </w:rPr>
+        <w:lastRenderedPageBreak/>
+        <w:t>费用审核记录</w:t>
+      </w:r>
+    </w:p>
+    <w:tbl>
+      <w:tblPr>
+        <w:tblStyle w:val="a3"/>
         <w:tblW w:w="0" w:type="auto"/>
         <w:tblLook w:val="04A0" w:firstRow="1" w:lastRow="0" w:firstColumn="1" w:lastColumn="0" w:noHBand="0" w:noVBand="1"/>
       </w:tblPr>
@@ -3153,7 +3374,6 @@
         <w:jc w:val="right"/>
       </w:pPr>
       <w:r>
-        <w:lastRenderedPageBreak/>
         <w:t>{{</w:t>
       </w:r>
       <w:proofErr w:type="spellStart"/>
@@ -3790,17 +4010,17 @@
     <w:lsdException w:name="Unresolved Mention" w:semiHidden="1" w:unhideWhenUsed="1"/>
     <w:lsdException w:name="Smart Link" w:semiHidden="1" w:unhideWhenUsed="1"/>
   </w:latentStyles>
-  <w:style w:type="paragraph" w:default="1" w:styleId="Normal">
+  <w:style w:type="paragraph" w:default="1" w:styleId="a">
     <w:name w:val="Normal"/>
     <w:qFormat/>
   </w:style>
-  <w:style w:type="character" w:default="1" w:styleId="DefaultParagraphFont">
+  <w:style w:type="character" w:default="1" w:styleId="a0">
     <w:name w:val="Default Paragraph Font"/>
     <w:uiPriority w:val="1"/>
     <w:semiHidden/>
     <w:unhideWhenUsed/>
   </w:style>
-  <w:style w:type="table" w:default="1" w:styleId="TableNormal">
+  <w:style w:type="table" w:default="1" w:styleId="a1">
     <w:name w:val="Normal Table"/>
     <w:uiPriority w:val="99"/>
     <w:semiHidden/>
@@ -3815,15 +4035,15 @@
       </w:tblCellMar>
     </w:tblPr>
   </w:style>
-  <w:style w:type="numbering" w:default="1" w:styleId="NoList">
+  <w:style w:type="numbering" w:default="1" w:styleId="a2">
     <w:name w:val="No List"/>
     <w:uiPriority w:val="99"/>
     <w:semiHidden/>
     <w:unhideWhenUsed/>
   </w:style>
-  <w:style w:type="table" w:styleId="TableGrid">
+  <w:style w:type="table" w:styleId="a3">
     <w:name w:val="Table Grid"/>
-    <w:basedOn w:val="TableNormal"/>
+    <w:basedOn w:val="a1"/>
     <w:uiPriority w:val="39"/>
     <w:rsid w:val="00347F63"/>
     <w:pPr>
